--- a/Documentation/GuideInstallation.docx
+++ b/Documentation/GuideInstallation.docx
@@ -1,6 +1,6 @@
 
 <file path=word/document.xml><?xml version="1.0" encoding="utf-8"?>
-<w:document xmlns:wpc="http://schemas.microsoft.com/office/word/2010/wordprocessingCanvas" xmlns:mc="http://schemas.openxmlformats.org/markup-compatibility/2006" xmlns:o="urn:schemas-microsoft-com:office:office" xmlns:r="http://schemas.openxmlformats.org/officeDocument/2006/relationships" xmlns:m="http://schemas.openxmlformats.org/officeDocument/2006/math" xmlns:v="urn:schemas-microsoft-com:vml" xmlns:wp14="http://schemas.microsoft.com/office/word/2010/wordprocessingDrawing" xmlns:wp="http://schemas.openxmlformats.org/drawingml/2006/wordprocessingDrawing" xmlns:w10="urn:schemas-microsoft-com:office:word" xmlns:w="http://schemas.openxmlformats.org/wordprocessingml/2006/main" xmlns:w14="http://schemas.microsoft.com/office/word/2010/wordml" xmlns:w15="http://schemas.microsoft.com/office/word/2012/wordml" xmlns:wpg="http://schemas.microsoft.com/office/word/2010/wordprocessingGroup" xmlns:wpi="http://schemas.microsoft.com/office/word/2010/wordprocessingInk" xmlns:wne="http://schemas.microsoft.com/office/word/2006/wordml" xmlns:wps="http://schemas.microsoft.com/office/word/2010/wordprocessingShape" mc:Ignorable="w14 w15 wp14">
+<w:document xmlns:wpc="http://schemas.microsoft.com/office/word/2010/wordprocessingCanvas" xmlns:cx="http://schemas.microsoft.com/office/drawing/2014/chartex" xmlns:cx1="http://schemas.microsoft.com/office/drawing/2015/9/8/chartex" xmlns:cx2="http://schemas.microsoft.com/office/drawing/2015/10/21/chartex" xmlns:cx3="http://schemas.microsoft.com/office/drawing/2016/5/9/chartex" xmlns:cx4="http://schemas.microsoft.com/office/drawing/2016/5/10/chartex" xmlns:cx5="http://schemas.microsoft.com/office/drawing/2016/5/11/chartex" xmlns:cx6="http://schemas.microsoft.com/office/drawing/2016/5/12/chartex" xmlns:cx7="http://schemas.microsoft.com/office/drawing/2016/5/13/chartex" xmlns:cx8="http://schemas.microsoft.com/office/drawing/2016/5/14/chartex" xmlns:mc="http://schemas.openxmlformats.org/markup-compatibility/2006" xmlns:aink="http://schemas.microsoft.com/office/drawing/2016/ink" xmlns:am3d="http://schemas.microsoft.com/office/drawing/2017/model3d" xmlns:o="urn:schemas-microsoft-com:office:office" xmlns:oel="http://schemas.microsoft.com/office/2019/extlst" xmlns:r="http://schemas.openxmlformats.org/officeDocument/2006/relationships" xmlns:m="http://schemas.openxmlformats.org/officeDocument/2006/math" xmlns:v="urn:schemas-microsoft-com:vml" xmlns:wp14="http://schemas.microsoft.com/office/word/2010/wordprocessingDrawing" xmlns:wp="http://schemas.openxmlformats.org/drawingml/2006/wordprocessingDrawing" xmlns:w10="urn:schemas-microsoft-com:office:word" xmlns:w="http://schemas.openxmlformats.org/wordprocessingml/2006/main" xmlns:w14="http://schemas.microsoft.com/office/word/2010/wordml" xmlns:w15="http://schemas.microsoft.com/office/word/2012/wordml" xmlns:w16cex="http://schemas.microsoft.com/office/word/2018/wordml/cex" xmlns:w16cid="http://schemas.microsoft.com/office/word/2016/wordml/cid" xmlns:w16="http://schemas.microsoft.com/office/word/2018/wordml" xmlns:w16du="http://schemas.microsoft.com/office/word/2023/wordml/word16du" xmlns:w16sdtdh="http://schemas.microsoft.com/office/word/2020/wordml/sdtdatahash" xmlns:w16sdtfl="http://schemas.microsoft.com/office/word/2024/wordml/sdtformatlock" xmlns:w16se="http://schemas.microsoft.com/office/word/2015/wordml/symex" xmlns:wpg="http://schemas.microsoft.com/office/word/2010/wordprocessingGroup" xmlns:wpi="http://schemas.microsoft.com/office/word/2010/wordprocessingInk" xmlns:wne="http://schemas.microsoft.com/office/word/2006/wordml" xmlns:wps="http://schemas.microsoft.com/office/word/2010/wordprocessingShape" mc:Ignorable="w14 w15 w16se w16cid w16 w16cex w16sdtdh w16sdtfl w16du wp14">
   <w:body>
     <w:p>
       <w:pPr>
@@ -221,6 +221,12 @@
     </w:p>
     <w:sdt>
       <w:sdtPr>
+        <w:rPr>
+          <w:rFonts w:asciiTheme="minorHAnsi" w:eastAsiaTheme="minorHAnsi" w:hAnsiTheme="minorHAnsi" w:cstheme="minorBidi"/>
+          <w:color w:val="auto"/>
+          <w:sz w:val="22"/>
+          <w:szCs w:val="22"/>
+        </w:rPr>
         <w:id w:val="151954162"/>
         <w:docPartObj>
           <w:docPartGallery w:val="Table of Contents"/>
@@ -229,13 +235,9 @@
       </w:sdtPr>
       <w:sdtEndPr>
         <w:rPr>
-          <w:rFonts w:asciiTheme="minorHAnsi" w:eastAsiaTheme="minorHAnsi" w:hAnsiTheme="minorHAnsi" w:cstheme="minorBidi"/>
           <w:b/>
           <w:bCs/>
           <w:noProof/>
-          <w:color w:val="auto"/>
-          <w:sz w:val="22"/>
-          <w:szCs w:val="22"/>
         </w:rPr>
       </w:sdtEndPr>
       <w:sdtContent>
@@ -244,13 +246,8 @@
             <w:pStyle w:val="TOCHeading"/>
           </w:pPr>
           <w:r>
-            <w:t xml:space="preserve">Table des </w:t>
+            <w:t>Table des matières</w:t>
           </w:r>
-          <w:proofErr w:type="spellStart"/>
-          <w:r>
-            <w:t>matières</w:t>
-          </w:r>
-          <w:proofErr w:type="spellEnd"/>
         </w:p>
         <w:p/>
         <w:p>
@@ -550,7 +547,7 @@
                 <w:noProof/>
                 <w:webHidden/>
               </w:rPr>
-              <w:t>7</w:t>
+              <w:t>8</w:t>
             </w:r>
             <w:r>
               <w:rPr>
@@ -621,7 +618,7 @@
                 <w:noProof/>
                 <w:webHidden/>
               </w:rPr>
-              <w:t>8</w:t>
+              <w:t>9</w:t>
             </w:r>
             <w:r>
               <w:rPr>
@@ -692,7 +689,7 @@
                 <w:noProof/>
                 <w:webHidden/>
               </w:rPr>
-              <w:t>9</w:t>
+              <w:t>10</w:t>
             </w:r>
             <w:r>
               <w:rPr>
@@ -763,7 +760,7 @@
                 <w:noProof/>
                 <w:webHidden/>
               </w:rPr>
-              <w:t>10</w:t>
+              <w:t>11</w:t>
             </w:r>
             <w:r>
               <w:rPr>
@@ -795,8 +792,6 @@
               </w:rPr>
               <w:t>Connecteur RS232 –U35</w:t>
             </w:r>
-            <w:bookmarkStart w:id="0" w:name="_GoBack"/>
-            <w:bookmarkEnd w:id="0"/>
             <w:r>
               <w:rPr>
                 <w:noProof/>
@@ -836,7 +831,7 @@
                 <w:noProof/>
                 <w:webHidden/>
               </w:rPr>
-              <w:t>11</w:t>
+              <w:t>12</w:t>
             </w:r>
             <w:r>
               <w:rPr>
@@ -907,7 +902,7 @@
                 <w:noProof/>
                 <w:webHidden/>
               </w:rPr>
-              <w:t>12</w:t>
+              <w:t>13</w:t>
             </w:r>
             <w:r>
               <w:rPr>
@@ -978,7 +973,7 @@
                 <w:noProof/>
                 <w:webHidden/>
               </w:rPr>
-              <w:t>13</w:t>
+              <w:t>14</w:t>
             </w:r>
             <w:r>
               <w:rPr>
@@ -1049,7 +1044,7 @@
                 <w:noProof/>
                 <w:webHidden/>
               </w:rPr>
-              <w:t>14</w:t>
+              <w:t>15</w:t>
             </w:r>
             <w:r>
               <w:rPr>
@@ -1120,7 +1115,7 @@
                 <w:noProof/>
                 <w:webHidden/>
               </w:rPr>
-              <w:t>16</w:t>
+              <w:t>17</w:t>
             </w:r>
             <w:r>
               <w:rPr>
@@ -1191,7 +1186,7 @@
                 <w:noProof/>
                 <w:webHidden/>
               </w:rPr>
-              <w:t>17</w:t>
+              <w:t>18</w:t>
             </w:r>
             <w:r>
               <w:rPr>
@@ -1262,7 +1257,7 @@
                 <w:noProof/>
                 <w:webHidden/>
               </w:rPr>
-              <w:t>17</w:t>
+              <w:t>18</w:t>
             </w:r>
             <w:r>
               <w:rPr>
@@ -1333,7 +1328,7 @@
                 <w:noProof/>
                 <w:webHidden/>
               </w:rPr>
-              <w:t>18</w:t>
+              <w:t>19</w:t>
             </w:r>
             <w:r>
               <w:rPr>
@@ -1404,7 +1399,7 @@
                 <w:noProof/>
                 <w:webHidden/>
               </w:rPr>
-              <w:t>19</w:t>
+              <w:t>20</w:t>
             </w:r>
             <w:r>
               <w:rPr>
@@ -1447,7 +1442,7 @@
           <w:lang w:val="fr-CA"/>
         </w:rPr>
       </w:pPr>
-      <w:bookmarkStart w:id="1" w:name="_Toc41493259"/>
+      <w:bookmarkStart w:id="0" w:name="_Toc41493259"/>
       <w:r>
         <w:rPr>
           <w:lang w:val="fr-CA"/>
@@ -1455,7 +1450,7 @@
         <w:lastRenderedPageBreak/>
         <w:t>Introduction</w:t>
       </w:r>
-      <w:bookmarkEnd w:id="1"/>
+      <w:bookmarkEnd w:id="0"/>
     </w:p>
     <w:p>
       <w:pPr>
@@ -1582,7 +1577,7 @@
           <w:lang w:val="fr-CA"/>
         </w:rPr>
       </w:pPr>
-      <w:bookmarkStart w:id="2" w:name="_Toc41493260"/>
+      <w:bookmarkStart w:id="1" w:name="_Toc41493260"/>
       <w:r>
         <w:rPr>
           <w:lang w:val="fr-CA"/>
@@ -1604,7 +1599,7 @@
         <w:lastRenderedPageBreak/>
         <w:t>Alimentation</w:t>
       </w:r>
-      <w:bookmarkEnd w:id="2"/>
+      <w:bookmarkEnd w:id="1"/>
     </w:p>
     <w:p>
       <w:pPr>
@@ -1751,7 +1746,7 @@
         <mc:AlternateContent>
           <mc:Choice Requires="wps">
             <w:drawing>
-              <wp:anchor distT="0" distB="0" distL="114300" distR="114300" simplePos="0" relativeHeight="251677184" behindDoc="0" locked="0" layoutInCell="1" allowOverlap="1" wp14:anchorId="1E548DC5" wp14:editId="2CCF8B25">
+              <wp:anchor distT="0" distB="0" distL="114300" distR="114300" simplePos="0" relativeHeight="251658240" behindDoc="0" locked="0" layoutInCell="1" allowOverlap="1" wp14:anchorId="7FEF8FD3" wp14:editId="246D8C9D">
                 <wp:simplePos x="0" y="0"/>
                 <wp:positionH relativeFrom="column">
                   <wp:posOffset>4863993</wp:posOffset>
@@ -1812,11 +1807,11 @@
           </mc:Choice>
           <mc:Fallback>
             <w:pict>
-              <v:shapetype w14:anchorId="04D8763D" id="_x0000_t32" coordsize="21600,21600" o:spt="32" o:oned="t" path="m,l21600,21600e" filled="f">
+              <v:shapetype w14:anchorId="14DA8318" id="_x0000_t32" coordsize="21600,21600" o:spt="32" o:oned="t" path="m,l21600,21600e" filled="f">
                 <v:path arrowok="t" fillok="f" o:connecttype="none"/>
                 <o:lock v:ext="edit" shapetype="t"/>
               </v:shapetype>
-              <v:shape id="Straight Arrow Connector 4" o:spid="_x0000_s1026" type="#_x0000_t32" style="position:absolute;margin-left:383pt;margin-top:23.35pt;width:77.95pt;height:132.5pt;flip:y;z-index:251677184;visibility:visible;mso-wrap-style:square;mso-width-percent:0;mso-height-percent:0;mso-wrap-distance-left:9pt;mso-wrap-distance-top:0;mso-wrap-distance-right:9pt;mso-wrap-distance-bottom:0;mso-position-horizontal:absolute;mso-position-horizontal-relative:text;mso-position-vertical:absolute;mso-position-vertical-relative:text;mso-width-percent:0;mso-height-percent:0;mso-width-relative:margin;mso-height-relative:margin" o:gfxdata="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" strokecolor="red" strokeweight="3pt">
+              <v:shape id="Straight Arrow Connector 4" o:spid="_x0000_s1026" type="#_x0000_t32" style="position:absolute;margin-left:383pt;margin-top:23.35pt;width:77.95pt;height:132.5pt;flip:y;z-index:251658240;visibility:visible;mso-wrap-style:square;mso-width-percent:0;mso-height-percent:0;mso-wrap-distance-left:9pt;mso-wrap-distance-top:0;mso-wrap-distance-right:9pt;mso-wrap-distance-bottom:0;mso-position-horizontal:absolute;mso-position-horizontal-relative:text;mso-position-vertical:absolute;mso-position-vertical-relative:text;mso-width-percent:0;mso-height-percent:0;mso-width-relative:margin;mso-height-relative:margin" o:gfxdata="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" strokecolor="red" strokeweight="3pt">
                 <v:stroke endarrow="open"/>
               </v:shape>
             </w:pict>
@@ -1831,7 +1826,7 @@
         <mc:AlternateContent>
           <mc:Choice Requires="wps">
             <w:drawing>
-              <wp:anchor distT="0" distB="0" distL="114300" distR="114300" simplePos="0" relativeHeight="251699712" behindDoc="0" locked="0" layoutInCell="1" allowOverlap="1" wp14:anchorId="653AD1B6" wp14:editId="1C8C222A">
+              <wp:anchor distT="0" distB="0" distL="114300" distR="114300" simplePos="0" relativeHeight="251664384" behindDoc="0" locked="0" layoutInCell="1" allowOverlap="1" wp14:anchorId="19B8195C" wp14:editId="46B1AC59">
                 <wp:simplePos x="0" y="0"/>
                 <wp:positionH relativeFrom="column">
                   <wp:posOffset>3872753</wp:posOffset>
@@ -1892,7 +1887,7 @@
           </mc:Choice>
           <mc:Fallback>
             <w:pict>
-              <v:shape w14:anchorId="0E2A8A4E" id="Straight Arrow Connector 7" o:spid="_x0000_s1026" type="#_x0000_t32" style="position:absolute;margin-left:304.95pt;margin-top:23.35pt;width:135.75pt;height:128.25pt;flip:y;z-index:251699712;visibility:visible;mso-wrap-style:square;mso-width-percent:0;mso-height-percent:0;mso-wrap-distance-left:9pt;mso-wrap-distance-top:0;mso-wrap-distance-right:9pt;mso-wrap-distance-bottom:0;mso-position-horizontal:absolute;mso-position-horizontal-relative:text;mso-position-vertical:absolute;mso-position-vertical-relative:text;mso-width-percent:0;mso-height-percent:0;mso-width-relative:margin;mso-height-relative:margin" o:gfxdata="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" strokecolor="red" strokeweight="3pt">
+              <v:shape w14:anchorId="5928A9B2" id="Straight Arrow Connector 7" o:spid="_x0000_s1026" type="#_x0000_t32" style="position:absolute;margin-left:304.95pt;margin-top:23.35pt;width:135.75pt;height:128.25pt;flip:y;z-index:251664384;visibility:visible;mso-wrap-style:square;mso-width-percent:0;mso-height-percent:0;mso-wrap-distance-left:9pt;mso-wrap-distance-top:0;mso-wrap-distance-right:9pt;mso-wrap-distance-bottom:0;mso-position-horizontal:absolute;mso-position-horizontal-relative:text;mso-position-vertical:absolute;mso-position-vertical-relative:text;mso-width-percent:0;mso-height-percent:0;mso-width-relative:margin;mso-height-relative:margin" o:gfxdata="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" strokecolor="red" strokeweight="3pt">
                 <v:stroke endarrow="open"/>
               </v:shape>
             </w:pict>
@@ -1907,7 +1902,7 @@
         <mc:AlternateContent>
           <mc:Choice Requires="wps">
             <w:drawing>
-              <wp:anchor distT="0" distB="0" distL="114300" distR="114300" simplePos="0" relativeHeight="251627008" behindDoc="0" locked="0" layoutInCell="1" allowOverlap="1" wp14:anchorId="3119E1D9" wp14:editId="48FA0408">
+              <wp:anchor distT="0" distB="0" distL="114300" distR="114300" simplePos="0" relativeHeight="251648000" behindDoc="0" locked="0" layoutInCell="1" allowOverlap="1" wp14:anchorId="292DA894" wp14:editId="57A8EBDD">
                 <wp:simplePos x="0" y="0"/>
                 <wp:positionH relativeFrom="column">
                   <wp:posOffset>3326835</wp:posOffset>
@@ -2075,11 +2070,11 @@
           </mc:Choice>
           <mc:Fallback>
             <w:pict>
-              <v:shapetype w14:anchorId="3119E1D9" id="_x0000_t202" coordsize="21600,21600" o:spt="202" path="m,l,21600r21600,l21600,xe">
+              <v:shapetype w14:anchorId="292DA894" id="_x0000_t202" coordsize="21600,21600" o:spt="202" path="m,l,21600r21600,l21600,xe">
                 <v:stroke joinstyle="miter"/>
                 <v:path gradientshapeok="t" o:connecttype="rect"/>
               </v:shapetype>
-              <v:shape id="Text Box 3" o:spid="_x0000_s1026" type="#_x0000_t202" style="position:absolute;margin-left:261.95pt;margin-top:152.15pt;width:156.95pt;height:53.85pt;z-index:251627008;visibility:visible;mso-wrap-style:square;mso-width-percent:0;mso-height-percent:0;mso-wrap-distance-left:9pt;mso-wrap-distance-top:0;mso-wrap-distance-right:9pt;mso-wrap-distance-bottom:0;mso-position-horizontal:absolute;mso-position-horizontal-relative:text;mso-position-vertical:absolute;mso-position-vertical-relative:text;mso-width-percent:0;mso-height-percent:0;mso-width-relative:margin;mso-height-relative:margin;v-text-anchor:top" o:gfxdata="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" fillcolor="#cdddac [1622]" strokecolor="#94b64e [3046]" strokeweight="4.5pt">
+              <v:shape id="Text Box 3" o:spid="_x0000_s1026" type="#_x0000_t202" style="position:absolute;margin-left:261.95pt;margin-top:152.15pt;width:156.95pt;height:53.85pt;z-index:251648000;visibility:visible;mso-wrap-style:square;mso-width-percent:0;mso-height-percent:0;mso-wrap-distance-left:9pt;mso-wrap-distance-top:0;mso-wrap-distance-right:9pt;mso-wrap-distance-bottom:0;mso-position-horizontal:absolute;mso-position-horizontal-relative:text;mso-position-vertical:absolute;mso-position-vertical-relative:text;mso-width-percent:0;mso-height-percent:0;mso-width-relative:margin;mso-height-relative:margin;v-text-anchor:top" o:gfxdata="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" fillcolor="#cdddac [1622]" strokecolor="#94b64e [3046]" strokeweight="4.5pt">
                 <v:fill color2="#f0f4e6 [502]" rotate="t" angle="180" colors="0 #dafda7;22938f #e4fdc2;1 #f5ffe6" focus="100%" type="gradient"/>
                 <v:shadow on="t" color="black" opacity="24903f" origin=",.5" offset="0,.55556mm"/>
                 <v:textbox>
@@ -2200,7 +2195,7 @@
           <w:lang w:val="en-CA" w:eastAsia="en-CA"/>
         </w:rPr>
         <w:drawing>
-          <wp:inline distT="0" distB="0" distL="0" distR="0">
+          <wp:inline distT="0" distB="0" distL="0" distR="0" wp14:anchorId="066D5CAC" wp14:editId="2C88EEBA">
             <wp:extent cx="6400800" cy="4280006"/>
             <wp:effectExtent l="0" t="0" r="0" b="6350"/>
             <wp:docPr id="5" name="Picture 5"/>
@@ -2256,7 +2251,7 @@
           <w:lang w:val="fr-CA"/>
         </w:rPr>
       </w:pPr>
-      <w:bookmarkStart w:id="3" w:name="_Ref364846002"/>
+      <w:bookmarkStart w:id="2" w:name="_Ref364846002"/>
       <w:r>
         <w:rPr>
           <w:lang w:val="fr-CA"/>
@@ -2285,34 +2280,19 @@
       <w:r>
         <w:fldChar w:fldCharType="end"/>
       </w:r>
-      <w:bookmarkEnd w:id="3"/>
-      <w:r>
-        <w:rPr>
-          <w:lang w:val="fr-CA"/>
-        </w:rPr>
-        <w:t xml:space="preserve"> </w:t>
-      </w:r>
-      <w:proofErr w:type="gramStart"/>
-      <w:r>
-        <w:rPr>
-          <w:lang w:val="fr-CA"/>
-        </w:rPr>
-        <w:t xml:space="preserve">: </w:t>
+      <w:bookmarkEnd w:id="2"/>
+      <w:r>
+        <w:rPr>
+          <w:lang w:val="fr-CA"/>
+        </w:rPr>
+        <w:t xml:space="preserve"> : </w:t>
       </w:r>
       <w:r>
         <w:rPr>
           <w:noProof/>
           <w:lang w:val="fr-CA"/>
         </w:rPr>
-        <w:t xml:space="preserve"> Alimentation</w:t>
-      </w:r>
-      <w:proofErr w:type="gramEnd"/>
-      <w:r>
-        <w:rPr>
-          <w:noProof/>
-          <w:lang w:val="fr-CA"/>
-        </w:rPr>
-        <w:t xml:space="preserve"> du circuit</w:t>
+        <w:t xml:space="preserve"> Alimentation du circuit</w:t>
       </w:r>
     </w:p>
     <w:p>
@@ -2348,7 +2328,7 @@
           <w:lang w:val="fr-CA"/>
         </w:rPr>
       </w:pPr>
-      <w:bookmarkStart w:id="4" w:name="_Toc41493261"/>
+      <w:bookmarkStart w:id="3" w:name="_Toc41493261"/>
       <w:r>
         <w:rPr>
           <w:lang w:val="fr-CA"/>
@@ -2363,7 +2343,7 @@
         </w:rPr>
         <w:t>PicKit</w:t>
       </w:r>
-      <w:bookmarkEnd w:id="4"/>
+      <w:bookmarkEnd w:id="3"/>
       <w:proofErr w:type="spellEnd"/>
     </w:p>
     <w:p>
@@ -2423,35 +2403,35 @@
         <w:rPr>
           <w:lang w:val="fr-CA"/>
         </w:rPr>
-        <w:t xml:space="preserve">.  Il faut s’assurer que </w:t>
+        <w:t xml:space="preserve">.  Il faut s’assurer que la pin 1 du </w:t>
+      </w:r>
+      <w:proofErr w:type="spellStart"/>
+      <w:r>
+        <w:rPr>
+          <w:lang w:val="fr-CA"/>
+        </w:rPr>
+        <w:t>PicKit</w:t>
+      </w:r>
+      <w:proofErr w:type="spellEnd"/>
+      <w:r>
+        <w:rPr>
+          <w:lang w:val="fr-CA"/>
+        </w:rPr>
+        <w:t xml:space="preserve"> (identifiée par un triangle) soit alignée avec </w:t>
       </w:r>
       <w:proofErr w:type="gramStart"/>
       <w:r>
         <w:rPr>
           <w:lang w:val="fr-CA"/>
         </w:rPr>
-        <w:t>la</w:t>
+        <w:t>la pin</w:t>
       </w:r>
       <w:proofErr w:type="gramEnd"/>
       <w:r>
         <w:rPr>
           <w:lang w:val="fr-CA"/>
         </w:rPr>
-        <w:t xml:space="preserve"> pin 1 du </w:t>
-      </w:r>
-      <w:proofErr w:type="spellStart"/>
-      <w:r>
-        <w:rPr>
-          <w:lang w:val="fr-CA"/>
-        </w:rPr>
-        <w:t>PicKit</w:t>
-      </w:r>
-      <w:proofErr w:type="spellEnd"/>
-      <w:r>
-        <w:rPr>
-          <w:lang w:val="fr-CA"/>
-        </w:rPr>
-        <w:t xml:space="preserve"> (identifiée par un triangle) soit alignée avec la pin 1 du connecteur U</w:t>
+        <w:t xml:space="preserve"> 1 du connecteur U</w:t>
       </w:r>
       <w:r>
         <w:rPr>
@@ -2463,21 +2443,7 @@
         <w:rPr>
           <w:lang w:val="fr-CA"/>
         </w:rPr>
-        <w:t xml:space="preserve"> sur le circuit. </w:t>
-      </w:r>
-      <w:proofErr w:type="gramStart"/>
-      <w:r>
-        <w:rPr>
-          <w:lang w:val="fr-CA"/>
-        </w:rPr>
-        <w:t>La</w:t>
-      </w:r>
-      <w:proofErr w:type="gramEnd"/>
-      <w:r>
-        <w:rPr>
-          <w:lang w:val="fr-CA"/>
-        </w:rPr>
-        <w:t xml:space="preserve"> pin 1 du connecteur U</w:t>
+        <w:t xml:space="preserve"> sur le circuit. La pin 1 du connecteur U</w:t>
       </w:r>
       <w:r>
         <w:rPr>
@@ -2579,7 +2545,7 @@
         <mc:AlternateContent>
           <mc:Choice Requires="wps">
             <w:drawing>
-              <wp:anchor distT="0" distB="0" distL="114300" distR="114300" simplePos="0" relativeHeight="251739648" behindDoc="0" locked="0" layoutInCell="1" allowOverlap="1" wp14:anchorId="73FCAF54" wp14:editId="3FDF2E70">
+              <wp:anchor distT="0" distB="0" distL="114300" distR="114300" simplePos="0" relativeHeight="251668480" behindDoc="0" locked="0" layoutInCell="1" allowOverlap="1" wp14:anchorId="1C3B30E9" wp14:editId="25D01E3B">
                 <wp:simplePos x="0" y="0"/>
                 <wp:positionH relativeFrom="column">
                   <wp:posOffset>1202055</wp:posOffset>
@@ -2640,7 +2606,7 @@
           </mc:Choice>
           <mc:Fallback>
             <w:pict>
-              <v:shape w14:anchorId="46CB74EC" id="Straight Arrow Connector 11" o:spid="_x0000_s1026" type="#_x0000_t32" style="position:absolute;margin-left:94.65pt;margin-top:198.6pt;width:3.6pt;height:80.6pt;z-index:251739648;visibility:visible;mso-wrap-style:square;mso-width-percent:0;mso-height-percent:0;mso-wrap-distance-left:9pt;mso-wrap-distance-top:0;mso-wrap-distance-right:9pt;mso-wrap-distance-bottom:0;mso-position-horizontal:absolute;mso-position-horizontal-relative:text;mso-position-vertical:absolute;mso-position-vertical-relative:text;mso-width-percent:0;mso-height-percent:0;mso-width-relative:margin;mso-height-relative:margin" o:gfxdata="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" strokecolor="red" strokeweight="3pt">
+              <v:shape w14:anchorId="12B01ECF" id="Straight Arrow Connector 11" o:spid="_x0000_s1026" type="#_x0000_t32" style="position:absolute;margin-left:94.65pt;margin-top:198.6pt;width:3.6pt;height:80.6pt;z-index:251668480;visibility:visible;mso-wrap-style:square;mso-width-percent:0;mso-height-percent:0;mso-wrap-distance-left:9pt;mso-wrap-distance-top:0;mso-wrap-distance-right:9pt;mso-wrap-distance-bottom:0;mso-position-horizontal:absolute;mso-position-horizontal-relative:text;mso-position-vertical:absolute;mso-position-vertical-relative:text;mso-width-percent:0;mso-height-percent:0;mso-width-relative:margin;mso-height-relative:margin" o:gfxdata="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" strokecolor="red" strokeweight="3pt">
                 <v:stroke endarrow="open"/>
               </v:shape>
             </w:pict>
@@ -2655,7 +2621,7 @@
         <mc:AlternateContent>
           <mc:Choice Requires="wps">
             <w:drawing>
-              <wp:anchor distT="0" distB="0" distL="114300" distR="114300" simplePos="0" relativeHeight="251750912" behindDoc="0" locked="0" layoutInCell="1" allowOverlap="1" wp14:anchorId="034D71F0" wp14:editId="4D18AD66">
+              <wp:anchor distT="0" distB="0" distL="114300" distR="114300" simplePos="0" relativeHeight="251670528" behindDoc="0" locked="0" layoutInCell="1" allowOverlap="1" wp14:anchorId="3C249121" wp14:editId="61E074B4">
                 <wp:simplePos x="0" y="0"/>
                 <wp:positionH relativeFrom="column">
                   <wp:posOffset>701993</wp:posOffset>
@@ -2716,7 +2682,7 @@
           </mc:Choice>
           <mc:Fallback>
             <w:pict>
-              <v:shape w14:anchorId="5E3B0952" id="Straight Arrow Connector 12" o:spid="_x0000_s1026" type="#_x0000_t32" style="position:absolute;margin-left:55.3pt;margin-top:198.6pt;width:3.6pt;height:80.6pt;z-index:251750912;visibility:visible;mso-wrap-style:square;mso-width-percent:0;mso-height-percent:0;mso-wrap-distance-left:9pt;mso-wrap-distance-top:0;mso-wrap-distance-right:9pt;mso-wrap-distance-bottom:0;mso-position-horizontal:absolute;mso-position-horizontal-relative:text;mso-position-vertical:absolute;mso-position-vertical-relative:text;mso-width-percent:0;mso-height-percent:0;mso-width-relative:margin;mso-height-relative:margin" o:gfxdata="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" strokecolor="red" strokeweight="3pt">
+              <v:shape w14:anchorId="52843682" id="Straight Arrow Connector 12" o:spid="_x0000_s1026" type="#_x0000_t32" style="position:absolute;margin-left:55.3pt;margin-top:198.6pt;width:3.6pt;height:80.6pt;z-index:251670528;visibility:visible;mso-wrap-style:square;mso-width-percent:0;mso-height-percent:0;mso-wrap-distance-left:9pt;mso-wrap-distance-top:0;mso-wrap-distance-right:9pt;mso-wrap-distance-bottom:0;mso-position-horizontal:absolute;mso-position-horizontal-relative:text;mso-position-vertical:absolute;mso-position-vertical-relative:text;mso-width-percent:0;mso-height-percent:0;mso-width-relative:margin;mso-height-relative:margin" o:gfxdata="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" strokecolor="red" strokeweight="3pt">
                 <v:stroke endarrow="open"/>
               </v:shape>
             </w:pict>
@@ -2731,7 +2697,7 @@
         <mc:AlternateContent>
           <mc:Choice Requires="wps">
             <w:drawing>
-              <wp:anchor distT="0" distB="0" distL="114300" distR="114300" simplePos="0" relativeHeight="251693568" behindDoc="0" locked="0" layoutInCell="1" allowOverlap="1" wp14:anchorId="25520971" wp14:editId="574108CB">
+              <wp:anchor distT="0" distB="0" distL="114300" distR="114300" simplePos="0" relativeHeight="251662336" behindDoc="0" locked="0" layoutInCell="1" allowOverlap="1" wp14:anchorId="7AEA15CC" wp14:editId="01532F58">
                 <wp:simplePos x="0" y="0"/>
                 <wp:positionH relativeFrom="column">
                   <wp:posOffset>114300</wp:posOffset>
@@ -2787,19 +2753,11 @@
                               </w:rPr>
                               <w:t xml:space="preserve">Interface </w:t>
                             </w:r>
-                            <w:proofErr w:type="spellStart"/>
                             <w:r>
                               <w:rPr>
                                 <w:rFonts w:ascii="Arial Rounded MT Bold" w:hAnsi="Arial Rounded MT Bold"/>
                               </w:rPr>
-                              <w:t>PicKit</w:t>
-                            </w:r>
-                            <w:proofErr w:type="spellEnd"/>
-                            <w:r>
-                              <w:rPr>
-                                <w:rFonts w:ascii="Arial Rounded MT Bold" w:hAnsi="Arial Rounded MT Bold"/>
-                              </w:rPr>
-                              <w:t xml:space="preserve"> (U34)</w:t>
+                              <w:t>PicKit (U34)</w:t>
                             </w:r>
                           </w:p>
                           <w:p>
@@ -2838,7 +2796,7 @@
           </mc:Choice>
           <mc:Fallback>
             <w:pict>
-              <v:shape w14:anchorId="25520971" id="Text Box 10" o:spid="_x0000_s1027" type="#_x0000_t202" style="position:absolute;margin-left:9pt;margin-top:151.15pt;width:144.75pt;height:54pt;z-index:251693568;visibility:visible;mso-wrap-style:square;mso-width-percent:0;mso-height-percent:0;mso-wrap-distance-left:9pt;mso-wrap-distance-top:0;mso-wrap-distance-right:9pt;mso-wrap-distance-bottom:0;mso-position-horizontal:absolute;mso-position-horizontal-relative:text;mso-position-vertical:absolute;mso-position-vertical-relative:text;mso-width-percent:0;mso-height-percent:0;mso-width-relative:margin;mso-height-relative:margin;v-text-anchor:top" o:gfxdata="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" fillcolor="#cdddac [1622]" strokecolor="#94b64e [3046]" strokeweight="4.5pt">
+              <v:shape w14:anchorId="7AEA15CC" id="Text Box 10" o:spid="_x0000_s1027" type="#_x0000_t202" style="position:absolute;margin-left:9pt;margin-top:151.15pt;width:144.75pt;height:54pt;z-index:251662336;visibility:visible;mso-wrap-style:square;mso-width-percent:0;mso-height-percent:0;mso-wrap-distance-left:9pt;mso-wrap-distance-top:0;mso-wrap-distance-right:9pt;mso-wrap-distance-bottom:0;mso-position-horizontal:absolute;mso-position-horizontal-relative:text;mso-position-vertical:absolute;mso-position-vertical-relative:text;mso-width-percent:0;mso-height-percent:0;mso-width-relative:margin;mso-height-relative:margin;v-text-anchor:top" o:gfxdata="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" fillcolor="#cdddac [1622]" strokecolor="#94b64e [3046]" strokeweight="4.5pt">
                 <v:fill color2="#f0f4e6 [502]" rotate="t" angle="180" colors="0 #dafda7;22938f #e4fdc2;1 #f5ffe6" focus="100%" type="gradient"/>
                 <v:shadow on="t" color="black" opacity="24903f" origin=",.5" offset="0,.55556mm"/>
                 <v:textbox>
@@ -2856,19 +2814,11 @@
                         </w:rPr>
                         <w:t xml:space="preserve">Interface </w:t>
                       </w:r>
-                      <w:proofErr w:type="spellStart"/>
                       <w:r>
                         <w:rPr>
                           <w:rFonts w:ascii="Arial Rounded MT Bold" w:hAnsi="Arial Rounded MT Bold"/>
                         </w:rPr>
-                        <w:t>PicKit</w:t>
-                      </w:r>
-                      <w:proofErr w:type="spellEnd"/>
-                      <w:r>
-                        <w:rPr>
-                          <w:rFonts w:ascii="Arial Rounded MT Bold" w:hAnsi="Arial Rounded MT Bold"/>
-                        </w:rPr>
-                        <w:t xml:space="preserve"> (U34)</w:t>
+                        <w:t>PicKit (U34)</w:t>
                       </w:r>
                     </w:p>
                     <w:p>
@@ -2898,7 +2848,7 @@
           <w:lang w:val="en-CA" w:eastAsia="en-CA"/>
         </w:rPr>
         <w:drawing>
-          <wp:inline distT="0" distB="0" distL="0" distR="0">
+          <wp:inline distT="0" distB="0" distL="0" distR="0" wp14:anchorId="6F4BFCBC" wp14:editId="512BBA39">
             <wp:extent cx="3936365" cy="4245803"/>
             <wp:effectExtent l="0" t="2222" r="4762" b="4763"/>
             <wp:docPr id="18" name="Picture 18"/>
@@ -2954,7 +2904,7 @@
           <w:lang w:val="fr-CA"/>
         </w:rPr>
       </w:pPr>
-      <w:bookmarkStart w:id="5" w:name="_Ref364846360"/>
+      <w:bookmarkStart w:id="4" w:name="_Ref364846360"/>
       <w:r>
         <w:rPr>
           <w:lang w:val="fr-CA"/>
@@ -2983,7 +2933,7 @@
       <w:r>
         <w:fldChar w:fldCharType="end"/>
       </w:r>
-      <w:bookmarkEnd w:id="5"/>
+      <w:bookmarkEnd w:id="4"/>
       <w:r>
         <w:rPr>
           <w:lang w:val="fr-CA"/>
@@ -3060,14 +3010,12 @@
         </w:rPr>
         <w:t xml:space="preserve">Télécharger le logiciel </w:t>
       </w:r>
-      <w:proofErr w:type="spellStart"/>
-      <w:r>
-        <w:rPr>
-          <w:lang w:val="fr-CA"/>
-        </w:rPr>
-        <w:t>MPLabIDE</w:t>
-      </w:r>
-      <w:proofErr w:type="spellEnd"/>
+      <w:r>
+        <w:rPr>
+          <w:lang w:val="fr-CA"/>
+        </w:rPr>
+        <w:t>MPLAB X IDE (Version 6.15)</w:t>
+      </w:r>
     </w:p>
     <w:p>
       <w:pPr>
@@ -3084,8 +3032,43 @@
         <w:rPr>
           <w:lang w:val="fr-CA"/>
         </w:rPr>
-        <w:t>http://www.microchip.com/stellent/idcplg?IdcService=SS_GET_PAGE&amp;nodeId=1406&amp;dDocName=en019469&amp;part=SW007002</w:t>
-      </w:r>
+        <w:t xml:space="preserve">La version 6.15 est la dernière qui support le </w:t>
+      </w:r>
+      <w:proofErr w:type="spellStart"/>
+      <w:r>
+        <w:rPr>
+          <w:lang w:val="fr-CA"/>
+        </w:rPr>
+        <w:t>PicKit</w:t>
+      </w:r>
+      <w:proofErr w:type="spellEnd"/>
+      <w:r>
+        <w:rPr>
+          <w:lang w:val="fr-CA"/>
+        </w:rPr>
+        <w:t xml:space="preserve"> 3</w:t>
+      </w:r>
+    </w:p>
+    <w:p>
+      <w:pPr>
+        <w:pStyle w:val="ListParagraph"/>
+        <w:numPr>
+          <w:ilvl w:val="1"/>
+          <w:numId w:val="1"/>
+        </w:numPr>
+        <w:rPr>
+          <w:lang w:val="fr-CA"/>
+        </w:rPr>
+      </w:pPr>
+      <w:hyperlink r:id="rId10" w:history="1">
+        <w:r>
+          <w:rPr>
+            <w:rStyle w:val="Hyperlink"/>
+            <w:lang w:val="fr-CA"/>
+          </w:rPr>
+          <w:t>MPLABX-v6.15-windows-installer.exe</w:t>
+        </w:r>
+      </w:hyperlink>
     </w:p>
     <w:p>
       <w:pPr>
@@ -3116,6 +3099,12 @@
         </w:rPr>
         <w:t xml:space="preserve"> le plus récent microprogramme pour le contrôleur</w:t>
       </w:r>
+      <w:r>
+        <w:rPr>
+          <w:lang w:val="fr-CA"/>
+        </w:rPr>
+        <w:t xml:space="preserve"> sur GitHub :</w:t>
+      </w:r>
     </w:p>
     <w:p>
       <w:pPr>
@@ -3128,14 +3117,17 @@
           <w:lang w:val="fr-CA"/>
         </w:rPr>
       </w:pPr>
-      <w:proofErr w:type="spellStart"/>
-      <w:r>
-        <w:rPr>
-          <w:lang w:val="fr-CA"/>
-        </w:rPr>
-        <w:t>Firmware.hex</w:t>
-      </w:r>
-      <w:proofErr w:type="spellEnd"/>
+      <w:hyperlink r:id="rId11" w:history="1">
+        <w:proofErr w:type="spellStart"/>
+        <w:r>
+          <w:rPr>
+            <w:rStyle w:val="Hyperlink"/>
+            <w:lang w:val="fr-CA"/>
+          </w:rPr>
+          <w:t>Firmware.hex</w:t>
+        </w:r>
+        <w:proofErr w:type="spellEnd"/>
+      </w:hyperlink>
     </w:p>
     <w:p>
       <w:pPr>
@@ -3259,14 +3251,20 @@
         </w:rPr>
         <w:t xml:space="preserve">Démarrer </w:t>
       </w:r>
-      <w:proofErr w:type="spellStart"/>
-      <w:r>
-        <w:rPr>
-          <w:lang w:val="fr-CA"/>
-        </w:rPr>
-        <w:t>MPLabIDE</w:t>
-      </w:r>
-      <w:proofErr w:type="spellEnd"/>
+      <w:r>
+        <w:rPr>
+          <w:lang w:val="fr-CA"/>
+        </w:rPr>
+        <w:t xml:space="preserve">MPLAB-X </w:t>
+      </w:r>
+      <w:r>
+        <w:rPr>
+          <w:b/>
+          <w:bCs/>
+          <w:lang w:val="fr-CA"/>
+        </w:rPr>
+        <w:t>IPE</w:t>
+      </w:r>
     </w:p>
     <w:p>
       <w:pPr>
@@ -3283,7 +3281,277 @@
         <w:rPr>
           <w:lang w:val="fr-CA"/>
         </w:rPr>
-        <w:t>Dans le menu « Programmer », cliquer sur « Select Programmer » et « PicKit3 »</w:t>
+        <w:t>Enter les paramètres suivants </w:t>
+      </w:r>
+      <w:r>
+        <w:rPr>
+          <w:lang w:val="fr-CA"/>
+        </w:rPr>
+        <w:t>dans l’application MPLAB-X IPE :</w:t>
+      </w:r>
+    </w:p>
+    <w:p>
+      <w:pPr>
+        <w:pStyle w:val="ListParagraph"/>
+        <w:numPr>
+          <w:ilvl w:val="1"/>
+          <w:numId w:val="2"/>
+        </w:numPr>
+      </w:pPr>
+      <w:proofErr w:type="gramStart"/>
+      <w:r>
+        <w:t>Family :</w:t>
+      </w:r>
+      <w:proofErr w:type="gramEnd"/>
+      <w:r>
+        <w:t xml:space="preserve"> </w:t>
+      </w:r>
+      <w:r>
+        <w:t>“</w:t>
+      </w:r>
+      <w:r>
+        <w:rPr>
+          <w:b/>
+          <w:bCs/>
+        </w:rPr>
+        <w:t>Mid-Range 8-bit MCUs (PIC 10/12/16/MCP)</w:t>
+      </w:r>
+      <w:r>
+        <w:t>”</w:t>
+      </w:r>
+    </w:p>
+    <w:p>
+      <w:pPr>
+        <w:pStyle w:val="ListParagraph"/>
+        <w:numPr>
+          <w:ilvl w:val="1"/>
+          <w:numId w:val="2"/>
+        </w:numPr>
+        <w:rPr>
+          <w:lang w:val="fr-CA"/>
+        </w:rPr>
+      </w:pPr>
+      <w:proofErr w:type="spellStart"/>
+      <w:r>
+        <w:rPr>
+          <w:lang w:val="fr-CA"/>
+        </w:rPr>
+        <w:t>Device</w:t>
+      </w:r>
+      <w:proofErr w:type="spellEnd"/>
+      <w:r>
+        <w:rPr>
+          <w:lang w:val="fr-CA"/>
+        </w:rPr>
+        <w:t> :</w:t>
+      </w:r>
+      <w:r>
+        <w:rPr>
+          <w:lang w:val="fr-CA"/>
+        </w:rPr>
+        <w:t xml:space="preserve"> “</w:t>
+      </w:r>
+      <w:r>
+        <w:rPr>
+          <w:b/>
+          <w:bCs/>
+          <w:lang w:val="fr-CA"/>
+        </w:rPr>
+        <w:t>PIC16F1937</w:t>
+      </w:r>
+      <w:r>
+        <w:rPr>
+          <w:lang w:val="fr-CA"/>
+        </w:rPr>
+        <w:t>” ou “</w:t>
+      </w:r>
+      <w:r>
+        <w:rPr>
+          <w:b/>
+          <w:bCs/>
+          <w:lang w:val="fr-CA"/>
+        </w:rPr>
+        <w:t>PIC16F1939</w:t>
+      </w:r>
+      <w:r>
+        <w:rPr>
+          <w:lang w:val="fr-CA"/>
+        </w:rPr>
+        <w:t>”</w:t>
+      </w:r>
+      <w:r>
+        <w:rPr>
+          <w:lang w:val="fr-CA"/>
+        </w:rPr>
+        <w:t xml:space="preserve"> (Identifiez le modèle de PIC utilisé sur votre PCB)</w:t>
+      </w:r>
+    </w:p>
+    <w:p>
+      <w:pPr>
+        <w:pStyle w:val="ListParagraph"/>
+        <w:numPr>
+          <w:ilvl w:val="1"/>
+          <w:numId w:val="2"/>
+        </w:numPr>
+        <w:rPr>
+          <w:lang w:val="fr-CA"/>
+        </w:rPr>
+      </w:pPr>
+      <w:r>
+        <w:rPr>
+          <w:lang w:val="fr-CA"/>
+        </w:rPr>
+        <w:t>Cliquer sur « </w:t>
+      </w:r>
+      <w:r>
+        <w:rPr>
+          <w:b/>
+          <w:bCs/>
+          <w:lang w:val="fr-CA"/>
+        </w:rPr>
+        <w:t>Apply</w:t>
+      </w:r>
+      <w:r>
+        <w:rPr>
+          <w:lang w:val="fr-CA"/>
+        </w:rPr>
+        <w:t> »</w:t>
+      </w:r>
+    </w:p>
+    <w:p>
+      <w:pPr>
+        <w:pStyle w:val="ListParagraph"/>
+        <w:numPr>
+          <w:ilvl w:val="1"/>
+          <w:numId w:val="2"/>
+        </w:numPr>
+      </w:pPr>
+      <w:proofErr w:type="gramStart"/>
+      <w:r>
+        <w:t>Tool :</w:t>
+      </w:r>
+      <w:proofErr w:type="gramEnd"/>
+      <w:r>
+        <w:t xml:space="preserve"> « </w:t>
+      </w:r>
+      <w:r>
+        <w:rPr>
+          <w:b/>
+          <w:bCs/>
+        </w:rPr>
+        <w:t xml:space="preserve">PICKit3 </w:t>
+      </w:r>
+      <w:proofErr w:type="spellStart"/>
+      <w:proofErr w:type="gramStart"/>
+      <w:r>
+        <w:rPr>
+          <w:b/>
+          <w:bCs/>
+        </w:rPr>
+        <w:t>S.No</w:t>
+      </w:r>
+      <w:proofErr w:type="spellEnd"/>
+      <w:proofErr w:type="gramEnd"/>
+      <w:r>
+        <w:rPr>
+          <w:b/>
+          <w:bCs/>
+        </w:rPr>
+        <w:t> : ##### </w:t>
+      </w:r>
+      <w:r>
+        <w:t>»</w:t>
+      </w:r>
+    </w:p>
+    <w:p>
+      <w:pPr>
+        <w:pStyle w:val="ListParagraph"/>
+        <w:numPr>
+          <w:ilvl w:val="2"/>
+          <w:numId w:val="2"/>
+        </w:numPr>
+        <w:rPr>
+          <w:lang w:val="fr-CA"/>
+        </w:rPr>
+      </w:pPr>
+      <w:r>
+        <w:rPr>
+          <w:lang w:val="fr-CA"/>
+        </w:rPr>
+        <w:t xml:space="preserve">Votre PicKit3 apparaît ici </w:t>
+      </w:r>
+      <w:r>
+        <w:rPr>
+          <w:lang w:val="fr-CA"/>
+        </w:rPr>
+        <w:t>lorsqu’il est bien identifié par le PC</w:t>
+      </w:r>
+    </w:p>
+    <w:p>
+      <w:pPr>
+        <w:pStyle w:val="ListParagraph"/>
+        <w:numPr>
+          <w:ilvl w:val="1"/>
+          <w:numId w:val="2"/>
+        </w:numPr>
+      </w:pPr>
+      <w:r>
+        <w:t>Cliquer sur “</w:t>
+      </w:r>
+      <w:r>
+        <w:rPr>
+          <w:b/>
+          <w:bCs/>
+        </w:rPr>
+        <w:t>Connect</w:t>
+      </w:r>
+      <w:r>
+        <w:t>”</w:t>
+      </w:r>
+    </w:p>
+    <w:p>
+      <w:pPr>
+        <w:jc w:val="center"/>
+      </w:pPr>
+      <w:r>
+        <w:rPr>
+          <w:noProof/>
+        </w:rPr>
+        <w:drawing>
+          <wp:inline distT="0" distB="0" distL="0" distR="0" wp14:anchorId="2E77A2BA" wp14:editId="05D64B09">
+            <wp:extent cx="3089031" cy="1916123"/>
+            <wp:effectExtent l="0" t="0" r="0" b="8255"/>
+            <wp:docPr id="9125514" name="Picture 1"/>
+            <wp:cNvGraphicFramePr>
+              <a:graphicFrameLocks xmlns:a="http://schemas.openxmlformats.org/drawingml/2006/main" noChangeAspect="1"/>
+            </wp:cNvGraphicFramePr>
+            <a:graphic xmlns:a="http://schemas.openxmlformats.org/drawingml/2006/main">
+              <a:graphicData uri="http://schemas.openxmlformats.org/drawingml/2006/picture">
+                <pic:pic xmlns:pic="http://schemas.openxmlformats.org/drawingml/2006/picture">
+                  <pic:nvPicPr>
+                    <pic:cNvPr id="9125514" name=""/>
+                    <pic:cNvPicPr/>
+                  </pic:nvPicPr>
+                  <pic:blipFill>
+                    <a:blip r:embed="rId12"/>
+                    <a:stretch>
+                      <a:fillRect/>
+                    </a:stretch>
+                  </pic:blipFill>
+                  <pic:spPr>
+                    <a:xfrm>
+                      <a:off x="0" y="0"/>
+                      <a:ext cx="3096090" cy="1920502"/>
+                    </a:xfrm>
+                    <a:prstGeom prst="rect">
+                      <a:avLst/>
+                    </a:prstGeom>
+                  </pic:spPr>
+                </pic:pic>
+              </a:graphicData>
+            </a:graphic>
+          </wp:inline>
+        </w:drawing>
       </w:r>
     </w:p>
     <w:p>
@@ -3301,21 +3569,27 @@
         <w:rPr>
           <w:lang w:val="fr-CA"/>
         </w:rPr>
-        <w:t xml:space="preserve">Dans </w:t>
+        <w:t xml:space="preserve">Settings / Advanced Mode (Mot de passe = </w:t>
+      </w:r>
+      <w:r>
+        <w:rPr>
+          <w:lang w:val="fr-CA"/>
+        </w:rPr>
+        <w:t>« </w:t>
       </w:r>
       <w:proofErr w:type="spellStart"/>
       <w:r>
         <w:rPr>
           <w:lang w:val="fr-CA"/>
         </w:rPr>
-        <w:t>MPLabIDE</w:t>
+        <w:t>microchip</w:t>
       </w:r>
       <w:proofErr w:type="spellEnd"/>
       <w:r>
         <w:rPr>
           <w:lang w:val="fr-CA"/>
         </w:rPr>
-        <w:t>, cliquer sur le menu « File » et « Import »</w:t>
+        <w:t> »)</w:t>
       </w:r>
     </w:p>
     <w:p>
@@ -3333,21 +3607,75 @@
         <w:rPr>
           <w:lang w:val="fr-CA"/>
         </w:rPr>
-        <w:t>Parcourir vers le fichier « </w:t>
+        <w:t>Onglet Power</w:t>
+      </w:r>
+    </w:p>
+    <w:p>
+      <w:pPr>
+        <w:pStyle w:val="ListParagraph"/>
+        <w:numPr>
+          <w:ilvl w:val="1"/>
+          <w:numId w:val="2"/>
+        </w:numPr>
+      </w:pPr>
+      <w:r>
+        <w:t xml:space="preserve">Ne pas </w:t>
       </w:r>
       <w:proofErr w:type="spellStart"/>
       <w:r>
-        <w:rPr>
-          <w:lang w:val="fr-CA"/>
-        </w:rPr>
-        <w:t>Firmware.hex</w:t>
+        <w:t>cocher</w:t>
       </w:r>
       <w:proofErr w:type="spellEnd"/>
       <w:r>
-        <w:rPr>
-          <w:lang w:val="fr-CA"/>
-        </w:rPr>
-        <w:t> » et cliquer sur « Open »</w:t>
+        <w:t xml:space="preserve"> « Power target circuit from PICK</w:t>
+      </w:r>
+      <w:r>
+        <w:t>it3”</w:t>
+      </w:r>
+    </w:p>
+    <w:p>
+      <w:pPr>
+        <w:ind w:left="1080"/>
+      </w:pPr>
+      <w:r>
+        <w:rPr>
+          <w:noProof/>
+        </w:rPr>
+        <w:drawing>
+          <wp:inline distT="0" distB="0" distL="0" distR="0" wp14:anchorId="39D9331E" wp14:editId="3B67A118">
+            <wp:extent cx="2579077" cy="1806456"/>
+            <wp:effectExtent l="0" t="0" r="0" b="3810"/>
+            <wp:docPr id="1058783661" name="Picture 1"/>
+            <wp:cNvGraphicFramePr>
+              <a:graphicFrameLocks xmlns:a="http://schemas.openxmlformats.org/drawingml/2006/main" noChangeAspect="1"/>
+            </wp:cNvGraphicFramePr>
+            <a:graphic xmlns:a="http://schemas.openxmlformats.org/drawingml/2006/main">
+              <a:graphicData uri="http://schemas.openxmlformats.org/drawingml/2006/picture">
+                <pic:pic xmlns:pic="http://schemas.openxmlformats.org/drawingml/2006/picture">
+                  <pic:nvPicPr>
+                    <pic:cNvPr id="1058783661" name=""/>
+                    <pic:cNvPicPr/>
+                  </pic:nvPicPr>
+                  <pic:blipFill>
+                    <a:blip r:embed="rId13"/>
+                    <a:stretch>
+                      <a:fillRect/>
+                    </a:stretch>
+                  </pic:blipFill>
+                  <pic:spPr>
+                    <a:xfrm>
+                      <a:off x="0" y="0"/>
+                      <a:ext cx="2589024" cy="1813423"/>
+                    </a:xfrm>
+                    <a:prstGeom prst="rect">
+                      <a:avLst/>
+                    </a:prstGeom>
+                  </pic:spPr>
+                </pic:pic>
+              </a:graphicData>
+            </a:graphic>
+          </wp:inline>
+        </w:drawing>
       </w:r>
     </w:p>
     <w:p>
@@ -3365,7 +3693,47 @@
         <w:rPr>
           <w:lang w:val="fr-CA"/>
         </w:rPr>
-        <w:t>Dans le menu « Programmer », cliquer sur « Program »</w:t>
+        <w:t>File/Import/</w:t>
+      </w:r>
+      <w:proofErr w:type="spellStart"/>
+      <w:r>
+        <w:rPr>
+          <w:lang w:val="fr-CA"/>
+        </w:rPr>
+        <w:t>Hex</w:t>
+      </w:r>
+      <w:proofErr w:type="spellEnd"/>
+    </w:p>
+    <w:p>
+      <w:pPr>
+        <w:pStyle w:val="ListParagraph"/>
+        <w:numPr>
+          <w:ilvl w:val="1"/>
+          <w:numId w:val="2"/>
+        </w:numPr>
+        <w:rPr>
+          <w:lang w:val="fr-CA"/>
+        </w:rPr>
+      </w:pPr>
+      <w:r>
+        <w:rPr>
+          <w:lang w:val="fr-CA"/>
+        </w:rPr>
+        <w:t>Ouvrir le fichier « </w:t>
+      </w:r>
+      <w:proofErr w:type="spellStart"/>
+      <w:r>
+        <w:rPr>
+          <w:lang w:val="fr-CA"/>
+        </w:rPr>
+        <w:t>Firmware.hex</w:t>
+      </w:r>
+      <w:proofErr w:type="spellEnd"/>
+      <w:r>
+        <w:rPr>
+          <w:lang w:val="fr-CA"/>
+        </w:rPr>
+        <w:t> » téléchargé sur Git Hub</w:t>
       </w:r>
     </w:p>
     <w:p>
@@ -3383,35 +3751,129 @@
         <w:rPr>
           <w:lang w:val="fr-CA"/>
         </w:rPr>
-        <w:t xml:space="preserve">Débrancher le </w:t>
-      </w:r>
-      <w:proofErr w:type="spellStart"/>
-      <w:r>
-        <w:rPr>
-          <w:lang w:val="fr-CA"/>
-        </w:rPr>
-        <w:t>PicKit</w:t>
-      </w:r>
-      <w:proofErr w:type="spellEnd"/>
-      <w:r>
-        <w:rPr>
-          <w:lang w:val="fr-CA"/>
-        </w:rPr>
-        <w:t xml:space="preserve"> du </w:t>
-      </w:r>
-      <w:proofErr w:type="spellStart"/>
-      <w:r>
-        <w:rPr>
-          <w:lang w:val="fr-CA"/>
-        </w:rPr>
-        <w:t>cirtuit</w:t>
-      </w:r>
-      <w:proofErr w:type="spellEnd"/>
-      <w:r>
-        <w:rPr>
-          <w:lang w:val="fr-CA"/>
-        </w:rPr>
-        <w:t>.</w:t>
+        <w:t>Cliquer sur « Program »</w:t>
+      </w:r>
+    </w:p>
+    <w:p>
+      <w:pPr>
+        <w:pStyle w:val="ListParagraph"/>
+        <w:numPr>
+          <w:ilvl w:val="0"/>
+          <w:numId w:val="2"/>
+        </w:numPr>
+        <w:rPr>
+          <w:lang w:val="fr-CA"/>
+        </w:rPr>
+      </w:pPr>
+      <w:r>
+        <w:rPr>
+          <w:noProof/>
+          <w:lang w:val="fr-CA"/>
+        </w:rPr>
+        <w:lastRenderedPageBreak/>
+        <w:drawing>
+          <wp:inline distT="0" distB="0" distL="0" distR="0" wp14:anchorId="400FDFA7" wp14:editId="1BCA8DC0">
+            <wp:extent cx="3477958" cy="2203450"/>
+            <wp:effectExtent l="0" t="0" r="8255" b="6350"/>
+            <wp:docPr id="580424976" name="Picture 1"/>
+            <wp:cNvGraphicFramePr>
+              <a:graphicFrameLocks xmlns:a="http://schemas.openxmlformats.org/drawingml/2006/main" noChangeAspect="1"/>
+            </wp:cNvGraphicFramePr>
+            <a:graphic xmlns:a="http://schemas.openxmlformats.org/drawingml/2006/main">
+              <a:graphicData uri="http://schemas.openxmlformats.org/drawingml/2006/picture">
+                <pic:pic xmlns:pic="http://schemas.openxmlformats.org/drawingml/2006/picture">
+                  <pic:nvPicPr>
+                    <pic:cNvPr id="580424976" name=""/>
+                    <pic:cNvPicPr/>
+                  </pic:nvPicPr>
+                  <pic:blipFill>
+                    <a:blip r:embed="rId14"/>
+                    <a:stretch>
+                      <a:fillRect/>
+                    </a:stretch>
+                  </pic:blipFill>
+                  <pic:spPr>
+                    <a:xfrm>
+                      <a:off x="0" y="0"/>
+                      <a:ext cx="3482268" cy="2206181"/>
+                    </a:xfrm>
+                    <a:prstGeom prst="rect">
+                      <a:avLst/>
+                    </a:prstGeom>
+                  </pic:spPr>
+                </pic:pic>
+              </a:graphicData>
+            </a:graphic>
+          </wp:inline>
+        </w:drawing>
+      </w:r>
+    </w:p>
+    <w:p>
+      <w:pPr>
+        <w:rPr>
+          <w:lang w:val="fr-CA"/>
+        </w:rPr>
+      </w:pPr>
+      <w:r>
+        <w:rPr>
+          <w:lang w:val="fr-CA"/>
+        </w:rPr>
+        <w:t>Vérifier que le microcode a été programmé avec succès :</w:t>
+      </w:r>
+    </w:p>
+    <w:p>
+      <w:pPr>
+        <w:rPr>
+          <w:lang w:val="fr-CA"/>
+        </w:rPr>
+      </w:pPr>
+    </w:p>
+    <w:p>
+      <w:pPr>
+        <w:rPr>
+          <w:lang w:val="fr-CA"/>
+        </w:rPr>
+      </w:pPr>
+      <w:r>
+        <w:rPr>
+          <w:noProof/>
+          <w:lang w:val="fr-CA"/>
+        </w:rPr>
+        <w:drawing>
+          <wp:inline distT="0" distB="0" distL="0" distR="0" wp14:anchorId="1C539FB2" wp14:editId="01186715">
+            <wp:extent cx="3950677" cy="2260243"/>
+            <wp:effectExtent l="0" t="0" r="0" b="6985"/>
+            <wp:docPr id="1428853078" name="Picture 1"/>
+            <wp:cNvGraphicFramePr>
+              <a:graphicFrameLocks xmlns:a="http://schemas.openxmlformats.org/drawingml/2006/main" noChangeAspect="1"/>
+            </wp:cNvGraphicFramePr>
+            <a:graphic xmlns:a="http://schemas.openxmlformats.org/drawingml/2006/main">
+              <a:graphicData uri="http://schemas.openxmlformats.org/drawingml/2006/picture">
+                <pic:pic xmlns:pic="http://schemas.openxmlformats.org/drawingml/2006/picture">
+                  <pic:nvPicPr>
+                    <pic:cNvPr id="1428853078" name=""/>
+                    <pic:cNvPicPr/>
+                  </pic:nvPicPr>
+                  <pic:blipFill>
+                    <a:blip r:embed="rId15"/>
+                    <a:stretch>
+                      <a:fillRect/>
+                    </a:stretch>
+                  </pic:blipFill>
+                  <pic:spPr>
+                    <a:xfrm>
+                      <a:off x="0" y="0"/>
+                      <a:ext cx="3959096" cy="2265060"/>
+                    </a:xfrm>
+                    <a:prstGeom prst="rect">
+                      <a:avLst/>
+                    </a:prstGeom>
+                  </pic:spPr>
+                </pic:pic>
+              </a:graphicData>
+            </a:graphic>
+          </wp:inline>
+        </w:drawing>
       </w:r>
     </w:p>
     <w:p>
@@ -3460,7 +3922,7 @@
           <w:lang w:val="fr-CA"/>
         </w:rPr>
       </w:pPr>
-      <w:bookmarkStart w:id="6" w:name="_Toc41493262"/>
+      <w:bookmarkStart w:id="5" w:name="_Toc41493262"/>
       <w:r>
         <w:rPr>
           <w:lang w:val="fr-CA"/>
@@ -3474,67 +3936,53 @@
         </w:rPr>
         <w:t>RS232</w:t>
       </w:r>
-      <w:bookmarkEnd w:id="6"/>
-    </w:p>
-    <w:p>
-      <w:pPr>
-        <w:rPr>
-          <w:lang w:val="fr-CA"/>
-        </w:rPr>
-      </w:pPr>
-    </w:p>
-    <w:p>
-      <w:pPr>
-        <w:rPr>
-          <w:lang w:val="fr-CA"/>
-        </w:rPr>
-      </w:pPr>
-      <w:r>
-        <w:rPr>
-          <w:lang w:val="fr-CA"/>
-        </w:rPr>
-        <w:t>Le contrôleur peut être relié au port série d’un ordinateur en utilisant un câble « </w:t>
+      <w:bookmarkEnd w:id="5"/>
+    </w:p>
+    <w:p>
+      <w:pPr>
+        <w:rPr>
+          <w:lang w:val="fr-CA"/>
+        </w:rPr>
+      </w:pPr>
+    </w:p>
+    <w:p>
+      <w:pPr>
+        <w:rPr>
+          <w:lang w:val="fr-CA"/>
+        </w:rPr>
+      </w:pPr>
+      <w:r>
+        <w:rPr>
+          <w:lang w:val="fr-CA"/>
+        </w:rPr>
+        <w:t>Le contrôleur peut être relié au port série d’un ordinateur en utilisant un câble « Null-Modem ».  L’accès au contrôleur peut être fait via un logiciel d’émulation de terminal tel « </w:t>
       </w:r>
       <w:proofErr w:type="spellStart"/>
       <w:r>
         <w:rPr>
           <w:lang w:val="fr-CA"/>
         </w:rPr>
-        <w:t>Null</w:t>
+        <w:t>TeraTerm</w:t>
       </w:r>
       <w:proofErr w:type="spellEnd"/>
       <w:r>
         <w:rPr>
           <w:lang w:val="fr-CA"/>
         </w:rPr>
-        <w:t>-Modem ».  L’accès au contrôleur peut être fait via un logiciel d’émulation de terminal tel « </w:t>
+        <w:t xml:space="preserve"> » qui peut être </w:t>
       </w:r>
       <w:proofErr w:type="spellStart"/>
       <w:r>
         <w:rPr>
           <w:lang w:val="fr-CA"/>
         </w:rPr>
-        <w:t>TeraTerm</w:t>
+        <w:t>télécharché</w:t>
       </w:r>
       <w:proofErr w:type="spellEnd"/>
       <w:r>
         <w:rPr>
           <w:lang w:val="fr-CA"/>
         </w:rPr>
-        <w:t xml:space="preserve"> » qui peut être </w:t>
-      </w:r>
-      <w:proofErr w:type="spellStart"/>
-      <w:r>
-        <w:rPr>
-          <w:lang w:val="fr-CA"/>
-        </w:rPr>
-        <w:t>télécharché</w:t>
-      </w:r>
-      <w:proofErr w:type="spellEnd"/>
-      <w:r>
-        <w:rPr>
-          <w:lang w:val="fr-CA"/>
-        </w:rPr>
         <w:t xml:space="preserve"> gratuitement à l’adresse suivante :</w:t>
       </w:r>
     </w:p>
@@ -3544,7 +3992,7 @@
           <w:lang w:val="fr-CA"/>
         </w:rPr>
       </w:pPr>
-      <w:hyperlink r:id="rId10" w:history="1">
+      <w:hyperlink r:id="rId16" w:history="1">
         <w:r>
           <w:rPr>
             <w:rStyle w:val="Hyperlink"/>
@@ -3705,32 +4153,27 @@
                 <w:rFonts w:ascii="Arial" w:hAnsi="Arial" w:cs="Arial"/>
               </w:rPr>
             </w:pPr>
+            <w:proofErr w:type="gramStart"/>
             <w:r>
               <w:rPr>
                 <w:rFonts w:ascii="Arial" w:hAnsi="Arial" w:cs="Arial"/>
                 <w:lang w:val="fr-CA"/>
               </w:rPr>
-              <w:t xml:space="preserve">set </w:t>
-            </w:r>
+              <w:t>set</w:t>
+            </w:r>
+            <w:proofErr w:type="gramEnd"/>
             <w:r>
               <w:rPr>
                 <w:rFonts w:ascii="Arial" w:hAnsi="Arial" w:cs="Arial"/>
-              </w:rPr>
-              <w:t>&lt;</w:t>
-            </w:r>
-            <w:proofErr w:type="spellStart"/>
+                <w:lang w:val="fr-CA"/>
+              </w:rPr>
+              <w:t xml:space="preserve"> </w:t>
+            </w:r>
             <w:r>
               <w:rPr>
                 <w:rFonts w:ascii="Arial" w:hAnsi="Arial" w:cs="Arial"/>
               </w:rPr>
-              <w:t>reg</w:t>
-            </w:r>
-            <w:proofErr w:type="spellEnd"/>
-            <w:r>
-              <w:rPr>
-                <w:rFonts w:ascii="Arial" w:hAnsi="Arial" w:cs="Arial"/>
-              </w:rPr>
-              <w:t xml:space="preserve">&gt; </w:t>
+              <w:t xml:space="preserve">&lt;reg&gt; </w:t>
             </w:r>
             <w:r>
               <w:rPr>
@@ -3841,6 +4284,7 @@
                 <w:lang w:val="fr-CA"/>
               </w:rPr>
             </w:pPr>
+            <w:proofErr w:type="gramStart"/>
             <w:r>
               <w:rPr>
                 <w:rFonts w:ascii="Arial" w:hAnsi="Arial" w:cs="Arial"/>
@@ -3848,6 +4292,7 @@
               </w:rPr>
               <w:t>d</w:t>
             </w:r>
+            <w:proofErr w:type="gramEnd"/>
             <w:r>
               <w:rPr>
                 <w:rFonts w:ascii="Arial" w:hAnsi="Arial" w:cs="Arial"/>
@@ -4088,23 +4533,7 @@
                 <w:rFonts w:ascii="Arial" w:hAnsi="Arial" w:cs="Arial"/>
                 <w:lang w:val="fr-CA"/>
               </w:rPr>
-              <w:t xml:space="preserve">Sauvegarde le contenu des registres dans </w:t>
-            </w:r>
-            <w:proofErr w:type="gramStart"/>
-            <w:r>
-              <w:rPr>
-                <w:rFonts w:ascii="Arial" w:hAnsi="Arial" w:cs="Arial"/>
-                <w:lang w:val="fr-CA"/>
-              </w:rPr>
-              <w:t>le EEPROM</w:t>
-            </w:r>
-            <w:proofErr w:type="gramEnd"/>
-            <w:r>
-              <w:rPr>
-                <w:rFonts w:ascii="Arial" w:hAnsi="Arial" w:cs="Arial"/>
-                <w:lang w:val="fr-CA"/>
-              </w:rPr>
-              <w:t>. Ces valeurs seront restaurées après un redémarrage</w:t>
+              <w:t>Sauvegarde le contenu des registres dans le EEPROM. Ces valeurs seront restaurées après un redémarrage</w:t>
             </w:r>
           </w:p>
         </w:tc>
@@ -4125,6 +4554,7 @@
                 <w:lang w:val="fr-CA"/>
               </w:rPr>
             </w:pPr>
+            <w:proofErr w:type="gramStart"/>
             <w:r>
               <w:rPr>
                 <w:rFonts w:ascii="Arial" w:hAnsi="Arial" w:cs="Arial"/>
@@ -4132,6 +4562,7 @@
               </w:rPr>
               <w:t>reboot</w:t>
             </w:r>
+            <w:proofErr w:type="gramEnd"/>
           </w:p>
         </w:tc>
         <w:tc>
@@ -4214,23 +4645,7 @@
                 <w:rFonts w:ascii="Arial" w:hAnsi="Arial" w:cs="Arial"/>
                 <w:lang w:val="fr-CA"/>
               </w:rPr>
-              <w:t xml:space="preserve">Réinitialise les registres en RAM avec le contenu </w:t>
-            </w:r>
-            <w:proofErr w:type="gramStart"/>
-            <w:r>
-              <w:rPr>
-                <w:rFonts w:ascii="Arial" w:hAnsi="Arial" w:cs="Arial"/>
-                <w:lang w:val="fr-CA"/>
-              </w:rPr>
-              <w:t>du EEPROM</w:t>
-            </w:r>
-            <w:proofErr w:type="gramEnd"/>
-            <w:r>
-              <w:rPr>
-                <w:rFonts w:ascii="Arial" w:hAnsi="Arial" w:cs="Arial"/>
-                <w:lang w:val="fr-CA"/>
-              </w:rPr>
-              <w:t xml:space="preserve"> ou les valeurs par défaut</w:t>
+              <w:t>Réinitialise les registres en RAM avec le contenu du EEPROM ou les valeurs par défaut</w:t>
             </w:r>
           </w:p>
         </w:tc>
@@ -4251,12 +4666,21 @@
                 <w:lang w:val="fr-CA"/>
               </w:rPr>
             </w:pPr>
+            <w:proofErr w:type="gramStart"/>
             <w:r>
               <w:rPr>
                 <w:rFonts w:ascii="Arial" w:hAnsi="Arial" w:cs="Arial"/>
                 <w:lang w:val="fr-CA"/>
               </w:rPr>
-              <w:t>morse &lt;char&gt;</w:t>
+              <w:t>morse</w:t>
+            </w:r>
+            <w:proofErr w:type="gramEnd"/>
+            <w:r>
+              <w:rPr>
+                <w:rFonts w:ascii="Arial" w:hAnsi="Arial" w:cs="Arial"/>
+                <w:lang w:val="fr-CA"/>
+              </w:rPr>
+              <w:t xml:space="preserve"> &lt;char&gt;</w:t>
             </w:r>
           </w:p>
         </w:tc>
@@ -4277,23 +4701,7 @@
                 <w:rFonts w:ascii="Arial" w:hAnsi="Arial" w:cs="Arial"/>
                 <w:lang w:val="fr-CA"/>
               </w:rPr>
-              <w:t xml:space="preserve">Envoie le </w:t>
-            </w:r>
-            <w:proofErr w:type="spellStart"/>
-            <w:r>
-              <w:rPr>
-                <w:rFonts w:ascii="Arial" w:hAnsi="Arial" w:cs="Arial"/>
-                <w:lang w:val="fr-CA"/>
-              </w:rPr>
-              <w:t>charactère</w:t>
-            </w:r>
-            <w:proofErr w:type="spellEnd"/>
-            <w:r>
-              <w:rPr>
-                <w:rFonts w:ascii="Arial" w:hAnsi="Arial" w:cs="Arial"/>
-                <w:lang w:val="fr-CA"/>
-              </w:rPr>
-              <w:t xml:space="preserve"> &lt;char&gt; en Morse</w:t>
+              <w:t>Envoie le charactère &lt;char&gt; en Morse</w:t>
             </w:r>
           </w:p>
           <w:p>
@@ -4375,6 +4783,7 @@
                 <w:lang w:val="fr-CA"/>
               </w:rPr>
             </w:pPr>
+            <w:proofErr w:type="gramStart"/>
             <w:r>
               <w:rPr>
                 <w:rFonts w:ascii="Arial" w:hAnsi="Arial" w:cs="Arial"/>
@@ -4389,7 +4798,7 @@
               </w:rPr>
               <w:t>,-</w:t>
             </w:r>
-            <w:proofErr w:type="gramStart"/>
+            <w:proofErr w:type="gramEnd"/>
             <w:r>
               <w:rPr>
                 <w:rFonts w:ascii="Arial" w:hAnsi="Arial" w:cs="Arial"/>
@@ -4397,7 +4806,6 @@
               </w:rPr>
               <w:t>,n</w:t>
             </w:r>
-            <w:proofErr w:type="gramEnd"/>
           </w:p>
         </w:tc>
         <w:tc>
@@ -4417,7 +4825,7 @@
                 <w:rFonts w:ascii="Arial" w:hAnsi="Arial" w:cs="Arial"/>
                 <w:lang w:val="fr-CA"/>
               </w:rPr>
-              <w:t>Lorsqu’un COR est actif, la touche + incrémente la valeur du potentiomètre indexé par le registre CPOT (</w:t>
+              <w:t xml:space="preserve">Lorsqu’un COR est actif, la touche + incrémente la valeur du potentiomètre indexé par le registre CPOT (Current </w:t>
             </w:r>
             <w:proofErr w:type="spellStart"/>
             <w:r>
@@ -4425,7 +4833,7 @@
                 <w:rFonts w:ascii="Arial" w:hAnsi="Arial" w:cs="Arial"/>
                 <w:lang w:val="fr-CA"/>
               </w:rPr>
-              <w:t>Current</w:t>
+              <w:t>Potentiometer</w:t>
             </w:r>
             <w:proofErr w:type="spellEnd"/>
             <w:r>
@@ -4433,90 +4841,58 @@
                 <w:rFonts w:ascii="Arial" w:hAnsi="Arial" w:cs="Arial"/>
                 <w:lang w:val="fr-CA"/>
               </w:rPr>
-              <w:t xml:space="preserve"> </w:t>
-            </w:r>
-            <w:proofErr w:type="spellStart"/>
+              <w:t>)</w:t>
+            </w:r>
             <w:r>
               <w:rPr>
                 <w:rFonts w:ascii="Arial" w:hAnsi="Arial" w:cs="Arial"/>
                 <w:lang w:val="fr-CA"/>
               </w:rPr>
-              <w:t>Potentiometer</w:t>
-            </w:r>
-            <w:proofErr w:type="spellEnd"/>
+              <w:t xml:space="preserve"> et la touche – le décrémente. La touche ‘</w:t>
+            </w:r>
+            <w:proofErr w:type="gramStart"/>
             <w:r>
               <w:rPr>
                 <w:rFonts w:ascii="Arial" w:hAnsi="Arial" w:cs="Arial"/>
                 <w:lang w:val="fr-CA"/>
               </w:rPr>
-              <w:t>)</w:t>
-            </w:r>
+              <w:t>n’ est</w:t>
+            </w:r>
+            <w:proofErr w:type="gramEnd"/>
             <w:r>
               <w:rPr>
                 <w:rFonts w:ascii="Arial" w:hAnsi="Arial" w:cs="Arial"/>
                 <w:lang w:val="fr-CA"/>
               </w:rPr>
-              <w:t xml:space="preserve"> et la touche – le décrémente. La touche </w:t>
-            </w:r>
-            <w:proofErr w:type="gramStart"/>
+              <w:t xml:space="preserve"> utilisée pour changer de potentiomètre actif (CPOT)</w:t>
+            </w:r>
             <w:r>
               <w:rPr>
                 <w:rFonts w:ascii="Arial" w:hAnsi="Arial" w:cs="Arial"/>
                 <w:lang w:val="fr-CA"/>
               </w:rPr>
-              <w:t>‘n’ est</w:t>
-            </w:r>
-            <w:proofErr w:type="gramEnd"/>
+              <w:t>. Par exemple, si l</w:t>
+            </w:r>
             <w:r>
               <w:rPr>
                 <w:rFonts w:ascii="Arial" w:hAnsi="Arial" w:cs="Arial"/>
                 <w:lang w:val="fr-CA"/>
               </w:rPr>
-              <w:t xml:space="preserve"> utilisée pour changer de potentiomètre actif (CPOT)</w:t>
+              <w:t>e COR1 est actif, le registre R</w:t>
             </w:r>
             <w:r>
               <w:rPr>
                 <w:rFonts w:ascii="Arial" w:hAnsi="Arial" w:cs="Arial"/>
                 <w:lang w:val="fr-CA"/>
               </w:rPr>
-              <w:t>. Par exemple, si l</w:t>
+              <w:t>1</w:t>
             </w:r>
             <w:r>
               <w:rPr>
                 <w:rFonts w:ascii="Arial" w:hAnsi="Arial" w:cs="Arial"/>
                 <w:lang w:val="fr-CA"/>
               </w:rPr>
-              <w:t>e COR1 est actif, le registre R</w:t>
-            </w:r>
-            <w:r>
-              <w:rPr>
-                <w:rFonts w:ascii="Arial" w:hAnsi="Arial" w:cs="Arial"/>
-                <w:lang w:val="fr-CA"/>
-              </w:rPr>
-              <w:t>1</w:t>
-            </w:r>
-            <w:r>
-              <w:rPr>
-                <w:rFonts w:ascii="Arial" w:hAnsi="Arial" w:cs="Arial"/>
-                <w:lang w:val="fr-CA"/>
-              </w:rPr>
-              <w:t xml:space="preserve">G&lt;CPOT&gt; sera incrémenté. Cette touche permet de calibrer rapidement les </w:t>
-            </w:r>
-            <w:proofErr w:type="spellStart"/>
-            <w:r>
-              <w:rPr>
-                <w:rFonts w:ascii="Arial" w:hAnsi="Arial" w:cs="Arial"/>
-                <w:lang w:val="fr-CA"/>
-              </w:rPr>
-              <w:t>audios</w:t>
-            </w:r>
-            <w:proofErr w:type="spellEnd"/>
-            <w:r>
-              <w:rPr>
-                <w:rFonts w:ascii="Arial" w:hAnsi="Arial" w:cs="Arial"/>
-                <w:lang w:val="fr-CA"/>
-              </w:rPr>
-              <w:t xml:space="preserve"> pour chaque entrée.</w:t>
+              <w:t>G&lt;CPOT&gt; sera incrémenté. Cette touche permet de calibrer rapidement les audios pour chaque entrée.</w:t>
             </w:r>
           </w:p>
         </w:tc>
@@ -4537,6 +4913,7 @@
                 <w:lang w:val="fr-CA"/>
               </w:rPr>
             </w:pPr>
+            <w:proofErr w:type="gramStart"/>
             <w:r>
               <w:rPr>
                 <w:rFonts w:ascii="Arial" w:hAnsi="Arial" w:cs="Arial"/>
@@ -4544,6 +4921,7 @@
               </w:rPr>
               <w:t>admin</w:t>
             </w:r>
+            <w:proofErr w:type="gramEnd"/>
           </w:p>
         </w:tc>
         <w:tc>
@@ -4610,7 +4988,7 @@
           <w:lang w:val="fr-CA"/>
         </w:rPr>
       </w:pPr>
-      <w:bookmarkStart w:id="7" w:name="_Toc41493263"/>
+      <w:bookmarkStart w:id="6" w:name="_Toc41493263"/>
       <w:r>
         <w:rPr>
           <w:lang w:val="fr-CA"/>
@@ -4618,7 +4996,7 @@
         <w:lastRenderedPageBreak/>
         <w:t>Connecteurs</w:t>
       </w:r>
-      <w:bookmarkEnd w:id="7"/>
+      <w:bookmarkEnd w:id="6"/>
       <w:r>
         <w:rPr>
           <w:lang w:val="fr-CA"/>
@@ -4694,7 +5072,7 @@
         <mc:AlternateContent>
           <mc:Choice Requires="wps">
             <w:drawing>
-              <wp:anchor distT="0" distB="0" distL="114300" distR="114300" simplePos="0" relativeHeight="251620864" behindDoc="0" locked="0" layoutInCell="1" allowOverlap="1" wp14:anchorId="0E0F7D45" wp14:editId="0345708D">
+              <wp:anchor distT="0" distB="0" distL="114300" distR="114300" simplePos="0" relativeHeight="251645952" behindDoc="0" locked="0" layoutInCell="1" allowOverlap="1" wp14:anchorId="159400BD" wp14:editId="69ED18F1">
                 <wp:simplePos x="0" y="0"/>
                 <wp:positionH relativeFrom="column">
                   <wp:posOffset>2624139</wp:posOffset>
@@ -4755,7 +5133,7 @@
           </mc:Choice>
           <mc:Fallback>
             <w:pict>
-              <v:shape w14:anchorId="1AD10AA8" id="Straight Arrow Connector 15" o:spid="_x0000_s1026" type="#_x0000_t32" style="position:absolute;margin-left:206.65pt;margin-top:204.1pt;width:52.85pt;height:41.25pt;z-index:251620864;visibility:visible;mso-wrap-style:square;mso-width-percent:0;mso-height-percent:0;mso-wrap-distance-left:9pt;mso-wrap-distance-top:0;mso-wrap-distance-right:9pt;mso-wrap-distance-bottom:0;mso-position-horizontal:absolute;mso-position-horizontal-relative:text;mso-position-vertical:absolute;mso-position-vertical-relative:text;mso-width-percent:0;mso-height-percent:0;mso-width-relative:margin;mso-height-relative:margin" o:gfxdata="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" strokecolor="red" strokeweight="3pt">
+              <v:shape w14:anchorId="4FBCBFCF" id="Straight Arrow Connector 15" o:spid="_x0000_s1026" type="#_x0000_t32" style="position:absolute;margin-left:206.65pt;margin-top:204.1pt;width:52.85pt;height:41.25pt;z-index:251645952;visibility:visible;mso-wrap-style:square;mso-width-percent:0;mso-height-percent:0;mso-wrap-distance-left:9pt;mso-wrap-distance-top:0;mso-wrap-distance-right:9pt;mso-wrap-distance-bottom:0;mso-position-horizontal:absolute;mso-position-horizontal-relative:text;mso-position-vertical:absolute;mso-position-vertical-relative:text;mso-width-percent:0;mso-height-percent:0;mso-width-relative:margin;mso-height-relative:margin" o:gfxdata="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" strokecolor="red" strokeweight="3pt">
                 <v:stroke endarrow="open"/>
               </v:shape>
             </w:pict>
@@ -4770,7 +5148,7 @@
         <mc:AlternateContent>
           <mc:Choice Requires="wps">
             <w:drawing>
-              <wp:anchor distT="0" distB="0" distL="114300" distR="114300" simplePos="0" relativeHeight="251610624" behindDoc="0" locked="0" layoutInCell="1" allowOverlap="1" wp14:anchorId="4C5F9CFD" wp14:editId="0B1680D6">
+              <wp:anchor distT="0" distB="0" distL="114300" distR="114300" simplePos="0" relativeHeight="251643904" behindDoc="0" locked="0" layoutInCell="1" allowOverlap="1" wp14:anchorId="47E2BDED" wp14:editId="609D07E9">
                 <wp:simplePos x="0" y="0"/>
                 <wp:positionH relativeFrom="column">
                   <wp:posOffset>2247900</wp:posOffset>
@@ -4851,7 +5229,7 @@
           </mc:Choice>
           <mc:Fallback>
             <w:pict>
-              <v:shape w14:anchorId="4C5F9CFD" id="Text Box 14" o:spid="_x0000_s1028" type="#_x0000_t202" style="position:absolute;left:0;text-align:left;margin-left:177pt;margin-top:175.8pt;width:53.25pt;height:29.25pt;z-index:251610624;visibility:visible;mso-wrap-style:square;mso-width-percent:0;mso-height-percent:0;mso-wrap-distance-left:9pt;mso-wrap-distance-top:0;mso-wrap-distance-right:9pt;mso-wrap-distance-bottom:0;mso-position-horizontal:absolute;mso-position-horizontal-relative:text;mso-position-vertical:absolute;mso-position-vertical-relative:text;mso-width-percent:0;mso-height-percent:0;mso-width-relative:margin;mso-height-relative:margin;v-text-anchor:top" o:gfxdata="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" fillcolor="#cdddac [1622]" strokecolor="#94b64e [3046]" strokeweight="4.5pt">
+              <v:shape w14:anchorId="47E2BDED" id="Text Box 14" o:spid="_x0000_s1028" type="#_x0000_t202" style="position:absolute;left:0;text-align:left;margin-left:177pt;margin-top:175.8pt;width:53.25pt;height:29.25pt;z-index:251643904;visibility:visible;mso-wrap-style:square;mso-width-percent:0;mso-height-percent:0;mso-wrap-distance-left:9pt;mso-wrap-distance-top:0;mso-wrap-distance-right:9pt;mso-wrap-distance-bottom:0;mso-position-horizontal:absolute;mso-position-horizontal-relative:text;mso-position-vertical:absolute;mso-position-vertical-relative:text;mso-width-percent:0;mso-height-percent:0;mso-width-relative:margin;mso-height-relative:margin;v-text-anchor:top" o:gfxdata="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" fillcolor="#cdddac [1622]" strokecolor="#94b64e [3046]" strokeweight="4.5pt">
                 <v:fill color2="#f0f4e6 [502]" rotate="t" angle="180" colors="0 #dafda7;22938f #e4fdc2;1 #f5ffe6" focus="100%" type="gradient"/>
                 <v:shadow on="t" color="black" opacity="24903f" origin=",.5" offset="0,.55556mm"/>
                 <v:textbox>
@@ -4887,7 +5265,7 @@
         <mc:AlternateContent>
           <mc:Choice Requires="wps">
             <w:drawing>
-              <wp:anchor distT="0" distB="0" distL="114300" distR="114300" simplePos="0" relativeHeight="251664896" behindDoc="0" locked="0" layoutInCell="1" allowOverlap="1" wp14:anchorId="79594CEF" wp14:editId="71E959B1">
+              <wp:anchor distT="0" distB="0" distL="114300" distR="114300" simplePos="0" relativeHeight="251654144" behindDoc="0" locked="0" layoutInCell="1" allowOverlap="1" wp14:anchorId="0345552F" wp14:editId="15E18FE5">
                 <wp:simplePos x="0" y="0"/>
                 <wp:positionH relativeFrom="column">
                   <wp:posOffset>2457450</wp:posOffset>
@@ -4948,7 +5326,7 @@
           </mc:Choice>
           <mc:Fallback>
             <w:pict>
-              <v:shape w14:anchorId="67476B8C" id="Straight Arrow Connector 17" o:spid="_x0000_s1026" type="#_x0000_t32" style="position:absolute;margin-left:193.5pt;margin-top:236.7pt;width:66pt;height:42.75pt;z-index:251664896;visibility:visible;mso-wrap-style:square;mso-width-percent:0;mso-height-percent:0;mso-wrap-distance-left:9pt;mso-wrap-distance-top:0;mso-wrap-distance-right:9pt;mso-wrap-distance-bottom:0;mso-position-horizontal:absolute;mso-position-horizontal-relative:text;mso-position-vertical:absolute;mso-position-vertical-relative:text;mso-width-percent:0;mso-height-percent:0;mso-width-relative:margin;mso-height-relative:margin" o:gfxdata="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" strokecolor="red" strokeweight="3pt">
+              <v:shape w14:anchorId="46B961FA" id="Straight Arrow Connector 17" o:spid="_x0000_s1026" type="#_x0000_t32" style="position:absolute;margin-left:193.5pt;margin-top:236.7pt;width:66pt;height:42.75pt;z-index:251654144;visibility:visible;mso-wrap-style:square;mso-width-percent:0;mso-height-percent:0;mso-wrap-distance-left:9pt;mso-wrap-distance-top:0;mso-wrap-distance-right:9pt;mso-wrap-distance-bottom:0;mso-position-horizontal:absolute;mso-position-horizontal-relative:text;mso-position-vertical:absolute;mso-position-vertical-relative:text;mso-width-percent:0;mso-height-percent:0;mso-width-relative:margin;mso-height-relative:margin" o:gfxdata="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" strokecolor="red" strokeweight="3pt">
                 <v:stroke endarrow="open"/>
               </v:shape>
             </w:pict>
@@ -4963,7 +5341,7 @@
         <mc:AlternateContent>
           <mc:Choice Requires="wps">
             <w:drawing>
-              <wp:anchor distT="0" distB="0" distL="114300" distR="114300" simplePos="0" relativeHeight="251634176" behindDoc="0" locked="0" layoutInCell="1" allowOverlap="1" wp14:anchorId="6577FD99" wp14:editId="4748BBF6">
+              <wp:anchor distT="0" distB="0" distL="114300" distR="114300" simplePos="0" relativeHeight="251650048" behindDoc="0" locked="0" layoutInCell="1" allowOverlap="1" wp14:anchorId="0959F0EE" wp14:editId="5A7C8F6F">
                 <wp:simplePos x="0" y="0"/>
                 <wp:positionH relativeFrom="column">
                   <wp:posOffset>1781175</wp:posOffset>
@@ -5044,7 +5422,7 @@
           </mc:Choice>
           <mc:Fallback>
             <w:pict>
-              <v:shape w14:anchorId="6577FD99" id="Text Box 16" o:spid="_x0000_s1029" type="#_x0000_t202" style="position:absolute;left:0;text-align:left;margin-left:140.25pt;margin-top:221.55pt;width:53.25pt;height:29.25pt;z-index:251634176;visibility:visible;mso-wrap-style:square;mso-width-percent:0;mso-height-percent:0;mso-wrap-distance-left:9pt;mso-wrap-distance-top:0;mso-wrap-distance-right:9pt;mso-wrap-distance-bottom:0;mso-position-horizontal:absolute;mso-position-horizontal-relative:text;mso-position-vertical:absolute;mso-position-vertical-relative:text;mso-width-percent:0;mso-height-percent:0;mso-width-relative:margin;mso-height-relative:margin;v-text-anchor:top" o:gfxdata="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" fillcolor="#cdddac [1622]" strokecolor="#94b64e [3046]" strokeweight="4.5pt">
+              <v:shape w14:anchorId="0959F0EE" id="Text Box 16" o:spid="_x0000_s1029" type="#_x0000_t202" style="position:absolute;left:0;text-align:left;margin-left:140.25pt;margin-top:221.55pt;width:53.25pt;height:29.25pt;z-index:251650048;visibility:visible;mso-wrap-style:square;mso-width-percent:0;mso-height-percent:0;mso-wrap-distance-left:9pt;mso-wrap-distance-top:0;mso-wrap-distance-right:9pt;mso-wrap-distance-bottom:0;mso-position-horizontal:absolute;mso-position-horizontal-relative:text;mso-position-vertical:absolute;mso-position-vertical-relative:text;mso-width-percent:0;mso-height-percent:0;mso-width-relative:margin;mso-height-relative:margin;v-text-anchor:top" o:gfxdata="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" fillcolor="#cdddac [1622]" strokecolor="#94b64e [3046]" strokeweight="4.5pt">
                 <v:fill color2="#f0f4e6 [502]" rotate="t" angle="180" colors="0 #dafda7;22938f #e4fdc2;1 #f5ffe6" focus="100%" type="gradient"/>
                 <v:shadow on="t" color="black" opacity="24903f" origin=",.5" offset="0,.55556mm"/>
                 <v:textbox>
@@ -5080,7 +5458,7 @@
         <mc:AlternateContent>
           <mc:Choice Requires="wps">
             <w:drawing>
-              <wp:anchor distT="0" distB="0" distL="114300" distR="114300" simplePos="0" relativeHeight="251601408" behindDoc="0" locked="0" layoutInCell="1" allowOverlap="1" wp14:anchorId="0B866EFD" wp14:editId="3F5C8646">
+              <wp:anchor distT="0" distB="0" distL="114300" distR="114300" simplePos="0" relativeHeight="251641856" behindDoc="0" locked="0" layoutInCell="1" allowOverlap="1" wp14:anchorId="77977F45" wp14:editId="09FA7421">
                 <wp:simplePos x="0" y="0"/>
                 <wp:positionH relativeFrom="column">
                   <wp:posOffset>585788</wp:posOffset>
@@ -5141,7 +5519,7 @@
           </mc:Choice>
           <mc:Fallback>
             <w:pict>
-              <v:shape w14:anchorId="6B4E0AA4" id="Straight Arrow Connector 13" o:spid="_x0000_s1026" type="#_x0000_t32" style="position:absolute;margin-left:46.15pt;margin-top:99.85pt;width:12.75pt;height:48pt;flip:x y;z-index:251601408;visibility:visible;mso-wrap-style:square;mso-width-percent:0;mso-height-percent:0;mso-wrap-distance-left:9pt;mso-wrap-distance-top:0;mso-wrap-distance-right:9pt;mso-wrap-distance-bottom:0;mso-position-horizontal:absolute;mso-position-horizontal-relative:text;mso-position-vertical:absolute;mso-position-vertical-relative:text;mso-width-percent:0;mso-height-percent:0;mso-width-relative:margin;mso-height-relative:margin" o:gfxdata="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" strokecolor="red" strokeweight="3pt">
+              <v:shape w14:anchorId="13A83D7D" id="Straight Arrow Connector 13" o:spid="_x0000_s1026" type="#_x0000_t32" style="position:absolute;margin-left:46.15pt;margin-top:99.85pt;width:12.75pt;height:48pt;flip:x y;z-index:251641856;visibility:visible;mso-wrap-style:square;mso-width-percent:0;mso-height-percent:0;mso-wrap-distance-left:9pt;mso-wrap-distance-top:0;mso-wrap-distance-right:9pt;mso-wrap-distance-bottom:0;mso-position-horizontal:absolute;mso-position-horizontal-relative:text;mso-position-vertical:absolute;mso-position-vertical-relative:text;mso-width-percent:0;mso-height-percent:0;mso-width-relative:margin;mso-height-relative:margin" o:gfxdata="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" strokecolor="red" strokeweight="3pt">
                 <v:stroke endarrow="open"/>
               </v:shape>
             </w:pict>
@@ -5156,7 +5534,7 @@
         <mc:AlternateContent>
           <mc:Choice Requires="wps">
             <w:drawing>
-              <wp:anchor distT="0" distB="0" distL="114300" distR="114300" simplePos="0" relativeHeight="251594240" behindDoc="0" locked="0" layoutInCell="1" allowOverlap="1" wp14:anchorId="07BABFF7" wp14:editId="22631A82">
+              <wp:anchor distT="0" distB="0" distL="114300" distR="114300" simplePos="0" relativeHeight="251639808" behindDoc="0" locked="0" layoutInCell="1" allowOverlap="1" wp14:anchorId="6845C56A" wp14:editId="57B372E3">
                 <wp:simplePos x="0" y="0"/>
                 <wp:positionH relativeFrom="column">
                   <wp:posOffset>381000</wp:posOffset>
@@ -5244,7 +5622,7 @@
           </mc:Choice>
           <mc:Fallback>
             <w:pict>
-              <v:shape w14:anchorId="07BABFF7" id="Text Box 9" o:spid="_x0000_s1030" type="#_x0000_t202" style="position:absolute;left:0;text-align:left;margin-left:30pt;margin-top:148.75pt;width:53.25pt;height:29.25pt;z-index:251594240;visibility:visible;mso-wrap-style:square;mso-width-percent:0;mso-height-percent:0;mso-wrap-distance-left:9pt;mso-wrap-distance-top:0;mso-wrap-distance-right:9pt;mso-wrap-distance-bottom:0;mso-position-horizontal:absolute;mso-position-horizontal-relative:text;mso-position-vertical:absolute;mso-position-vertical-relative:text;mso-width-percent:0;mso-height-percent:0;mso-width-relative:margin;mso-height-relative:margin;v-text-anchor:top" o:gfxdata="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" fillcolor="#cdddac [1622]" strokecolor="#94b64e [3046]" strokeweight="4.5pt">
+              <v:shape w14:anchorId="6845C56A" id="Text Box 9" o:spid="_x0000_s1030" type="#_x0000_t202" style="position:absolute;left:0;text-align:left;margin-left:30pt;margin-top:148.75pt;width:53.25pt;height:29.25pt;z-index:251639808;visibility:visible;mso-wrap-style:square;mso-width-percent:0;mso-height-percent:0;mso-wrap-distance-left:9pt;mso-wrap-distance-top:0;mso-wrap-distance-right:9pt;mso-wrap-distance-bottom:0;mso-position-horizontal:absolute;mso-position-horizontal-relative:text;mso-position-vertical:absolute;mso-position-vertical-relative:text;mso-width-percent:0;mso-height-percent:0;mso-width-relative:margin;mso-height-relative:margin;v-text-anchor:top" o:gfxdata="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" fillcolor="#cdddac [1622]" strokecolor="#94b64e [3046]" strokeweight="4.5pt">
                 <v:fill color2="#f0f4e6 [502]" rotate="t" angle="180" colors="0 #dafda7;22938f #e4fdc2;1 #f5ffe6" focus="100%" type="gradient"/>
                 <v:shadow on="t" color="black" opacity="24903f" origin=",.5" offset="0,.55556mm"/>
                 <v:textbox>
@@ -5285,7 +5663,7 @@
           <w:lang w:val="en-CA" w:eastAsia="en-CA"/>
         </w:rPr>
         <w:drawing>
-          <wp:inline distT="0" distB="0" distL="0" distR="0">
+          <wp:inline distT="0" distB="0" distL="0" distR="0" wp14:anchorId="1A4B4037" wp14:editId="53EB37F9">
             <wp:extent cx="6192096" cy="4644072"/>
             <wp:effectExtent l="0" t="0" r="0" b="4445"/>
             <wp:docPr id="6" name="Picture 6"/>
@@ -5300,7 +5678,7 @@
                     <pic:cNvPicPr/>
                   </pic:nvPicPr>
                   <pic:blipFill>
-                    <a:blip r:embed="rId11" cstate="print">
+                    <a:blip r:embed="rId17" cstate="print">
                       <a:extLst>
                         <a:ext uri="{28A0092B-C50C-407E-A947-70E740481C1C}">
                           <a14:useLocalDpi xmlns:a14="http://schemas.microsoft.com/office/drawing/2010/main" val="0"/>
@@ -5353,7 +5731,7 @@
           <w:lang w:val="fr-CA"/>
         </w:rPr>
       </w:pPr>
-      <w:bookmarkStart w:id="8" w:name="_Toc41493264"/>
+      <w:bookmarkStart w:id="7" w:name="_Toc41493264"/>
       <w:r>
         <w:rPr>
           <w:lang w:val="fr-CA"/>
@@ -5367,7 +5745,7 @@
         </w:rPr>
         <w:t>0</w:t>
       </w:r>
-      <w:bookmarkEnd w:id="8"/>
+      <w:bookmarkEnd w:id="7"/>
     </w:p>
     <w:p>
       <w:pPr>
@@ -5565,7 +5943,6 @@
               <w:bottom w:val="single" w:sz="6" w:space="0" w:color="4A7EBB"/>
               <w:right w:val="single" w:sz="6" w:space="0" w:color="4A7EBB"/>
             </w:tcBorders>
-            <w:shd w:val="clear" w:color="auto" w:fill="auto"/>
             <w:tcMar>
               <w:top w:w="72" w:type="dxa"/>
               <w:left w:w="144" w:type="dxa"/>
@@ -5589,7 +5966,6 @@
               <w:bottom w:val="single" w:sz="6" w:space="0" w:color="4A7EBB"/>
               <w:right w:val="single" w:sz="6" w:space="0" w:color="4A7EBB"/>
             </w:tcBorders>
-            <w:shd w:val="clear" w:color="auto" w:fill="auto"/>
             <w:tcMar>
               <w:top w:w="72" w:type="dxa"/>
               <w:left w:w="144" w:type="dxa"/>
@@ -5613,7 +5989,6 @@
               <w:bottom w:val="single" w:sz="6" w:space="0" w:color="4A7EBB"/>
               <w:right w:val="single" w:sz="6" w:space="0" w:color="4A7EBB"/>
             </w:tcBorders>
-            <w:shd w:val="clear" w:color="auto" w:fill="auto"/>
             <w:tcMar>
               <w:top w:w="72" w:type="dxa"/>
               <w:left w:w="144" w:type="dxa"/>
@@ -5637,7 +6012,6 @@
               <w:bottom w:val="single" w:sz="6" w:space="0" w:color="4A7EBB"/>
               <w:right w:val="single" w:sz="6" w:space="0" w:color="4A7EBB"/>
             </w:tcBorders>
-            <w:shd w:val="clear" w:color="auto" w:fill="auto"/>
             <w:tcMar>
               <w:top w:w="72" w:type="dxa"/>
               <w:left w:w="144" w:type="dxa"/>
@@ -5811,21 +6185,7 @@
         <w:rPr>
           <w:lang w:val="fr-CA"/>
         </w:rPr>
-        <w:t>. Il est donc essentiel d’installer un cavalier (</w:t>
-      </w:r>
-      <w:proofErr w:type="spellStart"/>
-      <w:r>
-        <w:rPr>
-          <w:lang w:val="fr-CA"/>
-        </w:rPr>
-        <w:t>jumper</w:t>
-      </w:r>
-      <w:proofErr w:type="spellEnd"/>
-      <w:r>
-        <w:rPr>
-          <w:lang w:val="fr-CA"/>
-        </w:rPr>
-        <w:t>) entre les broches 1 et 2 afin que l’audio soit réacheminé aux sorties audio.</w:t>
+        <w:t>. Il est donc essentiel d’installer un cavalier (jumper) entre les broches 1 et 2 afin que l’audio soit réacheminé aux sorties audio.</w:t>
       </w:r>
     </w:p>
     <w:p>
@@ -5855,7 +6215,7 @@
           <w:lang w:val="fr-CA"/>
         </w:rPr>
       </w:pPr>
-      <w:bookmarkStart w:id="9" w:name="_Toc41493265"/>
+      <w:bookmarkStart w:id="8" w:name="_Toc41493265"/>
       <w:r>
         <w:rPr>
           <w:lang w:val="fr-CA"/>
@@ -5863,7 +6223,7 @@
         <w:lastRenderedPageBreak/>
         <w:t>Connecteur Auxiliaire – U30</w:t>
       </w:r>
-      <w:bookmarkEnd w:id="9"/>
+      <w:bookmarkEnd w:id="8"/>
     </w:p>
     <w:p>
       <w:pPr>
@@ -5895,21 +6255,7 @@
         <w:rPr>
           <w:lang w:val="fr-CA"/>
         </w:rPr>
-        <w:t xml:space="preserve">Ce connecteur fournit également accès aux signaux I2C afin de relier </w:t>
-      </w:r>
-      <w:proofErr w:type="gramStart"/>
-      <w:r>
-        <w:rPr>
-          <w:lang w:val="fr-CA"/>
-        </w:rPr>
-        <w:t>d’autre</w:t>
-      </w:r>
-      <w:proofErr w:type="gramEnd"/>
-      <w:r>
-        <w:rPr>
-          <w:lang w:val="fr-CA"/>
-        </w:rPr>
-        <w:t xml:space="preserve"> circuits compatibles au protocole I2C.</w:t>
+        <w:t>Ce connecteur fournit également accès aux signaux I2C afin de relier d’autre circuits compatibles au protocole I2C.</w:t>
       </w:r>
     </w:p>
     <w:p>
@@ -6099,7 +6445,6 @@
               <w:bottom w:val="single" w:sz="6" w:space="0" w:color="4A7EBB"/>
               <w:right w:val="single" w:sz="6" w:space="0" w:color="4A7EBB"/>
             </w:tcBorders>
-            <w:shd w:val="clear" w:color="auto" w:fill="auto"/>
             <w:tcMar>
               <w:top w:w="72" w:type="dxa"/>
               <w:left w:w="144" w:type="dxa"/>
@@ -6123,7 +6468,6 @@
               <w:bottom w:val="single" w:sz="6" w:space="0" w:color="4A7EBB"/>
               <w:right w:val="single" w:sz="6" w:space="0" w:color="4A7EBB"/>
             </w:tcBorders>
-            <w:shd w:val="clear" w:color="auto" w:fill="auto"/>
             <w:tcMar>
               <w:top w:w="72" w:type="dxa"/>
               <w:left w:w="144" w:type="dxa"/>
@@ -6147,7 +6491,6 @@
               <w:bottom w:val="single" w:sz="6" w:space="0" w:color="4A7EBB"/>
               <w:right w:val="single" w:sz="6" w:space="0" w:color="4A7EBB"/>
             </w:tcBorders>
-            <w:shd w:val="clear" w:color="auto" w:fill="auto"/>
             <w:tcMar>
               <w:top w:w="72" w:type="dxa"/>
               <w:left w:w="144" w:type="dxa"/>
@@ -6171,7 +6514,6 @@
               <w:bottom w:val="single" w:sz="6" w:space="0" w:color="4A7EBB"/>
               <w:right w:val="single" w:sz="6" w:space="0" w:color="4A7EBB"/>
             </w:tcBorders>
-            <w:shd w:val="clear" w:color="auto" w:fill="auto"/>
             <w:tcMar>
               <w:top w:w="72" w:type="dxa"/>
               <w:left w:w="144" w:type="dxa"/>
@@ -6303,7 +6645,6 @@
               <w:bottom w:val="single" w:sz="6" w:space="0" w:color="4A7EBB"/>
               <w:right w:val="single" w:sz="6" w:space="0" w:color="4A7EBB"/>
             </w:tcBorders>
-            <w:shd w:val="clear" w:color="auto" w:fill="auto"/>
             <w:tcMar>
               <w:top w:w="72" w:type="dxa"/>
               <w:left w:w="144" w:type="dxa"/>
@@ -6327,7 +6668,6 @@
               <w:bottom w:val="single" w:sz="6" w:space="0" w:color="4A7EBB"/>
               <w:right w:val="single" w:sz="6" w:space="0" w:color="4A7EBB"/>
             </w:tcBorders>
-            <w:shd w:val="clear" w:color="auto" w:fill="auto"/>
             <w:tcMar>
               <w:top w:w="72" w:type="dxa"/>
               <w:left w:w="144" w:type="dxa"/>
@@ -6351,7 +6691,6 @@
               <w:bottom w:val="single" w:sz="6" w:space="0" w:color="4A7EBB"/>
               <w:right w:val="single" w:sz="6" w:space="0" w:color="4A7EBB"/>
             </w:tcBorders>
-            <w:shd w:val="clear" w:color="auto" w:fill="auto"/>
             <w:tcMar>
               <w:top w:w="72" w:type="dxa"/>
               <w:left w:w="144" w:type="dxa"/>
@@ -6375,7 +6714,6 @@
               <w:bottom w:val="single" w:sz="6" w:space="0" w:color="4A7EBB"/>
               <w:right w:val="single" w:sz="6" w:space="0" w:color="4A7EBB"/>
             </w:tcBorders>
-            <w:shd w:val="clear" w:color="auto" w:fill="auto"/>
             <w:tcMar>
               <w:top w:w="72" w:type="dxa"/>
               <w:left w:w="144" w:type="dxa"/>
@@ -6507,7 +6845,6 @@
               <w:bottom w:val="single" w:sz="6" w:space="0" w:color="4A7EBB"/>
               <w:right w:val="single" w:sz="6" w:space="0" w:color="4A7EBB"/>
             </w:tcBorders>
-            <w:shd w:val="clear" w:color="auto" w:fill="auto"/>
             <w:tcMar>
               <w:top w:w="72" w:type="dxa"/>
               <w:left w:w="144" w:type="dxa"/>
@@ -6531,7 +6868,6 @@
               <w:bottom w:val="single" w:sz="6" w:space="0" w:color="4A7EBB"/>
               <w:right w:val="single" w:sz="6" w:space="0" w:color="4A7EBB"/>
             </w:tcBorders>
-            <w:shd w:val="clear" w:color="auto" w:fill="auto"/>
             <w:tcMar>
               <w:top w:w="72" w:type="dxa"/>
               <w:left w:w="144" w:type="dxa"/>
@@ -6555,7 +6891,6 @@
               <w:bottom w:val="single" w:sz="6" w:space="0" w:color="4A7EBB"/>
               <w:right w:val="single" w:sz="6" w:space="0" w:color="4A7EBB"/>
             </w:tcBorders>
-            <w:shd w:val="clear" w:color="auto" w:fill="auto"/>
             <w:tcMar>
               <w:top w:w="72" w:type="dxa"/>
               <w:left w:w="144" w:type="dxa"/>
@@ -6579,7 +6914,6 @@
               <w:bottom w:val="single" w:sz="6" w:space="0" w:color="4A7EBB"/>
               <w:right w:val="single" w:sz="6" w:space="0" w:color="4A7EBB"/>
             </w:tcBorders>
-            <w:shd w:val="clear" w:color="auto" w:fill="auto"/>
             <w:tcMar>
               <w:top w:w="72" w:type="dxa"/>
               <w:left w:w="144" w:type="dxa"/>
@@ -6630,7 +6964,7 @@
           <w:lang w:val="fr-CA"/>
         </w:rPr>
       </w:pPr>
-      <w:bookmarkStart w:id="10" w:name="_Toc41493266"/>
+      <w:bookmarkStart w:id="9" w:name="_Toc41493266"/>
       <w:r>
         <w:rPr>
           <w:lang w:val="fr-CA"/>
@@ -6638,7 +6972,7 @@
         <w:lastRenderedPageBreak/>
         <w:t>Connecteur RS232 –U35</w:t>
       </w:r>
-      <w:bookmarkEnd w:id="10"/>
+      <w:bookmarkEnd w:id="9"/>
     </w:p>
     <w:p>
       <w:pPr>
@@ -6658,14 +6992,14 @@
         <w:rPr>
           <w:lang w:val="fr-CA"/>
         </w:rPr>
-        <w:t>Un</w:t>
+        <w:t>Un interface</w:t>
       </w:r>
       <w:proofErr w:type="gramEnd"/>
       <w:r>
         <w:rPr>
           <w:lang w:val="fr-CA"/>
         </w:rPr>
-        <w:t xml:space="preserve"> interface RS232 (MAX232) est installé sur le </w:t>
+        <w:t xml:space="preserve"> RS232 (MAX232) est installé sur le </w:t>
       </w:r>
       <w:proofErr w:type="spellStart"/>
       <w:r>
@@ -7175,7 +7509,7 @@
           <w:lang w:val="fr-CA"/>
         </w:rPr>
       </w:pPr>
-      <w:bookmarkStart w:id="11" w:name="_Toc41493267"/>
+      <w:bookmarkStart w:id="10" w:name="_Toc41493267"/>
       <w:r>
         <w:rPr>
           <w:lang w:val="fr-CA"/>
@@ -7183,7 +7517,7 @@
         <w:lastRenderedPageBreak/>
         <w:t>Raccordement avec afficheur LCD</w:t>
       </w:r>
-      <w:bookmarkEnd w:id="11"/>
+      <w:bookmarkEnd w:id="10"/>
     </w:p>
     <w:p>
       <w:pPr>
@@ -7229,7 +7563,7 @@
         <mc:AlternateContent>
           <mc:Choice Requires="wps">
             <w:drawing>
-              <wp:anchor distT="0" distB="0" distL="114300" distR="114300" simplePos="0" relativeHeight="251782656" behindDoc="0" locked="0" layoutInCell="1" allowOverlap="1" wp14:anchorId="1824AB81" wp14:editId="51D43FEA">
+              <wp:anchor distT="0" distB="0" distL="114300" distR="114300" simplePos="0" relativeHeight="251676672" behindDoc="0" locked="0" layoutInCell="1" allowOverlap="1" wp14:anchorId="01CF3BEE" wp14:editId="063ABF3B">
                 <wp:simplePos x="0" y="0"/>
                 <wp:positionH relativeFrom="column">
                   <wp:posOffset>2077790</wp:posOffset>
@@ -7293,7 +7627,7 @@
           </mc:Choice>
           <mc:Fallback>
             <w:pict>
-              <v:rect w14:anchorId="11D6BB10" id="Rectangle 28" o:spid="_x0000_s1026" style="position:absolute;margin-left:163.6pt;margin-top:2.15pt;width:9.45pt;height:9.45pt;z-index:251782656;visibility:visible;mso-wrap-style:square;mso-wrap-distance-left:9pt;mso-wrap-distance-top:0;mso-wrap-distance-right:9pt;mso-wrap-distance-bottom:0;mso-position-horizontal:absolute;mso-position-horizontal-relative:text;mso-position-vertical:absolute;mso-position-vertical-relative:text;v-text-anchor:middle" o:gfxdata="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" fillcolor="red" strokecolor="black [3213]" strokeweight="2pt"/>
+              <v:rect w14:anchorId="2779007E" id="Rectangle 28" o:spid="_x0000_s1026" style="position:absolute;margin-left:163.6pt;margin-top:2.15pt;width:9.45pt;height:9.45pt;z-index:251676672;visibility:visible;mso-wrap-style:square;mso-wrap-distance-left:9pt;mso-wrap-distance-top:0;mso-wrap-distance-right:9pt;mso-wrap-distance-bottom:0;mso-position-horizontal:absolute;mso-position-horizontal-relative:text;mso-position-vertical:absolute;mso-position-vertical-relative:text;v-text-anchor:middle" o:gfxdata="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" fillcolor="red" strokecolor="black [3213]" strokeweight="2pt"/>
             </w:pict>
           </mc:Fallback>
         </mc:AlternateContent>
@@ -7337,7 +7671,7 @@
         <mc:AlternateContent>
           <mc:Choice Requires="wps">
             <w:drawing>
-              <wp:anchor distT="0" distB="0" distL="114300" distR="114300" simplePos="0" relativeHeight="251774464" behindDoc="0" locked="0" layoutInCell="1" allowOverlap="1" wp14:anchorId="01FE5FFB" wp14:editId="16B4DAEE">
+              <wp:anchor distT="0" distB="0" distL="114300" distR="114300" simplePos="0" relativeHeight="251674624" behindDoc="0" locked="0" layoutInCell="1" allowOverlap="1" wp14:anchorId="16C6DC88" wp14:editId="66070A50">
                 <wp:simplePos x="0" y="0"/>
                 <wp:positionH relativeFrom="column">
                   <wp:posOffset>2077720</wp:posOffset>
@@ -7401,7 +7735,7 @@
           </mc:Choice>
           <mc:Fallback>
             <w:pict>
-              <v:rect w14:anchorId="620AD344" id="Rectangle 27" o:spid="_x0000_s1026" style="position:absolute;margin-left:163.6pt;margin-top:1.75pt;width:9.45pt;height:9.45pt;z-index:251774464;visibility:visible;mso-wrap-style:square;mso-wrap-distance-left:9pt;mso-wrap-distance-top:0;mso-wrap-distance-right:9pt;mso-wrap-distance-bottom:0;mso-position-horizontal:absolute;mso-position-horizontal-relative:text;mso-position-vertical:absolute;mso-position-vertical-relative:text;v-text-anchor:middle" o:gfxdata="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" fillcolor="yellow" strokecolor="black [3213]" strokeweight="2pt"/>
+              <v:rect w14:anchorId="5CB60CA9" id="Rectangle 27" o:spid="_x0000_s1026" style="position:absolute;margin-left:163.6pt;margin-top:1.75pt;width:9.45pt;height:9.45pt;z-index:251674624;visibility:visible;mso-wrap-style:square;mso-wrap-distance-left:9pt;mso-wrap-distance-top:0;mso-wrap-distance-right:9pt;mso-wrap-distance-bottom:0;mso-position-horizontal:absolute;mso-position-horizontal-relative:text;mso-position-vertical:absolute;mso-position-vertical-relative:text;v-text-anchor:middle" o:gfxdata="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" fillcolor="yellow" strokecolor="black [3213]" strokeweight="2pt"/>
             </w:pict>
           </mc:Fallback>
         </mc:AlternateContent>
@@ -7439,7 +7773,7 @@
         <mc:AlternateContent>
           <mc:Choice Requires="wps">
             <w:drawing>
-              <wp:anchor distT="0" distB="0" distL="114300" distR="114300" simplePos="0" relativeHeight="251761152" behindDoc="0" locked="0" layoutInCell="1" allowOverlap="1" wp14:anchorId="46112C33" wp14:editId="1BD98589">
+              <wp:anchor distT="0" distB="0" distL="114300" distR="114300" simplePos="0" relativeHeight="251672576" behindDoc="0" locked="0" layoutInCell="1" allowOverlap="1" wp14:anchorId="37238381" wp14:editId="6878C553">
                 <wp:simplePos x="0" y="0"/>
                 <wp:positionH relativeFrom="column">
                   <wp:posOffset>2078355</wp:posOffset>
@@ -7503,7 +7837,7 @@
           </mc:Choice>
           <mc:Fallback>
             <w:pict>
-              <v:rect w14:anchorId="42D7B74E" id="Rectangle 26" o:spid="_x0000_s1026" style="position:absolute;margin-left:163.65pt;margin-top:2.9pt;width:9.45pt;height:9.45pt;z-index:251761152;visibility:visible;mso-wrap-style:square;mso-wrap-distance-left:9pt;mso-wrap-distance-top:0;mso-wrap-distance-right:9pt;mso-wrap-distance-bottom:0;mso-position-horizontal:absolute;mso-position-horizontal-relative:text;mso-position-vertical:absolute;mso-position-vertical-relative:text;v-text-anchor:middle" o:gfxdata="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" fillcolor="#f79646 [3209]" strokecolor="black [3213]" strokeweight="2pt"/>
+              <v:rect w14:anchorId="0A93E109" id="Rectangle 26" o:spid="_x0000_s1026" style="position:absolute;margin-left:163.65pt;margin-top:2.9pt;width:9.45pt;height:9.45pt;z-index:251672576;visibility:visible;mso-wrap-style:square;mso-wrap-distance-left:9pt;mso-wrap-distance-top:0;mso-wrap-distance-right:9pt;mso-wrap-distance-bottom:0;mso-position-horizontal:absolute;mso-position-horizontal-relative:text;mso-position-vertical:absolute;mso-position-vertical-relative:text;v-text-anchor:middle" o:gfxdata="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" fillcolor="#f79646 [3209]" strokecolor="black [3213]" strokeweight="2pt"/>
             </w:pict>
           </mc:Fallback>
         </mc:AlternateContent>
@@ -7512,16 +7846,8 @@
         <w:rPr>
           <w:lang w:val="fr-CA"/>
         </w:rPr>
-        <w:t xml:space="preserve">I2C </w:t>
-      </w:r>
-      <w:proofErr w:type="spellStart"/>
-      <w:r>
-        <w:rPr>
-          <w:lang w:val="fr-CA"/>
-        </w:rPr>
-        <w:t>Clock</w:t>
-      </w:r>
-      <w:proofErr w:type="spellEnd"/>
+        <w:t>I2C Clock</w:t>
+      </w:r>
       <w:r>
         <w:rPr>
           <w:lang w:val="fr-CA"/>
@@ -7549,7 +7875,7 @@
         <mc:AlternateContent>
           <mc:Choice Requires="wps">
             <w:drawing>
-              <wp:anchor distT="0" distB="0" distL="114300" distR="114300" simplePos="0" relativeHeight="251791872" behindDoc="0" locked="0" layoutInCell="1" allowOverlap="1" wp14:anchorId="670F82D6" wp14:editId="591B3910">
+              <wp:anchor distT="0" distB="0" distL="114300" distR="114300" simplePos="0" relativeHeight="251678720" behindDoc="0" locked="0" layoutInCell="1" allowOverlap="1" wp14:anchorId="7C36FCB5" wp14:editId="648999BF">
                 <wp:simplePos x="0" y="0"/>
                 <wp:positionH relativeFrom="column">
                   <wp:posOffset>2077085</wp:posOffset>
@@ -7613,7 +7939,7 @@
           </mc:Choice>
           <mc:Fallback>
             <w:pict>
-              <v:rect w14:anchorId="1A20134C" id="Rectangle 29" o:spid="_x0000_s1026" style="position:absolute;margin-left:163.55pt;margin-top:3.25pt;width:9.45pt;height:9.45pt;z-index:251791872;visibility:visible;mso-wrap-style:square;mso-wrap-distance-left:9pt;mso-wrap-distance-top:0;mso-wrap-distance-right:9pt;mso-wrap-distance-bottom:0;mso-position-horizontal:absolute;mso-position-horizontal-relative:text;mso-position-vertical:absolute;mso-position-vertical-relative:text;v-text-anchor:middle" o:gfxdata="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" fillcolor="#7030a0" strokecolor="black [3213]" strokeweight="2pt"/>
+              <v:rect w14:anchorId="1C0080F1" id="Rectangle 29" o:spid="_x0000_s1026" style="position:absolute;margin-left:163.55pt;margin-top:3.25pt;width:9.45pt;height:9.45pt;z-index:251678720;visibility:visible;mso-wrap-style:square;mso-wrap-distance-left:9pt;mso-wrap-distance-top:0;mso-wrap-distance-right:9pt;mso-wrap-distance-bottom:0;mso-position-horizontal:absolute;mso-position-horizontal-relative:text;mso-position-vertical:absolute;mso-position-vertical-relative:text;v-text-anchor:middle" o:gfxdata="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" fillcolor="#7030a0" strokecolor="black [3213]" strokeweight="2pt"/>
             </w:pict>
           </mc:Fallback>
         </mc:AlternateContent>
@@ -7674,7 +8000,7 @@
         <mc:AlternateContent>
           <mc:Choice Requires="wps">
             <w:drawing>
-              <wp:anchor distT="0" distB="0" distL="114300" distR="114300" simplePos="0" relativeHeight="251548160" behindDoc="0" locked="0" layoutInCell="1" allowOverlap="1" wp14:anchorId="78CB8B68" wp14:editId="33B0046D">
+              <wp:anchor distT="0" distB="0" distL="114300" distR="114300" simplePos="0" relativeHeight="251633664" behindDoc="0" locked="0" layoutInCell="1" allowOverlap="1" wp14:anchorId="0DDC271B" wp14:editId="51D4EDCE">
                 <wp:simplePos x="0" y="0"/>
                 <wp:positionH relativeFrom="column">
                   <wp:posOffset>795339</wp:posOffset>
@@ -7735,7 +8061,7 @@
           </mc:Choice>
           <mc:Fallback>
             <w:pict>
-              <v:shape w14:anchorId="63CE3F08" id="Straight Arrow Connector 20" o:spid="_x0000_s1026" type="#_x0000_t32" style="position:absolute;margin-left:62.65pt;margin-top:50.4pt;width:43.85pt;height:3.6pt;flip:y;z-index:251548160;visibility:visible;mso-wrap-style:square;mso-width-percent:0;mso-height-percent:0;mso-wrap-distance-left:9pt;mso-wrap-distance-top:0;mso-wrap-distance-right:9pt;mso-wrap-distance-bottom:0;mso-position-horizontal:absolute;mso-position-horizontal-relative:text;mso-position-vertical:absolute;mso-position-vertical-relative:text;mso-width-percent:0;mso-height-percent:0;mso-width-relative:margin;mso-height-relative:margin" o:gfxdata="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" strokecolor="red" strokeweight="3pt">
+              <v:shape w14:anchorId="0323B373" id="Straight Arrow Connector 20" o:spid="_x0000_s1026" type="#_x0000_t32" style="position:absolute;margin-left:62.65pt;margin-top:50.4pt;width:43.85pt;height:3.6pt;flip:y;z-index:251633664;visibility:visible;mso-wrap-style:square;mso-width-percent:0;mso-height-percent:0;mso-wrap-distance-left:9pt;mso-wrap-distance-top:0;mso-wrap-distance-right:9pt;mso-wrap-distance-bottom:0;mso-position-horizontal:absolute;mso-position-horizontal-relative:text;mso-position-vertical:absolute;mso-position-vertical-relative:text;mso-width-percent:0;mso-height-percent:0;mso-width-relative:margin;mso-height-relative:margin" o:gfxdata="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" strokecolor="red" strokeweight="3pt">
                 <v:stroke endarrow="open"/>
               </v:shape>
             </w:pict>
@@ -7750,7 +8076,7 @@
         <mc:AlternateContent>
           <mc:Choice Requires="wps">
             <w:drawing>
-              <wp:anchor distT="0" distB="0" distL="114300" distR="114300" simplePos="0" relativeHeight="251525632" behindDoc="0" locked="0" layoutInCell="1" allowOverlap="1" wp14:anchorId="59BD2793" wp14:editId="48A42245">
+              <wp:anchor distT="0" distB="0" distL="114300" distR="114300" simplePos="0" relativeHeight="251631616" behindDoc="0" locked="0" layoutInCell="1" allowOverlap="1" wp14:anchorId="70B3DE1C" wp14:editId="3F5CD60D">
                 <wp:simplePos x="0" y="0"/>
                 <wp:positionH relativeFrom="column">
                   <wp:posOffset>94933</wp:posOffset>
@@ -7838,7 +8164,7 @@
           </mc:Choice>
           <mc:Fallback>
             <w:pict>
-              <v:shape w14:anchorId="59BD2793" id="Text Box 19" o:spid="_x0000_s1031" type="#_x0000_t202" style="position:absolute;margin-left:7.5pt;margin-top:39.55pt;width:53.25pt;height:29.25pt;z-index:251525632;visibility:visible;mso-wrap-style:square;mso-width-percent:0;mso-height-percent:0;mso-wrap-distance-left:9pt;mso-wrap-distance-top:0;mso-wrap-distance-right:9pt;mso-wrap-distance-bottom:0;mso-position-horizontal:absolute;mso-position-horizontal-relative:text;mso-position-vertical:absolute;mso-position-vertical-relative:text;mso-width-percent:0;mso-height-percent:0;mso-width-relative:margin;mso-height-relative:margin;v-text-anchor:top" o:gfxdata="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" fillcolor="#cdddac [1622]" strokecolor="#94b64e [3046]" strokeweight="4.5pt">
+              <v:shape w14:anchorId="70B3DE1C" id="Text Box 19" o:spid="_x0000_s1031" type="#_x0000_t202" style="position:absolute;margin-left:7.5pt;margin-top:39.55pt;width:53.25pt;height:29.25pt;z-index:251631616;visibility:visible;mso-wrap-style:square;mso-width-percent:0;mso-height-percent:0;mso-wrap-distance-left:9pt;mso-wrap-distance-top:0;mso-wrap-distance-right:9pt;mso-wrap-distance-bottom:0;mso-position-horizontal:absolute;mso-position-horizontal-relative:text;mso-position-vertical:absolute;mso-position-vertical-relative:text;mso-width-percent:0;mso-height-percent:0;mso-width-relative:margin;mso-height-relative:margin;v-text-anchor:top" o:gfxdata="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" fillcolor="#cdddac [1622]" strokecolor="#94b64e [3046]" strokeweight="4.5pt">
                 <v:fill color2="#f0f4e6 [502]" rotate="t" angle="180" colors="0 #dafda7;22938f #e4fdc2;1 #f5ffe6" focus="100%" type="gradient"/>
                 <v:shadow on="t" color="black" opacity="24903f" origin=",.5" offset="0,.55556mm"/>
                 <v:textbox>
@@ -7881,7 +8207,7 @@
         <mc:AlternateContent>
           <mc:Choice Requires="wps">
             <w:drawing>
-              <wp:anchor distT="0" distB="0" distL="114300" distR="114300" simplePos="0" relativeHeight="251562496" behindDoc="0" locked="0" layoutInCell="1" allowOverlap="1">
+              <wp:anchor distT="0" distB="0" distL="114300" distR="114300" simplePos="0" relativeHeight="251635712" behindDoc="0" locked="0" layoutInCell="1" allowOverlap="1" wp14:anchorId="678C908E" wp14:editId="16927DA4">
                 <wp:simplePos x="0" y="0"/>
                 <wp:positionH relativeFrom="column">
                   <wp:posOffset>1409065</wp:posOffset>
@@ -7945,7 +8271,7 @@
           </mc:Choice>
           <mc:Fallback>
             <w:pict>
-              <v:rect w14:anchorId="272D01F9" id="Rectangle 21" o:spid="_x0000_s1026" style="position:absolute;margin-left:110.95pt;margin-top:49.75pt;width:9.45pt;height:9.45pt;z-index:251562496;visibility:visible;mso-wrap-style:square;mso-wrap-distance-left:9pt;mso-wrap-distance-top:0;mso-wrap-distance-right:9pt;mso-wrap-distance-bottom:0;mso-position-horizontal:absolute;mso-position-horizontal-relative:text;mso-position-vertical:absolute;mso-position-vertical-relative:text;v-text-anchor:middle" o:gfxdata="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" fillcolor="red" strokecolor="black [3213]" strokeweight="2pt"/>
+              <v:rect w14:anchorId="7F4D9B39" id="Rectangle 21" o:spid="_x0000_s1026" style="position:absolute;margin-left:110.95pt;margin-top:49.75pt;width:9.45pt;height:9.45pt;z-index:251635712;visibility:visible;mso-wrap-style:square;mso-wrap-distance-left:9pt;mso-wrap-distance-top:0;mso-wrap-distance-right:9pt;mso-wrap-distance-bottom:0;mso-position-horizontal:absolute;mso-position-horizontal-relative:text;mso-position-vertical:absolute;mso-position-vertical-relative:text;v-text-anchor:middle" o:gfxdata="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" fillcolor="red" strokecolor="black [3213]" strokeweight="2pt"/>
             </w:pict>
           </mc:Fallback>
         </mc:AlternateContent>
@@ -7958,7 +8284,7 @@
         <mc:AlternateContent>
           <mc:Choice Requires="wps">
             <w:drawing>
-              <wp:anchor distT="0" distB="0" distL="114300" distR="114300" simplePos="0" relativeHeight="251587072" behindDoc="0" locked="0" layoutInCell="1" allowOverlap="1" wp14:anchorId="5B2CC9CD" wp14:editId="604694C3">
+              <wp:anchor distT="0" distB="0" distL="114300" distR="114300" simplePos="0" relativeHeight="251637760" behindDoc="0" locked="0" layoutInCell="1" allowOverlap="1" wp14:anchorId="0CEABF31" wp14:editId="24B580A3">
                 <wp:simplePos x="0" y="0"/>
                 <wp:positionH relativeFrom="column">
                   <wp:posOffset>1807845</wp:posOffset>
@@ -8022,7 +8348,7 @@
           </mc:Choice>
           <mc:Fallback>
             <w:pict>
-              <v:rect w14:anchorId="07DC81B1" id="Rectangle 23" o:spid="_x0000_s1026" style="position:absolute;margin-left:142.35pt;margin-top:49.45pt;width:9.4pt;height:9.4pt;z-index:251587072;visibility:visible;mso-wrap-style:square;mso-wrap-distance-left:9pt;mso-wrap-distance-top:0;mso-wrap-distance-right:9pt;mso-wrap-distance-bottom:0;mso-position-horizontal:absolute;mso-position-horizontal-relative:text;mso-position-vertical:absolute;mso-position-vertical-relative:text;v-text-anchor:middle" o:gfxdata="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" fillcolor="#7030a0" strokecolor="black [3213]" strokeweight="2pt"/>
+              <v:rect w14:anchorId="79566FCF" id="Rectangle 23" o:spid="_x0000_s1026" style="position:absolute;margin-left:142.35pt;margin-top:49.45pt;width:9.4pt;height:9.4pt;z-index:251637760;visibility:visible;mso-wrap-style:square;mso-wrap-distance-left:9pt;mso-wrap-distance-top:0;mso-wrap-distance-right:9pt;mso-wrap-distance-bottom:0;mso-position-horizontal:absolute;mso-position-horizontal-relative:text;mso-position-vertical:absolute;mso-position-vertical-relative:text;v-text-anchor:middle" o:gfxdata="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" fillcolor="#7030a0" strokecolor="black [3213]" strokeweight="2pt"/>
             </w:pict>
           </mc:Fallback>
         </mc:AlternateContent>
@@ -8035,7 +8361,7 @@
         <mc:AlternateContent>
           <mc:Choice Requires="wps">
             <w:drawing>
-              <wp:anchor distT="0" distB="0" distL="114300" distR="114300" simplePos="0" relativeHeight="251728384" behindDoc="0" locked="0" layoutInCell="1" allowOverlap="1" wp14:anchorId="376E2A53" wp14:editId="185A87A6">
+              <wp:anchor distT="0" distB="0" distL="114300" distR="114300" simplePos="0" relativeHeight="251666432" behindDoc="0" locked="0" layoutInCell="1" allowOverlap="1" wp14:anchorId="6214ABC7" wp14:editId="4E0EE4D5">
                 <wp:simplePos x="0" y="0"/>
                 <wp:positionH relativeFrom="column">
                   <wp:posOffset>1693227</wp:posOffset>
@@ -8099,7 +8425,7 @@
           </mc:Choice>
           <mc:Fallback>
             <w:pict>
-              <v:rect w14:anchorId="272592CA" id="Rectangle 25" o:spid="_x0000_s1026" style="position:absolute;margin-left:133.3pt;margin-top:49.55pt;width:9.4pt;height:9.4pt;z-index:251728384;visibility:visible;mso-wrap-style:square;mso-wrap-distance-left:9pt;mso-wrap-distance-top:0;mso-wrap-distance-right:9pt;mso-wrap-distance-bottom:0;mso-position-horizontal:absolute;mso-position-horizontal-relative:text;mso-position-vertical:absolute;mso-position-vertical-relative:text;v-text-anchor:middle" o:gfxdata="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" fillcolor="#f79646 [3209]" strokecolor="black [3213]" strokeweight="2pt"/>
+              <v:rect w14:anchorId="07CF6458" id="Rectangle 25" o:spid="_x0000_s1026" style="position:absolute;margin-left:133.3pt;margin-top:49.55pt;width:9.4pt;height:9.4pt;z-index:251666432;visibility:visible;mso-wrap-style:square;mso-wrap-distance-left:9pt;mso-wrap-distance-top:0;mso-wrap-distance-right:9pt;mso-wrap-distance-bottom:0;mso-position-horizontal:absolute;mso-position-horizontal-relative:text;mso-position-vertical:absolute;mso-position-vertical-relative:text;v-text-anchor:middle" o:gfxdata="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" fillcolor="#f79646 [3209]" strokecolor="black [3213]" strokeweight="2pt"/>
             </w:pict>
           </mc:Fallback>
         </mc:AlternateContent>
@@ -8112,7 +8438,7 @@
         <mc:AlternateContent>
           <mc:Choice Requires="wps">
             <w:drawing>
-              <wp:anchor distT="0" distB="0" distL="114300" distR="114300" simplePos="0" relativeHeight="251657728" behindDoc="0" locked="0" layoutInCell="1" allowOverlap="1" wp14:anchorId="01F169C2" wp14:editId="2572DB5F">
+              <wp:anchor distT="0" distB="0" distL="114300" distR="114300" simplePos="0" relativeHeight="251652096" behindDoc="0" locked="0" layoutInCell="1" allowOverlap="1" wp14:anchorId="2C6D9CAB" wp14:editId="04200512">
                 <wp:simplePos x="0" y="0"/>
                 <wp:positionH relativeFrom="column">
                   <wp:posOffset>1550035</wp:posOffset>
@@ -8176,7 +8502,7 @@
           </mc:Choice>
           <mc:Fallback>
             <w:pict>
-              <v:rect w14:anchorId="6BC2D994" id="Rectangle 24" o:spid="_x0000_s1026" style="position:absolute;margin-left:122.05pt;margin-top:49.5pt;width:9.4pt;height:9.4pt;z-index:251657728;visibility:visible;mso-wrap-style:square;mso-wrap-distance-left:9pt;mso-wrap-distance-top:0;mso-wrap-distance-right:9pt;mso-wrap-distance-bottom:0;mso-position-horizontal:absolute;mso-position-horizontal-relative:text;mso-position-vertical:absolute;mso-position-vertical-relative:text;v-text-anchor:middle" o:gfxdata="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" fillcolor="yellow" strokecolor="black [3213]" strokeweight="2pt"/>
+              <v:rect w14:anchorId="0FC66D8E" id="Rectangle 24" o:spid="_x0000_s1026" style="position:absolute;margin-left:122.05pt;margin-top:49.5pt;width:9.4pt;height:9.4pt;z-index:251652096;visibility:visible;mso-wrap-style:square;mso-wrap-distance-left:9pt;mso-wrap-distance-top:0;mso-wrap-distance-right:9pt;mso-wrap-distance-bottom:0;mso-position-horizontal:absolute;mso-position-horizontal-relative:text;mso-position-vertical:absolute;mso-position-vertical-relative:text;v-text-anchor:middle" o:gfxdata="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" fillcolor="yellow" strokecolor="black [3213]" strokeweight="2pt"/>
             </w:pict>
           </mc:Fallback>
         </mc:AlternateContent>
@@ -8187,7 +8513,7 @@
           <w:lang w:val="en-CA" w:eastAsia="en-CA"/>
         </w:rPr>
         <w:drawing>
-          <wp:inline distT="0" distB="0" distL="0" distR="0">
+          <wp:inline distT="0" distB="0" distL="0" distR="0" wp14:anchorId="5B6F38D0" wp14:editId="54E36305">
             <wp:extent cx="3358571" cy="3748548"/>
             <wp:effectExtent l="0" t="4445" r="8890" b="8890"/>
             <wp:docPr id="2" name="Picture 2"/>
@@ -8202,7 +8528,7 @@
                     <pic:cNvPicPr/>
                   </pic:nvPicPr>
                   <pic:blipFill rotWithShape="1">
-                    <a:blip r:embed="rId12" cstate="print">
+                    <a:blip r:embed="rId18" cstate="print">
                       <a:extLst>
                         <a:ext uri="{28A0092B-C50C-407E-A947-70E740481C1C}">
                           <a14:useLocalDpi xmlns:a14="http://schemas.microsoft.com/office/drawing/2010/main" val="0"/>
@@ -8241,21 +8567,44 @@
         <w:pStyle w:val="Caption"/>
         <w:rPr>
           <w:noProof/>
-          <w:lang w:val="en-CA" w:eastAsia="en-CA"/>
-        </w:rPr>
-      </w:pPr>
-      <w:r>
+          <w:lang w:val="fr-CA" w:eastAsia="en-CA"/>
+        </w:rPr>
+      </w:pPr>
+      <w:r>
+        <w:rPr>
+          <w:lang w:val="fr-CA"/>
+        </w:rPr>
         <w:t xml:space="preserve">Figure </w:t>
       </w:r>
-      <w:fldSimple w:instr=" SEQ Figure \* ARABIC ">
-        <w:r>
-          <w:rPr>
-            <w:noProof/>
-          </w:rPr>
-          <w:t>3</w:t>
-        </w:r>
-      </w:fldSimple>
-      <w:r>
+      <w:r>
+        <w:fldChar w:fldCharType="begin"/>
+      </w:r>
+      <w:r>
+        <w:rPr>
+          <w:lang w:val="fr-CA"/>
+        </w:rPr>
+        <w:instrText xml:space="preserve"> SEQ Figure \* ARABIC </w:instrText>
+      </w:r>
+      <w:r>
+        <w:fldChar w:fldCharType="separate"/>
+      </w:r>
+      <w:r>
+        <w:rPr>
+          <w:noProof/>
+          <w:lang w:val="fr-CA"/>
+        </w:rPr>
+        <w:t>3</w:t>
+      </w:r>
+      <w:r>
+        <w:rPr>
+          <w:noProof/>
+        </w:rPr>
+        <w:fldChar w:fldCharType="end"/>
+      </w:r>
+      <w:r>
+        <w:rPr>
+          <w:lang w:val="fr-CA"/>
+        </w:rPr>
         <w:t xml:space="preserve"> : Interface I2C (U28)</w:t>
       </w:r>
     </w:p>
@@ -8292,7 +8641,7 @@
         <mc:AlternateContent>
           <mc:Choice Requires="wps">
             <w:drawing>
-              <wp:anchor distT="0" distB="0" distL="114300" distR="114300" simplePos="0" relativeHeight="251683328" behindDoc="0" locked="0" layoutInCell="1" allowOverlap="1">
+              <wp:anchor distT="0" distB="0" distL="114300" distR="114300" simplePos="0" relativeHeight="251660288" behindDoc="0" locked="0" layoutInCell="1" allowOverlap="1" wp14:anchorId="325AA064" wp14:editId="59C7F38B">
                 <wp:simplePos x="0" y="0"/>
                 <wp:positionH relativeFrom="column">
                   <wp:posOffset>1499389</wp:posOffset>
@@ -8360,7 +8709,7 @@
           </mc:Choice>
           <mc:Fallback>
             <w:pict>
-              <v:rect w14:anchorId="6F95D36E" id="Rectangle 35" o:spid="_x0000_s1026" style="position:absolute;margin-left:118.05pt;margin-top:53.85pt;width:40.2pt;height:42.9pt;z-index:251683328;visibility:visible;mso-wrap-style:square;mso-width-percent:0;mso-height-percent:0;mso-wrap-distance-left:9pt;mso-wrap-distance-top:0;mso-wrap-distance-right:9pt;mso-wrap-distance-bottom:0;mso-position-horizontal:absolute;mso-position-horizontal-relative:text;mso-position-vertical:absolute;mso-position-vertical-relative:text;mso-width-percent:0;mso-height-percent:0;mso-width-relative:margin;mso-height-relative:margin;v-text-anchor:middle" o:gfxdata="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" filled="f" strokecolor="#00b050" strokeweight="2pt"/>
+              <v:rect w14:anchorId="46250ADA" id="Rectangle 35" o:spid="_x0000_s1026" style="position:absolute;margin-left:118.05pt;margin-top:53.85pt;width:40.2pt;height:42.9pt;z-index:251660288;visibility:visible;mso-wrap-style:square;mso-width-percent:0;mso-height-percent:0;mso-wrap-distance-left:9pt;mso-wrap-distance-top:0;mso-wrap-distance-right:9pt;mso-wrap-distance-bottom:0;mso-position-horizontal:absolute;mso-position-horizontal-relative:text;mso-position-vertical:absolute;mso-position-vertical-relative:text;mso-width-percent:0;mso-height-percent:0;mso-width-relative:margin;mso-height-relative:margin;v-text-anchor:middle" o:gfxdata="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" filled="f" strokecolor="#00b050" strokeweight="2pt"/>
             </w:pict>
           </mc:Fallback>
         </mc:AlternateContent>
@@ -8374,7 +8723,7 @@
         <mc:AlternateContent>
           <mc:Choice Requires="wps">
             <w:drawing>
-              <wp:anchor distT="0" distB="0" distL="114300" distR="114300" simplePos="0" relativeHeight="251671040" behindDoc="0" locked="0" layoutInCell="1" allowOverlap="1" wp14:anchorId="50220603" wp14:editId="444D7C5A">
+              <wp:anchor distT="0" distB="0" distL="114300" distR="114300" simplePos="0" relativeHeight="251656192" behindDoc="0" locked="0" layoutInCell="1" allowOverlap="1" wp14:anchorId="66D705D1" wp14:editId="62071976">
                 <wp:simplePos x="0" y="0"/>
                 <wp:positionH relativeFrom="column">
                   <wp:posOffset>1646047</wp:posOffset>
@@ -8444,7 +8793,7 @@
           </mc:Choice>
           <mc:Fallback>
             <w:pict>
-              <v:rect w14:anchorId="02C2B7C9" id="Rectangle 34" o:spid="_x0000_s1026" style="position:absolute;margin-left:129.6pt;margin-top:65.2pt;width:7.15pt;height:7.15pt;z-index:251671040;visibility:visible;mso-wrap-style:square;mso-width-percent:0;mso-height-percent:0;mso-wrap-distance-left:9pt;mso-wrap-distance-top:0;mso-wrap-distance-right:9pt;mso-wrap-distance-bottom:0;mso-position-horizontal:absolute;mso-position-horizontal-relative:text;mso-position-vertical:absolute;mso-position-vertical-relative:text;mso-width-percent:0;mso-height-percent:0;mso-width-relative:margin;mso-height-relative:margin;v-text-anchor:middle" o:gfxdata="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" fillcolor="yellow" strokecolor="black [3213]" strokeweight="2pt"/>
+              <v:rect w14:anchorId="4E7B15AA" id="Rectangle 34" o:spid="_x0000_s1026" style="position:absolute;margin-left:129.6pt;margin-top:65.2pt;width:7.15pt;height:7.15pt;z-index:251656192;visibility:visible;mso-wrap-style:square;mso-width-percent:0;mso-height-percent:0;mso-wrap-distance-left:9pt;mso-wrap-distance-top:0;mso-wrap-distance-right:9pt;mso-wrap-distance-bottom:0;mso-position-horizontal:absolute;mso-position-horizontal-relative:text;mso-position-vertical:absolute;mso-position-vertical-relative:text;mso-width-percent:0;mso-height-percent:0;mso-width-relative:margin;mso-height-relative:margin;v-text-anchor:middle" o:gfxdata="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" fillcolor="yellow" strokecolor="black [3213]" strokeweight="2pt"/>
             </w:pict>
           </mc:Fallback>
         </mc:AlternateContent>
@@ -8458,7 +8807,7 @@
         <mc:AlternateContent>
           <mc:Choice Requires="wps">
             <w:drawing>
-              <wp:anchor distT="0" distB="0" distL="114300" distR="114300" simplePos="0" relativeHeight="251810304" behindDoc="0" locked="0" layoutInCell="1" allowOverlap="1" wp14:anchorId="29B7B8AA" wp14:editId="08341127">
+              <wp:anchor distT="0" distB="0" distL="114300" distR="114300" simplePos="0" relativeHeight="251684864" behindDoc="0" locked="0" layoutInCell="1" allowOverlap="1" wp14:anchorId="4568AB58" wp14:editId="5B8222E3">
                 <wp:simplePos x="0" y="0"/>
                 <wp:positionH relativeFrom="column">
                   <wp:posOffset>1771269</wp:posOffset>
@@ -8528,7 +8877,7 @@
           </mc:Choice>
           <mc:Fallback>
             <w:pict>
-              <v:rect w14:anchorId="20099152" id="Rectangle 33" o:spid="_x0000_s1026" style="position:absolute;margin-left:139.45pt;margin-top:65.2pt;width:7.15pt;height:7.15pt;z-index:251810304;visibility:visible;mso-wrap-style:square;mso-width-percent:0;mso-height-percent:0;mso-wrap-distance-left:9pt;mso-wrap-distance-top:0;mso-wrap-distance-right:9pt;mso-wrap-distance-bottom:0;mso-position-horizontal:absolute;mso-position-horizontal-relative:text;mso-position-vertical:absolute;mso-position-vertical-relative:text;mso-width-percent:0;mso-height-percent:0;mso-width-relative:margin;mso-height-relative:margin;v-text-anchor:middle" o:gfxdata="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" fillcolor="#f79646 [3209]" strokecolor="black [3213]" strokeweight="2pt"/>
+              <v:rect w14:anchorId="21B84F1F" id="Rectangle 33" o:spid="_x0000_s1026" style="position:absolute;margin-left:139.45pt;margin-top:65.2pt;width:7.15pt;height:7.15pt;z-index:251684864;visibility:visible;mso-wrap-style:square;mso-width-percent:0;mso-height-percent:0;mso-wrap-distance-left:9pt;mso-wrap-distance-top:0;mso-wrap-distance-right:9pt;mso-wrap-distance-bottom:0;mso-position-horizontal:absolute;mso-position-horizontal-relative:text;mso-position-vertical:absolute;mso-position-vertical-relative:text;mso-width-percent:0;mso-height-percent:0;mso-width-relative:margin;mso-height-relative:margin;v-text-anchor:middle" o:gfxdata="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" fillcolor="#f79646 [3209]" strokecolor="black [3213]" strokeweight="2pt"/>
             </w:pict>
           </mc:Fallback>
         </mc:AlternateContent>
@@ -8542,7 +8891,7 @@
         <mc:AlternateContent>
           <mc:Choice Requires="wps">
             <w:drawing>
-              <wp:anchor distT="0" distB="0" distL="114300" distR="114300" simplePos="0" relativeHeight="251804160" behindDoc="0" locked="0" layoutInCell="1" allowOverlap="1" wp14:anchorId="125E939D" wp14:editId="51519C91">
+              <wp:anchor distT="0" distB="0" distL="114300" distR="114300" simplePos="0" relativeHeight="251682816" behindDoc="0" locked="0" layoutInCell="1" allowOverlap="1" wp14:anchorId="2A814917" wp14:editId="3CDDBD0A">
                 <wp:simplePos x="0" y="0"/>
                 <wp:positionH relativeFrom="column">
                   <wp:posOffset>1861947</wp:posOffset>
@@ -8612,7 +8961,7 @@
           </mc:Choice>
           <mc:Fallback>
             <w:pict>
-              <v:rect w14:anchorId="3909478C" id="Rectangle 32" o:spid="_x0000_s1026" style="position:absolute;margin-left:146.6pt;margin-top:65.2pt;width:7.15pt;height:7.15pt;z-index:251804160;visibility:visible;mso-wrap-style:square;mso-width-percent:0;mso-height-percent:0;mso-wrap-distance-left:9pt;mso-wrap-distance-top:0;mso-wrap-distance-right:9pt;mso-wrap-distance-bottom:0;mso-position-horizontal:absolute;mso-position-horizontal-relative:text;mso-position-vertical:absolute;mso-position-vertical-relative:text;mso-width-percent:0;mso-height-percent:0;mso-width-relative:margin;mso-height-relative:margin;v-text-anchor:middle" o:gfxdata="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" fillcolor="#7030a0" strokecolor="black [3213]" strokeweight="2pt"/>
+              <v:rect w14:anchorId="09EC2DD3" id="Rectangle 32" o:spid="_x0000_s1026" style="position:absolute;margin-left:146.6pt;margin-top:65.2pt;width:7.15pt;height:7.15pt;z-index:251682816;visibility:visible;mso-wrap-style:square;mso-width-percent:0;mso-height-percent:0;mso-wrap-distance-left:9pt;mso-wrap-distance-top:0;mso-wrap-distance-right:9pt;mso-wrap-distance-bottom:0;mso-position-horizontal:absolute;mso-position-horizontal-relative:text;mso-position-vertical:absolute;mso-position-vertical-relative:text;mso-width-percent:0;mso-height-percent:0;mso-width-relative:margin;mso-height-relative:margin;v-text-anchor:middle" o:gfxdata="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" fillcolor="#7030a0" strokecolor="black [3213]" strokeweight="2pt"/>
             </w:pict>
           </mc:Fallback>
         </mc:AlternateContent>
@@ -8625,7 +8974,7 @@
         <mc:AlternateContent>
           <mc:Choice Requires="wps">
             <w:drawing>
-              <wp:anchor distT="0" distB="0" distL="114300" distR="114300" simplePos="0" relativeHeight="251798016" behindDoc="0" locked="0" layoutInCell="1" allowOverlap="1" wp14:anchorId="3F970192" wp14:editId="1F2406B9">
+              <wp:anchor distT="0" distB="0" distL="114300" distR="114300" simplePos="0" relativeHeight="251680768" behindDoc="0" locked="0" layoutInCell="1" allowOverlap="1" wp14:anchorId="21A9FFA0" wp14:editId="11C0728C">
                 <wp:simplePos x="0" y="0"/>
                 <wp:positionH relativeFrom="column">
                   <wp:posOffset>1544955</wp:posOffset>
@@ -8695,7 +9044,7 @@
           </mc:Choice>
           <mc:Fallback>
             <w:pict>
-              <v:rect w14:anchorId="2CC9B92B" id="Rectangle 31" o:spid="_x0000_s1026" style="position:absolute;margin-left:121.65pt;margin-top:65.2pt;width:7.15pt;height:7.15pt;z-index:251798016;visibility:visible;mso-wrap-style:square;mso-width-percent:0;mso-height-percent:0;mso-wrap-distance-left:9pt;mso-wrap-distance-top:0;mso-wrap-distance-right:9pt;mso-wrap-distance-bottom:0;mso-position-horizontal:absolute;mso-position-horizontal-relative:text;mso-position-vertical:absolute;mso-position-vertical-relative:text;mso-width-percent:0;mso-height-percent:0;mso-width-relative:margin;mso-height-relative:margin;v-text-anchor:middle" o:gfxdata="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" fillcolor="red" strokecolor="black [3213]" strokeweight="2pt"/>
+              <v:rect w14:anchorId="38539A04" id="Rectangle 31" o:spid="_x0000_s1026" style="position:absolute;margin-left:121.65pt;margin-top:65.2pt;width:7.15pt;height:7.15pt;z-index:251680768;visibility:visible;mso-wrap-style:square;mso-width-percent:0;mso-height-percent:0;mso-wrap-distance-left:9pt;mso-wrap-distance-top:0;mso-wrap-distance-right:9pt;mso-wrap-distance-bottom:0;mso-position-horizontal:absolute;mso-position-horizontal-relative:text;mso-position-vertical:absolute;mso-position-vertical-relative:text;mso-width-percent:0;mso-height-percent:0;mso-width-relative:margin;mso-height-relative:margin;v-text-anchor:middle" o:gfxdata="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" fillcolor="red" strokecolor="black [3213]" strokeweight="2pt"/>
             </w:pict>
           </mc:Fallback>
         </mc:AlternateContent>
@@ -8706,7 +9055,7 @@
           <w:lang w:val="en-CA" w:eastAsia="en-CA"/>
         </w:rPr>
         <w:drawing>
-          <wp:inline distT="0" distB="0" distL="0" distR="0" wp14:anchorId="67E382B4" wp14:editId="1E1A2356">
+          <wp:inline distT="0" distB="0" distL="0" distR="0" wp14:anchorId="1EF71B09" wp14:editId="08D4E843">
             <wp:extent cx="2453871" cy="1544782"/>
             <wp:effectExtent l="0" t="0" r="3810" b="0"/>
             <wp:docPr id="30" name="Picture 30" descr="C:\Users\Luc\AppData\Local\Microsoft\Windows\INetCache\Content.Word\IMG_0649.jpg"/>
@@ -8723,7 +9072,7 @@
                     </pic:cNvPicPr>
                   </pic:nvPicPr>
                   <pic:blipFill rotWithShape="1">
-                    <a:blip r:embed="rId13" cstate="print">
+                    <a:blip r:embed="rId19" cstate="print">
                       <a:extLst>
                         <a:ext uri="{28A0092B-C50C-407E-A947-70E740481C1C}">
                           <a14:useLocalDpi xmlns:a14="http://schemas.microsoft.com/office/drawing/2010/main" val="0"/>
@@ -8812,7 +9161,9 @@
           <w:lang w:val="fr-CA"/>
         </w:rPr>
       </w:pPr>
-      <w:bookmarkStart w:id="12" w:name="_Toc41493268"/>
+      <w:bookmarkStart w:id="11" w:name="_Toc41493268"/>
+      <w:bookmarkStart w:id="12" w:name="_Ref220752035"/>
+      <w:bookmarkStart w:id="13" w:name="_Ref220752107"/>
       <w:r>
         <w:rPr>
           <w:lang w:val="fr-CA"/>
@@ -8832,7 +9183,9 @@
         </w:rPr>
         <w:t>audio DTMF</w:t>
       </w:r>
+      <w:bookmarkEnd w:id="11"/>
       <w:bookmarkEnd w:id="12"/>
+      <w:bookmarkEnd w:id="13"/>
       <w:r>
         <w:rPr>
           <w:lang w:val="fr-CA"/>
@@ -8925,16 +9278,8 @@
         <w:rPr>
           <w:lang w:val="fr-CA"/>
         </w:rPr>
-        <w:t xml:space="preserve">Les éléments de la commande sont définis </w:t>
-      </w:r>
-      <w:proofErr w:type="spellStart"/>
-      <w:r>
-        <w:rPr>
-          <w:lang w:val="fr-CA"/>
-        </w:rPr>
-        <w:t>ci-bas</w:t>
-      </w:r>
-      <w:proofErr w:type="spellEnd"/>
+        <w:t>Les éléments de la commande sont définis ci-bas</w:t>
+      </w:r>
     </w:p>
     <w:tbl>
       <w:tblPr>
@@ -9109,16 +9454,8 @@
               <w:rPr>
                 <w:lang w:val="fr-CA"/>
               </w:rPr>
-              <w:t xml:space="preserve">04 – Sauvegarder la configuration dans </w:t>
-            </w:r>
-            <w:proofErr w:type="gramStart"/>
-            <w:r>
-              <w:rPr>
-                <w:lang w:val="fr-CA"/>
-              </w:rPr>
-              <w:t>le EEPROM</w:t>
-            </w:r>
-            <w:proofErr w:type="gramEnd"/>
+              <w:t>04 – Sauvegarder la configuration dans le EEPROM</w:t>
+            </w:r>
           </w:p>
           <w:p>
             <w:pPr>
@@ -9131,21 +9468,7 @@
               <w:rPr>
                 <w:lang w:val="fr-CA"/>
               </w:rPr>
-              <w:t xml:space="preserve">05 – Restaurer les valeurs </w:t>
-            </w:r>
-            <w:proofErr w:type="gramStart"/>
-            <w:r>
-              <w:rPr>
-                <w:lang w:val="fr-CA"/>
-              </w:rPr>
-              <w:t>du EEPROM</w:t>
-            </w:r>
-            <w:proofErr w:type="gramEnd"/>
-            <w:r>
-              <w:rPr>
-                <w:lang w:val="fr-CA"/>
-              </w:rPr>
-              <w:t xml:space="preserve"> (ARG=</w:t>
+              <w:t>05 – Restaurer les valeurs du EEPROM (ARG=</w:t>
             </w:r>
             <w:r>
               <w:rPr>
@@ -9725,7 +10048,7 @@
           <w:lang w:val="fr-CA"/>
         </w:rPr>
       </w:pPr>
-      <w:bookmarkStart w:id="13" w:name="_Toc41493269"/>
+      <w:bookmarkStart w:id="14" w:name="_Toc41493269"/>
       <w:r>
         <w:rPr>
           <w:lang w:val="fr-CA"/>
@@ -9733,7 +10056,7 @@
         <w:lastRenderedPageBreak/>
         <w:t>Registres du contrôleur</w:t>
       </w:r>
-      <w:bookmarkEnd w:id="13"/>
+      <w:bookmarkEnd w:id="14"/>
     </w:p>
     <w:p>
       <w:pPr>
@@ -9899,21 +10222,21 @@
               <w:rPr>
                 <w:lang w:val="fr-CA"/>
               </w:rPr>
-              <w:t xml:space="preserve">Activation des radios </w:t>
+              <w:t>Activation des radios</w:t>
             </w:r>
             <w:proofErr w:type="gramStart"/>
             <w:r>
               <w:rPr>
                 <w:lang w:val="fr-CA"/>
               </w:rPr>
-              <w:t>:RX1</w:t>
+              <w:t xml:space="preserve"> :RX</w:t>
             </w:r>
             <w:proofErr w:type="gramEnd"/>
             <w:r>
               <w:rPr>
                 <w:lang w:val="fr-CA"/>
               </w:rPr>
-              <w:t>(1) RX2(2) RX3(4), RC4(8)</w:t>
+              <w:t>1(1) RX2(2) RX3(4), RC4(8)</w:t>
             </w:r>
             <w:r>
               <w:rPr>
@@ -10187,7 +10510,19 @@
               <w:rPr>
                 <w:lang w:val="fr-CA"/>
               </w:rPr>
-              <w:t>20-23</w:t>
+              <w:t>2</w:t>
+            </w:r>
+            <w:r>
+              <w:rPr>
+                <w:lang w:val="fr-CA"/>
+              </w:rPr>
+              <w:t>1</w:t>
+            </w:r>
+            <w:r>
+              <w:rPr>
+                <w:lang w:val="fr-CA"/>
+              </w:rPr>
+              <w:t>-23</w:t>
             </w:r>
           </w:p>
         </w:tc>
@@ -10320,14 +10655,12 @@
               </w:rPr>
               <w:t xml:space="preserve">Priorité de réception. Lors de réception simultanée de plusieurs radios, un radio dont la priorité de réception est plus élevée sera choisi plutôt qu’un radio dont la priorité est </w:t>
             </w:r>
-            <w:proofErr w:type="gramStart"/>
             <w:r>
               <w:rPr>
                 <w:lang w:val="fr-CA"/>
               </w:rPr>
               <w:t>inférieure</w:t>
             </w:r>
-            <w:proofErr w:type="gramEnd"/>
             <w:r>
               <w:rPr>
                 <w:lang w:val="fr-CA"/>
@@ -10540,16 +10873,8 @@
               <w:rPr>
                 <w:lang w:val="fr-CA"/>
               </w:rPr>
-              <w:t>Mode de transmission de l’identificateur Morse. Les valeurs permises sont </w:t>
-            </w:r>
-            <w:proofErr w:type="gramStart"/>
-            <w:r>
-              <w:rPr>
-                <w:lang w:val="fr-CA"/>
-              </w:rPr>
-              <w:t>:</w:t>
-            </w:r>
-            <w:proofErr w:type="gramEnd"/>
+              <w:t>Mode de transmission de l’identificateur Morse. Les valeurs permises sont :</w:t>
+            </w:r>
             <w:r>
               <w:rPr>
                 <w:lang w:val="fr-CA"/>
@@ -10589,21 +10914,7 @@
               <w:rPr>
                 <w:lang w:val="fr-CA"/>
               </w:rPr>
-              <w:t xml:space="preserve"> dans le </w:t>
-            </w:r>
-            <w:proofErr w:type="spellStart"/>
-            <w:r>
-              <w:rPr>
-                <w:lang w:val="fr-CA"/>
-              </w:rPr>
-              <w:t>nibble</w:t>
-            </w:r>
-            <w:proofErr w:type="spellEnd"/>
-            <w:r>
-              <w:rPr>
-                <w:lang w:val="fr-CA"/>
-              </w:rPr>
-              <w:t xml:space="preserve"> supérieur du registre. </w:t>
+              <w:t xml:space="preserve"> dans le nibble supérieur du registre. </w:t>
             </w:r>
             <w:r>
               <w:rPr>
@@ -11061,21 +11372,7 @@
               <w:rPr>
                 <w:lang w:val="fr-CA"/>
               </w:rPr>
-              <w:t>Time-Out-</w:t>
-            </w:r>
-            <w:proofErr w:type="spellStart"/>
-            <w:r>
-              <w:rPr>
-                <w:lang w:val="fr-CA"/>
-              </w:rPr>
-              <w:t>Timer</w:t>
-            </w:r>
-            <w:proofErr w:type="spellEnd"/>
-            <w:r>
-              <w:rPr>
-                <w:lang w:val="fr-CA"/>
-              </w:rPr>
-              <w:t>. Désactive les radios de transmission après X minutes. Valeurs permises de 0 (fonction désactivée) à 99 minutes.</w:t>
+              <w:t>Time-Out-Timer. Désactive les radios de transmission après X minutes. Valeurs permises de 0 (fonction désactivée) à 99 minutes.</w:t>
             </w:r>
           </w:p>
         </w:tc>
@@ -11202,21 +11499,7 @@
               <w:rPr>
                 <w:lang w:val="fr-CA"/>
               </w:rPr>
-              <w:t>Registre indiquant le potentiomètre actif (</w:t>
-            </w:r>
-            <w:proofErr w:type="spellStart"/>
-            <w:r>
-              <w:rPr>
-                <w:lang w:val="fr-CA"/>
-              </w:rPr>
-              <w:t>Current</w:t>
-            </w:r>
-            <w:proofErr w:type="spellEnd"/>
-            <w:r>
-              <w:rPr>
-                <w:lang w:val="fr-CA"/>
-              </w:rPr>
-              <w:t xml:space="preserve"> </w:t>
+              <w:t xml:space="preserve">Registre indiquant le potentiomètre actif (Current </w:t>
             </w:r>
             <w:proofErr w:type="spellStart"/>
             <w:r>
@@ -11243,7 +11526,7 @@
           <w:lang w:val="fr-CA"/>
         </w:rPr>
       </w:pPr>
-      <w:bookmarkStart w:id="14" w:name="_Ref38622260"/>
+      <w:bookmarkStart w:id="15" w:name="_Ref38622260"/>
       <w:r>
         <w:t xml:space="preserve">Table </w:t>
       </w:r>
@@ -11277,110 +11560,98 @@
         </w:rPr>
         <w:fldChar w:fldCharType="end"/>
       </w:r>
-      <w:bookmarkEnd w:id="14"/>
-      <w:r>
-        <w:t xml:space="preserve"> : </w:t>
+      <w:bookmarkEnd w:id="15"/>
+      <w:r>
+        <w:t xml:space="preserve"> : Registres de </w:t>
+      </w:r>
+      <w:r>
+        <w:t>configuration</w:t>
+      </w:r>
+    </w:p>
+    <w:p>
+      <w:pPr>
+        <w:pStyle w:val="Caption"/>
+        <w:rPr>
+          <w:lang w:val="fr-CA"/>
+        </w:rPr>
+      </w:pPr>
+    </w:p>
+    <w:p>
+      <w:pPr>
+        <w:rPr>
+          <w:lang w:val="fr-CA"/>
+        </w:rPr>
+      </w:pPr>
+      <w:r>
+        <w:rPr>
+          <w:lang w:val="fr-CA"/>
+        </w:rPr>
+        <w:t xml:space="preserve">Les registres dans la </w:t>
+      </w:r>
+      <w:r>
+        <w:fldChar w:fldCharType="begin"/>
+      </w:r>
+      <w:r>
+        <w:rPr>
+          <w:lang w:val="fr-CA"/>
+        </w:rPr>
+        <w:instrText xml:space="preserve"> REF _Ref38622260 \h </w:instrText>
+      </w:r>
+      <w:r>
+        <w:fldChar w:fldCharType="separate"/>
+      </w:r>
+      <w:r>
+        <w:t xml:space="preserve">Table </w:t>
+      </w:r>
+      <w:r>
+        <w:rPr>
+          <w:noProof/>
+        </w:rPr>
+        <w:t>2</w:t>
+      </w:r>
+      <w:r>
+        <w:fldChar w:fldCharType="end"/>
+      </w:r>
+      <w:r>
+        <w:rPr>
+          <w:lang w:val="fr-CA"/>
+        </w:rPr>
+        <w:t xml:space="preserve"> peuvent </w:t>
+      </w:r>
+      <w:r>
+        <w:rPr>
+          <w:lang w:val="fr-CA"/>
+        </w:rPr>
+        <w:t>être modifiés pour observés via l’interface série</w:t>
+      </w:r>
+      <w:r>
+        <w:rPr>
+          <w:lang w:val="fr-CA"/>
+        </w:rPr>
+        <w:t xml:space="preserve"> en utilisant la commande « set ». Sans argument, la commande « set » retourne la valeur du registre alors qu’en spécifiant un argument modifiera le contenu du registre avec cette valeur. </w:t>
+      </w:r>
+    </w:p>
+    <w:p>
+      <w:pPr>
+        <w:rPr>
+          <w:lang w:val="fr-CA"/>
+        </w:rPr>
+      </w:pPr>
+      <w:r>
+        <w:rPr>
+          <w:lang w:val="fr-CA"/>
+        </w:rPr>
+        <w:t xml:space="preserve">Par </w:t>
       </w:r>
       <w:proofErr w:type="spellStart"/>
       <w:r>
-        <w:t>Registres</w:t>
+        <w:rPr>
+          <w:lang w:val="fr-CA"/>
+        </w:rPr>
+        <w:t>example</w:t>
       </w:r>
       <w:proofErr w:type="spellEnd"/>
       <w:r>
-        <w:t xml:space="preserve"> de </w:t>
-      </w:r>
-      <w:r>
-        <w:t>configuration</w:t>
-      </w:r>
-    </w:p>
-    <w:p>
-      <w:pPr>
-        <w:pStyle w:val="Caption"/>
-        <w:rPr>
-          <w:lang w:val="fr-CA"/>
-        </w:rPr>
-      </w:pPr>
-    </w:p>
-    <w:p>
-      <w:pPr>
-        <w:rPr>
-          <w:lang w:val="fr-CA"/>
-        </w:rPr>
-      </w:pPr>
-      <w:r>
-        <w:rPr>
-          <w:lang w:val="fr-CA"/>
-        </w:rPr>
-        <w:t xml:space="preserve">Les registres dans la </w:t>
-      </w:r>
-      <w:r>
-        <w:fldChar w:fldCharType="begin"/>
-      </w:r>
-      <w:r>
-        <w:rPr>
-          <w:lang w:val="fr-CA"/>
-        </w:rPr>
-        <w:instrText xml:space="preserve"> REF _Ref38622260 \h </w:instrText>
-      </w:r>
-      <w:r>
-        <w:fldChar w:fldCharType="separate"/>
-      </w:r>
-      <w:r>
-        <w:rPr>
-          <w:lang w:val="fr-CA"/>
-        </w:rPr>
-        <w:t xml:space="preserve">Table </w:t>
-      </w:r>
-      <w:r>
-        <w:rPr>
-          <w:noProof/>
-          <w:lang w:val="fr-CA"/>
-        </w:rPr>
-        <w:t>2</w:t>
-      </w:r>
-      <w:r>
-        <w:fldChar w:fldCharType="end"/>
-      </w:r>
-      <w:r>
-        <w:rPr>
-          <w:lang w:val="fr-CA"/>
-        </w:rPr>
-        <w:t xml:space="preserve"> peuvent </w:t>
-      </w:r>
-      <w:r>
-        <w:rPr>
-          <w:lang w:val="fr-CA"/>
-        </w:rPr>
-        <w:t>être modifiés pour observés via l’interface série</w:t>
-      </w:r>
-      <w:r>
-        <w:rPr>
-          <w:lang w:val="fr-CA"/>
-        </w:rPr>
-        <w:t xml:space="preserve"> en utilisant la commande « set ». Sans argument, la commande « set » retourne la valeur du registre alors qu’en spécifiant un argument modifiera le contenu du registre avec cette valeur. </w:t>
-      </w:r>
-    </w:p>
-    <w:p>
-      <w:pPr>
-        <w:rPr>
-          <w:lang w:val="fr-CA"/>
-        </w:rPr>
-      </w:pPr>
-      <w:r>
-        <w:rPr>
-          <w:lang w:val="fr-CA"/>
-        </w:rPr>
-        <w:t xml:space="preserve">Par </w:t>
-      </w:r>
-      <w:proofErr w:type="spellStart"/>
-      <w:r>
-        <w:rPr>
-          <w:lang w:val="fr-CA"/>
-        </w:rPr>
-        <w:t>example</w:t>
-      </w:r>
-      <w:proofErr w:type="spellEnd"/>
-      <w:r>
         <w:rPr>
           <w:lang w:val="fr-CA"/>
         </w:rPr>
@@ -11453,7 +11724,7 @@
           <w:lang w:val="fr-CA"/>
         </w:rPr>
       </w:pPr>
-      <w:bookmarkStart w:id="15" w:name="_Toc41493270"/>
+      <w:bookmarkStart w:id="16" w:name="_Toc41493270"/>
       <w:r>
         <w:rPr>
           <w:lang w:val="fr-CA"/>
@@ -11461,7 +11732,7 @@
         <w:lastRenderedPageBreak/>
         <w:t>Exemples</w:t>
       </w:r>
-      <w:bookmarkEnd w:id="15"/>
+      <w:bookmarkEnd w:id="16"/>
     </w:p>
     <w:p>
       <w:pPr>
@@ -11964,7 +12235,6 @@
               </w:rPr>
               <w:t>Fermeture du radio de lien (</w:t>
             </w:r>
-            <w:proofErr w:type="spellStart"/>
             <w:proofErr w:type="gramStart"/>
             <w:r>
               <w:rPr>
@@ -11972,7 +12242,6 @@
               </w:rPr>
               <w:t>Enable</w:t>
             </w:r>
-            <w:proofErr w:type="spellEnd"/>
             <w:r>
               <w:rPr>
                 <w:lang w:val="fr-CA"/>
@@ -12109,7 +12378,7 @@
           <w:lang w:val="fr-CA"/>
         </w:rPr>
       </w:pPr>
-      <w:bookmarkStart w:id="16" w:name="_Toc41493271"/>
+      <w:bookmarkStart w:id="17" w:name="_Toc41493271"/>
       <w:r>
         <w:rPr>
           <w:lang w:val="fr-CA"/>
@@ -12117,7 +12386,7 @@
         <w:lastRenderedPageBreak/>
         <w:t>Ajustement Audio</w:t>
       </w:r>
-      <w:bookmarkEnd w:id="16"/>
+      <w:bookmarkEnd w:id="17"/>
     </w:p>
     <w:p>
       <w:pPr>
@@ -12146,14 +12415,14 @@
           <w:lang w:val="fr-CA"/>
         </w:rPr>
       </w:pPr>
-      <w:bookmarkStart w:id="17" w:name="_Toc41493272"/>
+      <w:bookmarkStart w:id="18" w:name="_Toc41493272"/>
       <w:r>
         <w:rPr>
           <w:lang w:val="fr-CA"/>
         </w:rPr>
         <w:t>Ajustement audio via port série</w:t>
       </w:r>
-      <w:bookmarkEnd w:id="17"/>
+      <w:bookmarkEnd w:id="18"/>
     </w:p>
     <w:p>
       <w:pPr>
@@ -12228,7 +12497,21 @@
         <w:rPr>
           <w:lang w:val="fr-CA"/>
         </w:rPr>
-        <w:t>) et « m »  correspond au radio de transmission (</w:t>
+        <w:t xml:space="preserve">) et « m </w:t>
+      </w:r>
+      <w:proofErr w:type="gramStart"/>
+      <w:r>
+        <w:rPr>
+          <w:lang w:val="fr-CA"/>
+        </w:rPr>
+        <w:t>»  correspond</w:t>
+      </w:r>
+      <w:proofErr w:type="gramEnd"/>
+      <w:r>
+        <w:rPr>
+          <w:lang w:val="fr-CA"/>
+        </w:rPr>
+        <w:t xml:space="preserve"> au radio de transmission (</w:t>
       </w:r>
       <w:proofErr w:type="spellStart"/>
       <w:r>
@@ -12373,7 +12656,7 @@
           <w:lang w:val="fr-CA"/>
         </w:rPr>
       </w:pPr>
-      <w:bookmarkStart w:id="18" w:name="_Toc41493273"/>
+      <w:bookmarkStart w:id="19" w:name="_Toc41493273"/>
       <w:r>
         <w:rPr>
           <w:lang w:val="fr-CA"/>
@@ -12395,7 +12678,7 @@
         <w:lastRenderedPageBreak/>
         <w:t>Ajustement audio manuel</w:t>
       </w:r>
-      <w:bookmarkEnd w:id="18"/>
+      <w:bookmarkEnd w:id="19"/>
     </w:p>
     <w:p>
       <w:pPr>
@@ -12601,16 +12884,8 @@
         <w:rPr>
           <w:lang w:val="fr-CA"/>
         </w:rPr>
-        <w:t xml:space="preserve"> » pour sortir du mode d’ajustement. Les valeurs des ajustements sont conservées en mémoire vive mais ne sont pas mémorisées de façon permanente dans </w:t>
-      </w:r>
-      <w:proofErr w:type="gramStart"/>
-      <w:r>
-        <w:rPr>
-          <w:lang w:val="fr-CA"/>
-        </w:rPr>
-        <w:t>le EEPROM</w:t>
-      </w:r>
-      <w:proofErr w:type="gramEnd"/>
+        <w:t> » pour sortir du mode d’ajustement. Les valeurs des ajustements sont conservées en mémoire vive mais ne sont pas mémorisées de façon permanente dans le EEPROM</w:t>
+      </w:r>
     </w:p>
     <w:p>
       <w:pPr>
@@ -12697,14 +12972,14 @@
         <w:lastRenderedPageBreak/>
         <w:t xml:space="preserve"> </w:t>
       </w:r>
-      <w:bookmarkStart w:id="19" w:name="_Toc41493274"/>
+      <w:bookmarkStart w:id="20" w:name="_Toc41493274"/>
       <w:r>
         <w:rPr>
           <w:lang w:val="fr-CA"/>
         </w:rPr>
         <w:t>Ajustement audio via DTMF</w:t>
       </w:r>
-      <w:bookmarkEnd w:id="19"/>
+      <w:bookmarkEnd w:id="20"/>
     </w:p>
     <w:p>
       <w:pPr>
@@ -13053,9 +13328,543 @@
           <w:lang w:val="fr-CA"/>
         </w:rPr>
       </w:pPr>
+      <w:r>
+        <w:rPr>
+          <w:lang w:val="fr-CA"/>
+        </w:rPr>
+        <w:br w:type="page"/>
+      </w:r>
+    </w:p>
+    <w:p>
+      <w:pPr>
+        <w:pStyle w:val="Heading2"/>
+        <w:rPr>
+          <w:lang w:val="fr-CA"/>
+        </w:rPr>
+      </w:pPr>
+      <w:r>
+        <w:rPr>
+          <w:lang w:val="fr-CA"/>
+        </w:rPr>
+        <w:lastRenderedPageBreak/>
+        <w:t>Logiciel de configuration</w:t>
+      </w:r>
+    </w:p>
+    <w:p>
+      <w:pPr>
+        <w:rPr>
+          <w:lang w:val="fr-CA"/>
+        </w:rPr>
+      </w:pPr>
+    </w:p>
+    <w:p>
+      <w:pPr>
+        <w:rPr>
+          <w:lang w:val="fr-CA"/>
+        </w:rPr>
+      </w:pPr>
+      <w:r>
+        <w:rPr>
+          <w:lang w:val="fr-CA"/>
+        </w:rPr>
+        <w:t>Un logiciel de configuration est disponible afin de faciliter la configuration du contrôleur. Le lien de téléchargement du logiciel est ici :</w:t>
+      </w:r>
+    </w:p>
+    <w:p>
+      <w:pPr>
+        <w:rPr>
+          <w:lang w:val="fr-CA"/>
+        </w:rPr>
+      </w:pPr>
+      <w:hyperlink r:id="rId20" w:history="1">
+        <w:r>
+          <w:rPr>
+            <w:rStyle w:val="Hyperlink"/>
+            <w:lang w:val="fr-CA"/>
+          </w:rPr>
+          <w:t>RCConfigInstall.exe</w:t>
+        </w:r>
+      </w:hyperlink>
+    </w:p>
+    <w:p>
+      <w:pPr>
+        <w:rPr>
+          <w:lang w:val="fr-CA"/>
+        </w:rPr>
+      </w:pPr>
+      <w:r>
+        <w:rPr>
+          <w:lang w:val="fr-CA"/>
+        </w:rPr>
+        <w:t>Procédez à l’installation et démarrez l’application. Une fois démarré, suivez la démarche suivante pour configurer la connexion au contrôleur :</w:t>
+      </w:r>
+    </w:p>
+    <w:p>
+      <w:pPr>
+        <w:pStyle w:val="ListParagraph"/>
+        <w:numPr>
+          <w:ilvl w:val="0"/>
+          <w:numId w:val="5"/>
+        </w:numPr>
+        <w:rPr>
+          <w:lang w:val="fr-CA"/>
+        </w:rPr>
+      </w:pPr>
+      <w:r>
+        <w:rPr>
+          <w:lang w:val="fr-CA"/>
+        </w:rPr>
+        <w:t xml:space="preserve">« Scan », ensuite choisir le port RS232 relié au contrôleur </w:t>
+      </w:r>
+    </w:p>
+    <w:p>
+      <w:pPr>
+        <w:pStyle w:val="ListParagraph"/>
+        <w:numPr>
+          <w:ilvl w:val="0"/>
+          <w:numId w:val="5"/>
+        </w:numPr>
+        <w:rPr>
+          <w:lang w:val="fr-CA"/>
+        </w:rPr>
+      </w:pPr>
+      <w:r>
+        <w:rPr>
+          <w:lang w:val="fr-CA"/>
+        </w:rPr>
+        <w:t>« </w:t>
+      </w:r>
+      <w:proofErr w:type="spellStart"/>
+      <w:r>
+        <w:rPr>
+          <w:lang w:val="fr-CA"/>
+        </w:rPr>
+        <w:t>Connect</w:t>
+      </w:r>
+      <w:proofErr w:type="spellEnd"/>
+      <w:r>
+        <w:rPr>
+          <w:lang w:val="fr-CA"/>
+        </w:rPr>
+        <w:t xml:space="preserve"> » </w:t>
+      </w:r>
+    </w:p>
+    <w:p>
+      <w:pPr>
+        <w:pStyle w:val="ListParagraph"/>
+        <w:numPr>
+          <w:ilvl w:val="0"/>
+          <w:numId w:val="5"/>
+        </w:numPr>
+        <w:rPr>
+          <w:lang w:val="fr-CA"/>
+        </w:rPr>
+      </w:pPr>
+      <w:r>
+        <w:rPr>
+          <w:lang w:val="fr-CA"/>
+        </w:rPr>
+        <w:t>« </w:t>
+      </w:r>
+      <w:proofErr w:type="spellStart"/>
+      <w:r>
+        <w:rPr>
+          <w:lang w:val="fr-CA"/>
+        </w:rPr>
+        <w:t>Status</w:t>
+      </w:r>
+      <w:proofErr w:type="spellEnd"/>
+      <w:r>
+        <w:rPr>
+          <w:lang w:val="fr-CA"/>
+        </w:rPr>
+        <w:t xml:space="preserve"> » </w:t>
+      </w:r>
+    </w:p>
+    <w:p>
+      <w:pPr>
+        <w:rPr>
+          <w:lang w:val="fr-CA"/>
+        </w:rPr>
+      </w:pPr>
+      <w:r>
+        <w:rPr>
+          <w:lang w:val="fr-CA"/>
+        </w:rPr>
+        <w:t xml:space="preserve">Tous les registres de configuration devraient apparaître à l’écran tel qu’illustré à la </w:t>
+      </w:r>
+      <w:r>
+        <w:rPr>
+          <w:lang w:val="fr-CA"/>
+        </w:rPr>
+        <w:fldChar w:fldCharType="begin"/>
+      </w:r>
+      <w:r>
+        <w:rPr>
+          <w:lang w:val="fr-CA"/>
+        </w:rPr>
+        <w:instrText xml:space="preserve"> REF _Ref220751605 \h </w:instrText>
+      </w:r>
+      <w:r>
+        <w:rPr>
+          <w:lang w:val="fr-CA"/>
+        </w:rPr>
+      </w:r>
+      <w:r>
+        <w:rPr>
+          <w:lang w:val="fr-CA"/>
+        </w:rPr>
+        <w:fldChar w:fldCharType="separate"/>
+      </w:r>
+      <w:r>
+        <w:rPr>
+          <w:lang w:val="fr-CA"/>
+        </w:rPr>
+        <w:t xml:space="preserve">Figure </w:t>
+      </w:r>
+      <w:r>
+        <w:rPr>
+          <w:noProof/>
+          <w:lang w:val="fr-CA"/>
+        </w:rPr>
+        <w:t>5</w:t>
+      </w:r>
+      <w:r>
+        <w:rPr>
+          <w:lang w:val="fr-CA"/>
+        </w:rPr>
+        <w:fldChar w:fldCharType="end"/>
+      </w:r>
+      <w:r>
+        <w:rPr>
+          <w:lang w:val="fr-CA"/>
+        </w:rPr>
+        <w:t>.</w:t>
+      </w:r>
+    </w:p>
+    <w:p>
+      <w:pPr>
+        <w:keepNext/>
+      </w:pPr>
+      <w:r>
+        <w:rPr>
+          <w:lang w:val="fr-CA"/>
+        </w:rPr>
+        <w:drawing>
+          <wp:inline distT="0" distB="0" distL="0" distR="0" wp14:anchorId="1D01B0B7" wp14:editId="345B583F">
+            <wp:extent cx="4105400" cy="4497518"/>
+            <wp:effectExtent l="0" t="0" r="0" b="0"/>
+            <wp:docPr id="315208864" name="Picture 1"/>
+            <wp:cNvGraphicFramePr>
+              <a:graphicFrameLocks xmlns:a="http://schemas.openxmlformats.org/drawingml/2006/main" noChangeAspect="1"/>
+            </wp:cNvGraphicFramePr>
+            <a:graphic xmlns:a="http://schemas.openxmlformats.org/drawingml/2006/main">
+              <a:graphicData uri="http://schemas.openxmlformats.org/drawingml/2006/picture">
+                <pic:pic xmlns:pic="http://schemas.openxmlformats.org/drawingml/2006/picture">
+                  <pic:nvPicPr>
+                    <pic:cNvPr id="315208864" name=""/>
+                    <pic:cNvPicPr/>
+                  </pic:nvPicPr>
+                  <pic:blipFill>
+                    <a:blip r:embed="rId21"/>
+                    <a:stretch>
+                      <a:fillRect/>
+                    </a:stretch>
+                  </pic:blipFill>
+                  <pic:spPr>
+                    <a:xfrm>
+                      <a:off x="0" y="0"/>
+                      <a:ext cx="4110349" cy="4502940"/>
+                    </a:xfrm>
+                    <a:prstGeom prst="rect">
+                      <a:avLst/>
+                    </a:prstGeom>
+                  </pic:spPr>
+                </pic:pic>
+              </a:graphicData>
+            </a:graphic>
+          </wp:inline>
+        </w:drawing>
+      </w:r>
+    </w:p>
+    <w:p>
+      <w:pPr>
+        <w:pStyle w:val="Caption"/>
+        <w:rPr>
+          <w:lang w:val="fr-CA"/>
+        </w:rPr>
+      </w:pPr>
+      <w:bookmarkStart w:id="21" w:name="_Ref220751605"/>
+      <w:r>
+        <w:rPr>
+          <w:lang w:val="fr-CA"/>
+        </w:rPr>
+        <w:t xml:space="preserve">Figure </w:t>
+      </w:r>
+      <w:r>
+        <w:fldChar w:fldCharType="begin"/>
+      </w:r>
+      <w:r>
+        <w:rPr>
+          <w:lang w:val="fr-CA"/>
+        </w:rPr>
+        <w:instrText xml:space="preserve"> SEQ Figure \* ARABIC </w:instrText>
+      </w:r>
+      <w:r>
+        <w:fldChar w:fldCharType="separate"/>
+      </w:r>
+      <w:r>
+        <w:rPr>
+          <w:noProof/>
+          <w:lang w:val="fr-CA"/>
+        </w:rPr>
+        <w:t>5</w:t>
+      </w:r>
+      <w:r>
+        <w:fldChar w:fldCharType="end"/>
+      </w:r>
+      <w:bookmarkEnd w:id="21"/>
+      <w:r>
+        <w:rPr>
+          <w:lang w:val="fr-CA"/>
+        </w:rPr>
+        <w:t xml:space="preserve"> : Logiciel de configuration</w:t>
+      </w:r>
+    </w:p>
+    <w:p>
+      <w:pPr>
+        <w:rPr>
+          <w:lang w:val="fr-CA"/>
+        </w:rPr>
+      </w:pPr>
+      <w:r>
+        <w:rPr>
+          <w:lang w:val="fr-CA"/>
+        </w:rPr>
+        <w:lastRenderedPageBreak/>
+        <w:t xml:space="preserve">Pour changer la valeur d’un registre, spécifiez la nouvelle valeur. </w:t>
+      </w:r>
+      <w:r>
+        <w:rPr>
+          <w:lang w:val="fr-CA"/>
+        </w:rPr>
+        <w:t xml:space="preserve">La </w:t>
+      </w:r>
+      <w:r>
+        <w:rPr>
+          <w:lang w:val="fr-CA"/>
+        </w:rPr>
+        <w:t xml:space="preserve">valeur apparaît en rouge, </w:t>
+      </w:r>
+      <w:r>
+        <w:rPr>
+          <w:lang w:val="fr-CA"/>
+        </w:rPr>
+        <w:t xml:space="preserve">indiquant </w:t>
+      </w:r>
+      <w:r>
+        <w:rPr>
+          <w:lang w:val="fr-CA"/>
+        </w:rPr>
+        <w:t xml:space="preserve">qu’elle </w:t>
+      </w:r>
+      <w:r>
+        <w:rPr>
+          <w:lang w:val="fr-CA"/>
+        </w:rPr>
+        <w:t>n’a pas été entrée dans le contrôleur. Cliquer ensuite sur le bouton correspondant afin de configurer la nouvelle valeur dans le contrôleur. Lorsqu’un registre est programmé dans le contrôleur, la commande DTMF correspondante est affichée dans la section « DTMF ».  Il est toutefois nécessaire d’activer le mode « Admin » afin que le contrôleur accepte des modifications de registres par DTMF. L’activation du mode admin est documentée dans la section « </w:t>
+      </w:r>
+      <w:r>
+        <w:rPr>
+          <w:lang w:val="fr-CA"/>
+        </w:rPr>
+        <w:fldChar w:fldCharType="begin"/>
+      </w:r>
+      <w:r>
+        <w:rPr>
+          <w:lang w:val="fr-CA"/>
+        </w:rPr>
+        <w:instrText xml:space="preserve"> REF _Ref220752107 \h </w:instrText>
+      </w:r>
+      <w:r>
+        <w:rPr>
+          <w:lang w:val="fr-CA"/>
+        </w:rPr>
+      </w:r>
+      <w:r>
+        <w:rPr>
+          <w:lang w:val="fr-CA"/>
+        </w:rPr>
+        <w:fldChar w:fldCharType="separate"/>
+      </w:r>
+      <w:r>
+        <w:rPr>
+          <w:lang w:val="fr-CA"/>
+        </w:rPr>
+        <w:t>Accès et commandes audio DTMF</w:t>
+      </w:r>
+      <w:r>
+        <w:rPr>
+          <w:lang w:val="fr-CA"/>
+        </w:rPr>
+        <w:fldChar w:fldCharType="end"/>
+      </w:r>
+      <w:r>
+        <w:rPr>
+          <w:lang w:val="fr-CA"/>
+        </w:rPr>
+        <w:t> ». La séquence pour activer le mode admin est :</w:t>
+      </w:r>
+    </w:p>
+    <w:p>
+      <w:pPr>
+        <w:rPr>
+          <w:rFonts w:ascii="Droid Sans Mono" w:hAnsi="Droid Sans Mono" w:cs="Droid Sans Mono"/>
+          <w:lang w:val="fr-CA"/>
+        </w:rPr>
+      </w:pPr>
+      <w:r>
+        <w:rPr>
+          <w:rFonts w:ascii="Droid Sans Mono" w:hAnsi="Droid Sans Mono" w:cs="Droid Sans Mono"/>
+          <w:lang w:val="fr-CA"/>
+        </w:rPr>
+        <w:t>* &lt;Site ID&gt;</w:t>
+      </w:r>
+      <w:r>
+        <w:rPr>
+          <w:rFonts w:ascii="Droid Sans Mono" w:hAnsi="Droid Sans Mono" w:cs="Droid Sans Mono"/>
+          <w:lang w:val="fr-CA"/>
+        </w:rPr>
+        <w:t xml:space="preserve"> 09 01 #</w:t>
+      </w:r>
+    </w:p>
+    <w:p>
+      <w:pPr>
+        <w:rPr>
+          <w:lang w:val="fr-CA"/>
+        </w:rPr>
+      </w:pPr>
+      <w:r>
+        <w:rPr>
+          <w:lang w:val="fr-CA"/>
+        </w:rPr>
+        <w:t xml:space="preserve">Où le « Site ID » </w:t>
+      </w:r>
+      <w:r>
+        <w:rPr>
+          <w:lang w:val="fr-CA"/>
+        </w:rPr>
+        <w:t>est la valeur du registre « SID » :</w:t>
+      </w:r>
+    </w:p>
+    <w:p>
+      <w:pPr>
+        <w:rPr>
+          <w:lang w:val="fr-CA"/>
+        </w:rPr>
+      </w:pPr>
+      <w:r>
+        <w:rPr>
+          <w:lang w:val="fr-CA"/>
+        </w:rPr>
+        <w:drawing>
+          <wp:inline distT="0" distB="0" distL="0" distR="0" wp14:anchorId="018B7347" wp14:editId="57CD1E11">
+            <wp:extent cx="3962400" cy="4147820"/>
+            <wp:effectExtent l="0" t="0" r="0" b="5080"/>
+            <wp:docPr id="1317381190" name="Picture 1"/>
+            <wp:cNvGraphicFramePr>
+              <a:graphicFrameLocks xmlns:a="http://schemas.openxmlformats.org/drawingml/2006/main" noChangeAspect="1"/>
+            </wp:cNvGraphicFramePr>
+            <a:graphic xmlns:a="http://schemas.openxmlformats.org/drawingml/2006/main">
+              <a:graphicData uri="http://schemas.openxmlformats.org/drawingml/2006/picture">
+                <pic:pic xmlns:pic="http://schemas.openxmlformats.org/drawingml/2006/picture">
+                  <pic:nvPicPr>
+                    <pic:cNvPr id="1317381190" name=""/>
+                    <pic:cNvPicPr/>
+                  </pic:nvPicPr>
+                  <pic:blipFill>
+                    <a:blip r:embed="rId22"/>
+                    <a:stretch>
+                      <a:fillRect/>
+                    </a:stretch>
+                  </pic:blipFill>
+                  <pic:spPr>
+                    <a:xfrm>
+                      <a:off x="0" y="0"/>
+                      <a:ext cx="3969788" cy="4155554"/>
+                    </a:xfrm>
+                    <a:prstGeom prst="rect">
+                      <a:avLst/>
+                    </a:prstGeom>
+                  </pic:spPr>
+                </pic:pic>
+              </a:graphicData>
+            </a:graphic>
+          </wp:inline>
+        </w:drawing>
+      </w:r>
+    </w:p>
+    <w:p>
+      <w:pPr>
+        <w:rPr>
+          <w:lang w:val="fr-CA"/>
+        </w:rPr>
+      </w:pPr>
+    </w:p>
+    <w:p>
+      <w:pPr>
+        <w:rPr>
+          <w:lang w:val="fr-CA"/>
+        </w:rPr>
+      </w:pPr>
+      <w:r>
+        <w:rPr>
+          <w:lang w:val="fr-CA"/>
+        </w:rPr>
+        <w:t>Lorsque la configuration est terminée, cliquer sur « Save » dans la section EEPROM afin de sauvegarder la configuration de façon permanente dans la mémoire du contrôleur.</w:t>
+      </w:r>
+    </w:p>
+    <w:p>
+      <w:pPr>
+        <w:rPr>
+          <w:lang w:val="fr-CA"/>
+        </w:rPr>
+      </w:pPr>
+      <w:r>
+        <w:rPr>
+          <w:lang w:val="fr-CA"/>
+        </w:rPr>
+        <w:t>Les boutons « COR » permettent de simuler des entrées COR pour effectuer des tests.</w:t>
+      </w:r>
+    </w:p>
+    <w:p>
+      <w:pPr>
+        <w:rPr>
+          <w:lang w:val="fr-CA"/>
+        </w:rPr>
+      </w:pPr>
+      <w:r>
+        <w:rPr>
+          <w:lang w:val="fr-CA"/>
+        </w:rPr>
+        <w:t>Les boutons « Aux Out » permettent d’activer les sorties auxiliaires.</w:t>
+      </w:r>
+    </w:p>
+    <w:p>
+      <w:pPr>
+        <w:rPr>
+          <w:lang w:val="fr-CA"/>
+        </w:rPr>
+      </w:pPr>
+      <w:r>
+        <w:rPr>
+          <w:lang w:val="fr-CA"/>
+        </w:rPr>
+        <w:t xml:space="preserve">Le bouton « Reboot » permet de redémarrer le contrôleur. </w:t>
+      </w:r>
     </w:p>
     <w:sectPr>
-      <w:footerReference w:type="default" r:id="rId14"/>
+      <w:footerReference w:type="default" r:id="rId23"/>
       <w:pgSz w:w="12240" w:h="15840"/>
       <w:pgMar w:top="1440" w:right="1440" w:bottom="1440" w:left="1440" w:header="720" w:footer="720" w:gutter="0"/>
       <w:cols w:space="720"/>
@@ -13066,7 +13875,7 @@
 </file>
 
 <file path=word/endnotes.xml><?xml version="1.0" encoding="utf-8"?>
-<w:endnotes xmlns:wpc="http://schemas.microsoft.com/office/word/2010/wordprocessingCanvas" xmlns:mc="http://schemas.openxmlformats.org/markup-compatibility/2006" xmlns:o="urn:schemas-microsoft-com:office:office" xmlns:r="http://schemas.openxmlformats.org/officeDocument/2006/relationships" xmlns:m="http://schemas.openxmlformats.org/officeDocument/2006/math" xmlns:v="urn:schemas-microsoft-com:vml" xmlns:wp14="http://schemas.microsoft.com/office/word/2010/wordprocessingDrawing" xmlns:wp="http://schemas.openxmlformats.org/drawingml/2006/wordprocessingDrawing" xmlns:w10="urn:schemas-microsoft-com:office:word" xmlns:w="http://schemas.openxmlformats.org/wordprocessingml/2006/main" xmlns:w14="http://schemas.microsoft.com/office/word/2010/wordml" xmlns:w15="http://schemas.microsoft.com/office/word/2012/wordml" xmlns:wpg="http://schemas.microsoft.com/office/word/2010/wordprocessingGroup" xmlns:wpi="http://schemas.microsoft.com/office/word/2010/wordprocessingInk" xmlns:wne="http://schemas.microsoft.com/office/word/2006/wordml" xmlns:wps="http://schemas.microsoft.com/office/word/2010/wordprocessingShape" mc:Ignorable="w14 w15 wp14">
+<w:endnotes xmlns:wpc="http://schemas.microsoft.com/office/word/2010/wordprocessingCanvas" xmlns:cx="http://schemas.microsoft.com/office/drawing/2014/chartex" xmlns:cx1="http://schemas.microsoft.com/office/drawing/2015/9/8/chartex" xmlns:cx2="http://schemas.microsoft.com/office/drawing/2015/10/21/chartex" xmlns:cx3="http://schemas.microsoft.com/office/drawing/2016/5/9/chartex" xmlns:cx4="http://schemas.microsoft.com/office/drawing/2016/5/10/chartex" xmlns:cx5="http://schemas.microsoft.com/office/drawing/2016/5/11/chartex" xmlns:cx6="http://schemas.microsoft.com/office/drawing/2016/5/12/chartex" xmlns:cx7="http://schemas.microsoft.com/office/drawing/2016/5/13/chartex" xmlns:cx8="http://schemas.microsoft.com/office/drawing/2016/5/14/chartex" xmlns:mc="http://schemas.openxmlformats.org/markup-compatibility/2006" xmlns:aink="http://schemas.microsoft.com/office/drawing/2016/ink" xmlns:am3d="http://schemas.microsoft.com/office/drawing/2017/model3d" xmlns:o="urn:schemas-microsoft-com:office:office" xmlns:oel="http://schemas.microsoft.com/office/2019/extlst" xmlns:r="http://schemas.openxmlformats.org/officeDocument/2006/relationships" xmlns:m="http://schemas.openxmlformats.org/officeDocument/2006/math" xmlns:v="urn:schemas-microsoft-com:vml" xmlns:wp14="http://schemas.microsoft.com/office/word/2010/wordprocessingDrawing" xmlns:wp="http://schemas.openxmlformats.org/drawingml/2006/wordprocessingDrawing" xmlns:w10="urn:schemas-microsoft-com:office:word" xmlns:w="http://schemas.openxmlformats.org/wordprocessingml/2006/main" xmlns:w14="http://schemas.microsoft.com/office/word/2010/wordml" xmlns:w15="http://schemas.microsoft.com/office/word/2012/wordml" xmlns:w16cex="http://schemas.microsoft.com/office/word/2018/wordml/cex" xmlns:w16cid="http://schemas.microsoft.com/office/word/2016/wordml/cid" xmlns:w16="http://schemas.microsoft.com/office/word/2018/wordml" xmlns:w16du="http://schemas.microsoft.com/office/word/2023/wordml/word16du" xmlns:w16sdtdh="http://schemas.microsoft.com/office/word/2020/wordml/sdtdatahash" xmlns:w16sdtfl="http://schemas.microsoft.com/office/word/2024/wordml/sdtformatlock" xmlns:w16se="http://schemas.microsoft.com/office/word/2015/wordml/symex" xmlns:wpg="http://schemas.microsoft.com/office/word/2010/wordprocessingGroup" xmlns:wpi="http://schemas.microsoft.com/office/word/2010/wordprocessingInk" xmlns:wne="http://schemas.microsoft.com/office/word/2006/wordml" xmlns:wps="http://schemas.microsoft.com/office/word/2010/wordprocessingShape" mc:Ignorable="w14 w15 w16se w16cid w16 w16cex w16sdtdh w16sdtfl w16du wp14">
   <w:endnote w:type="separator" w:id="-1">
     <w:p>
       <w:pPr>
@@ -13091,7 +13900,7 @@
 </file>
 
 <file path=word/footer1.xml><?xml version="1.0" encoding="utf-8"?>
-<w:ftr xmlns:wpc="http://schemas.microsoft.com/office/word/2010/wordprocessingCanvas" xmlns:mc="http://schemas.openxmlformats.org/markup-compatibility/2006" xmlns:o="urn:schemas-microsoft-com:office:office" xmlns:r="http://schemas.openxmlformats.org/officeDocument/2006/relationships" xmlns:m="http://schemas.openxmlformats.org/officeDocument/2006/math" xmlns:v="urn:schemas-microsoft-com:vml" xmlns:wp14="http://schemas.microsoft.com/office/word/2010/wordprocessingDrawing" xmlns:wp="http://schemas.openxmlformats.org/drawingml/2006/wordprocessingDrawing" xmlns:w10="urn:schemas-microsoft-com:office:word" xmlns:w="http://schemas.openxmlformats.org/wordprocessingml/2006/main" xmlns:w14="http://schemas.microsoft.com/office/word/2010/wordml" xmlns:w15="http://schemas.microsoft.com/office/word/2012/wordml" xmlns:wpg="http://schemas.microsoft.com/office/word/2010/wordprocessingGroup" xmlns:wpi="http://schemas.microsoft.com/office/word/2010/wordprocessingInk" xmlns:wne="http://schemas.microsoft.com/office/word/2006/wordml" xmlns:wps="http://schemas.microsoft.com/office/word/2010/wordprocessingShape" mc:Ignorable="w14 w15 wp14">
+<w:ftr xmlns:wpc="http://schemas.microsoft.com/office/word/2010/wordprocessingCanvas" xmlns:cx="http://schemas.microsoft.com/office/drawing/2014/chartex" xmlns:cx1="http://schemas.microsoft.com/office/drawing/2015/9/8/chartex" xmlns:cx2="http://schemas.microsoft.com/office/drawing/2015/10/21/chartex" xmlns:cx3="http://schemas.microsoft.com/office/drawing/2016/5/9/chartex" xmlns:cx4="http://schemas.microsoft.com/office/drawing/2016/5/10/chartex" xmlns:cx5="http://schemas.microsoft.com/office/drawing/2016/5/11/chartex" xmlns:cx6="http://schemas.microsoft.com/office/drawing/2016/5/12/chartex" xmlns:cx7="http://schemas.microsoft.com/office/drawing/2016/5/13/chartex" xmlns:cx8="http://schemas.microsoft.com/office/drawing/2016/5/14/chartex" xmlns:mc="http://schemas.openxmlformats.org/markup-compatibility/2006" xmlns:aink="http://schemas.microsoft.com/office/drawing/2016/ink" xmlns:am3d="http://schemas.microsoft.com/office/drawing/2017/model3d" xmlns:o="urn:schemas-microsoft-com:office:office" xmlns:oel="http://schemas.microsoft.com/office/2019/extlst" xmlns:r="http://schemas.openxmlformats.org/officeDocument/2006/relationships" xmlns:m="http://schemas.openxmlformats.org/officeDocument/2006/math" xmlns:v="urn:schemas-microsoft-com:vml" xmlns:wp14="http://schemas.microsoft.com/office/word/2010/wordprocessingDrawing" xmlns:wp="http://schemas.openxmlformats.org/drawingml/2006/wordprocessingDrawing" xmlns:w10="urn:schemas-microsoft-com:office:word" xmlns:w="http://schemas.openxmlformats.org/wordprocessingml/2006/main" xmlns:w14="http://schemas.microsoft.com/office/word/2010/wordml" xmlns:w15="http://schemas.microsoft.com/office/word/2012/wordml" xmlns:w16cex="http://schemas.microsoft.com/office/word/2018/wordml/cex" xmlns:w16cid="http://schemas.microsoft.com/office/word/2016/wordml/cid" xmlns:w16="http://schemas.microsoft.com/office/word/2018/wordml" xmlns:w16du="http://schemas.microsoft.com/office/word/2023/wordml/word16du" xmlns:w16sdtdh="http://schemas.microsoft.com/office/word/2020/wordml/sdtdatahash" xmlns:w16sdtfl="http://schemas.microsoft.com/office/word/2024/wordml/sdtformatlock" xmlns:w16se="http://schemas.microsoft.com/office/word/2015/wordml/symex" xmlns:wpg="http://schemas.microsoft.com/office/word/2010/wordprocessingGroup" xmlns:wpi="http://schemas.microsoft.com/office/word/2010/wordprocessingInk" xmlns:wne="http://schemas.microsoft.com/office/word/2006/wordml" xmlns:wps="http://schemas.microsoft.com/office/word/2010/wordprocessingShape" mc:Ignorable="w14 w15 w16se w16cid w16 w16cex w16sdtdh w16sdtfl w16du wp14">
   <w:p>
     <w:pPr>
       <w:pStyle w:val="Footer"/>
@@ -13116,18 +13925,26 @@
       </w:rPr>
       <w:ptab w:relativeTo="margin" w:alignment="right" w:leader="none"/>
     </w:r>
+    <w:proofErr w:type="gramStart"/>
     <w:r>
       <w:rPr>
         <w:lang w:val="fr-CA"/>
       </w:rPr>
-      <w:t>Mai 2020</w:t>
+      <w:t>Janvier</w:t>
+    </w:r>
+    <w:proofErr w:type="gramEnd"/>
+    <w:r>
+      <w:rPr>
+        <w:lang w:val="fr-CA"/>
+      </w:rPr>
+      <w:t xml:space="preserve"> 2026</w:t>
     </w:r>
   </w:p>
 </w:ftr>
 </file>
 
 <file path=word/footnotes.xml><?xml version="1.0" encoding="utf-8"?>
-<w:footnotes xmlns:wpc="http://schemas.microsoft.com/office/word/2010/wordprocessingCanvas" xmlns:mc="http://schemas.openxmlformats.org/markup-compatibility/2006" xmlns:o="urn:schemas-microsoft-com:office:office" xmlns:r="http://schemas.openxmlformats.org/officeDocument/2006/relationships" xmlns:m="http://schemas.openxmlformats.org/officeDocument/2006/math" xmlns:v="urn:schemas-microsoft-com:vml" xmlns:wp14="http://schemas.microsoft.com/office/word/2010/wordprocessingDrawing" xmlns:wp="http://schemas.openxmlformats.org/drawingml/2006/wordprocessingDrawing" xmlns:w10="urn:schemas-microsoft-com:office:word" xmlns:w="http://schemas.openxmlformats.org/wordprocessingml/2006/main" xmlns:w14="http://schemas.microsoft.com/office/word/2010/wordml" xmlns:w15="http://schemas.microsoft.com/office/word/2012/wordml" xmlns:wpg="http://schemas.microsoft.com/office/word/2010/wordprocessingGroup" xmlns:wpi="http://schemas.microsoft.com/office/word/2010/wordprocessingInk" xmlns:wne="http://schemas.microsoft.com/office/word/2006/wordml" xmlns:wps="http://schemas.microsoft.com/office/word/2010/wordprocessingShape" mc:Ignorable="w14 w15 wp14">
+<w:footnotes xmlns:wpc="http://schemas.microsoft.com/office/word/2010/wordprocessingCanvas" xmlns:cx="http://schemas.microsoft.com/office/drawing/2014/chartex" xmlns:cx1="http://schemas.microsoft.com/office/drawing/2015/9/8/chartex" xmlns:cx2="http://schemas.microsoft.com/office/drawing/2015/10/21/chartex" xmlns:cx3="http://schemas.microsoft.com/office/drawing/2016/5/9/chartex" xmlns:cx4="http://schemas.microsoft.com/office/drawing/2016/5/10/chartex" xmlns:cx5="http://schemas.microsoft.com/office/drawing/2016/5/11/chartex" xmlns:cx6="http://schemas.microsoft.com/office/drawing/2016/5/12/chartex" xmlns:cx7="http://schemas.microsoft.com/office/drawing/2016/5/13/chartex" xmlns:cx8="http://schemas.microsoft.com/office/drawing/2016/5/14/chartex" xmlns:mc="http://schemas.openxmlformats.org/markup-compatibility/2006" xmlns:aink="http://schemas.microsoft.com/office/drawing/2016/ink" xmlns:am3d="http://schemas.microsoft.com/office/drawing/2017/model3d" xmlns:o="urn:schemas-microsoft-com:office:office" xmlns:oel="http://schemas.microsoft.com/office/2019/extlst" xmlns:r="http://schemas.openxmlformats.org/officeDocument/2006/relationships" xmlns:m="http://schemas.openxmlformats.org/officeDocument/2006/math" xmlns:v="urn:schemas-microsoft-com:vml" xmlns:wp14="http://schemas.microsoft.com/office/word/2010/wordprocessingDrawing" xmlns:wp="http://schemas.openxmlformats.org/drawingml/2006/wordprocessingDrawing" xmlns:w10="urn:schemas-microsoft-com:office:word" xmlns:w="http://schemas.openxmlformats.org/wordprocessingml/2006/main" xmlns:w14="http://schemas.microsoft.com/office/word/2010/wordml" xmlns:w15="http://schemas.microsoft.com/office/word/2012/wordml" xmlns:w16cex="http://schemas.microsoft.com/office/word/2018/wordml/cex" xmlns:w16cid="http://schemas.microsoft.com/office/word/2016/wordml/cid" xmlns:w16="http://schemas.microsoft.com/office/word/2018/wordml" xmlns:w16du="http://schemas.microsoft.com/office/word/2023/wordml/word16du" xmlns:w16sdtdh="http://schemas.microsoft.com/office/word/2020/wordml/sdtdatahash" xmlns:w16sdtfl="http://schemas.microsoft.com/office/word/2024/wordml/sdtformatlock" xmlns:w16se="http://schemas.microsoft.com/office/word/2015/wordml/symex" xmlns:wpg="http://schemas.microsoft.com/office/word/2010/wordprocessingGroup" xmlns:wpi="http://schemas.microsoft.com/office/word/2010/wordprocessingInk" xmlns:wne="http://schemas.microsoft.com/office/word/2006/wordml" xmlns:wps="http://schemas.microsoft.com/office/word/2010/wordprocessingShape" mc:Ignorable="w14 w15 w16se w16cid w16 w16cex w16sdtdh w16sdtfl w16du wp14">
   <w:footnote w:type="separator" w:id="-1">
     <w:p>
       <w:pPr>
@@ -13152,7 +13969,7 @@
 </file>
 
 <file path=word/numbering.xml><?xml version="1.0" encoding="utf-8"?>
-<w:numbering xmlns:wpc="http://schemas.microsoft.com/office/word/2010/wordprocessingCanvas" xmlns:mc="http://schemas.openxmlformats.org/markup-compatibility/2006" xmlns:o="urn:schemas-microsoft-com:office:office" xmlns:r="http://schemas.openxmlformats.org/officeDocument/2006/relationships" xmlns:m="http://schemas.openxmlformats.org/officeDocument/2006/math" xmlns:v="urn:schemas-microsoft-com:vml" xmlns:wp14="http://schemas.microsoft.com/office/word/2010/wordprocessingDrawing" xmlns:wp="http://schemas.openxmlformats.org/drawingml/2006/wordprocessingDrawing" xmlns:w10="urn:schemas-microsoft-com:office:word" xmlns:w="http://schemas.openxmlformats.org/wordprocessingml/2006/main" xmlns:w14="http://schemas.microsoft.com/office/word/2010/wordml" xmlns:w15="http://schemas.microsoft.com/office/word/2012/wordml" xmlns:wpg="http://schemas.microsoft.com/office/word/2010/wordprocessingGroup" xmlns:wpi="http://schemas.microsoft.com/office/word/2010/wordprocessingInk" xmlns:wne="http://schemas.microsoft.com/office/word/2006/wordml" xmlns:wps="http://schemas.microsoft.com/office/word/2010/wordprocessingShape" mc:Ignorable="w14 w15 wp14">
+<w:numbering xmlns:wpc="http://schemas.microsoft.com/office/word/2010/wordprocessingCanvas" xmlns:cx="http://schemas.microsoft.com/office/drawing/2014/chartex" xmlns:cx1="http://schemas.microsoft.com/office/drawing/2015/9/8/chartex" xmlns:cx2="http://schemas.microsoft.com/office/drawing/2015/10/21/chartex" xmlns:cx3="http://schemas.microsoft.com/office/drawing/2016/5/9/chartex" xmlns:cx4="http://schemas.microsoft.com/office/drawing/2016/5/10/chartex" xmlns:cx5="http://schemas.microsoft.com/office/drawing/2016/5/11/chartex" xmlns:cx6="http://schemas.microsoft.com/office/drawing/2016/5/12/chartex" xmlns:cx7="http://schemas.microsoft.com/office/drawing/2016/5/13/chartex" xmlns:cx8="http://schemas.microsoft.com/office/drawing/2016/5/14/chartex" xmlns:mc="http://schemas.openxmlformats.org/markup-compatibility/2006" xmlns:aink="http://schemas.microsoft.com/office/drawing/2016/ink" xmlns:am3d="http://schemas.microsoft.com/office/drawing/2017/model3d" xmlns:o="urn:schemas-microsoft-com:office:office" xmlns:oel="http://schemas.microsoft.com/office/2019/extlst" xmlns:r="http://schemas.openxmlformats.org/officeDocument/2006/relationships" xmlns:m="http://schemas.openxmlformats.org/officeDocument/2006/math" xmlns:v="urn:schemas-microsoft-com:vml" xmlns:wp14="http://schemas.microsoft.com/office/word/2010/wordprocessingDrawing" xmlns:wp="http://schemas.openxmlformats.org/drawingml/2006/wordprocessingDrawing" xmlns:w10="urn:schemas-microsoft-com:office:word" xmlns:w="http://schemas.openxmlformats.org/wordprocessingml/2006/main" xmlns:w14="http://schemas.microsoft.com/office/word/2010/wordml" xmlns:w15="http://schemas.microsoft.com/office/word/2012/wordml" xmlns:w16cex="http://schemas.microsoft.com/office/word/2018/wordml/cex" xmlns:w16cid="http://schemas.microsoft.com/office/word/2016/wordml/cid" xmlns:w16="http://schemas.microsoft.com/office/word/2018/wordml" xmlns:w16du="http://schemas.microsoft.com/office/word/2023/wordml/word16du" xmlns:w16sdtdh="http://schemas.microsoft.com/office/word/2020/wordml/sdtdatahash" xmlns:w16sdtfl="http://schemas.microsoft.com/office/word/2024/wordml/sdtformatlock" xmlns:w16se="http://schemas.microsoft.com/office/word/2015/wordml/symex" xmlns:wpg="http://schemas.microsoft.com/office/word/2010/wordprocessingGroup" xmlns:wpi="http://schemas.microsoft.com/office/word/2010/wordprocessingInk" xmlns:wne="http://schemas.microsoft.com/office/word/2006/wordml" xmlns:wps="http://schemas.microsoft.com/office/word/2010/wordprocessingShape" mc:Ignorable="w14 w15 w16se w16cid w16 w16cex w16sdtdh w16sdtfl w16du wp14">
   <w:abstractNum w:abstractNumId="0" w15:restartNumberingAfterBreak="0">
     <w:nsid w:val="0C2405F0"/>
     <w:multiLevelType w:val="hybridMultilevel"/>
@@ -13166,7 +13983,7 @@
         <w:ind w:left="720" w:hanging="360"/>
       </w:pPr>
     </w:lvl>
-    <w:lvl w:ilvl="1" w:tplc="04090019" w:tentative="1">
+    <w:lvl w:ilvl="1" w:tplc="04090019">
       <w:start w:val="1"/>
       <w:numFmt w:val="lowerLetter"/>
       <w:lvlText w:val="%2."/>
@@ -13175,7 +13992,7 @@
         <w:ind w:left="1440" w:hanging="360"/>
       </w:pPr>
     </w:lvl>
-    <w:lvl w:ilvl="2" w:tplc="0409001B" w:tentative="1">
+    <w:lvl w:ilvl="2" w:tplc="0409001B">
       <w:start w:val="1"/>
       <w:numFmt w:val="lowerRoman"/>
       <w:lvlText w:val="%3."/>
@@ -13578,23 +14395,139 @@
       </w:rPr>
     </w:lvl>
   </w:abstractNum>
-  <w:num w:numId="1">
+  <w:abstractNum w:abstractNumId="4" w15:restartNumberingAfterBreak="0">
+    <w:nsid w:val="7960293D"/>
+    <w:multiLevelType w:val="hybridMultilevel"/>
+    <w:tmpl w:val="8668BB70"/>
+    <w:lvl w:ilvl="0" w:tplc="04090001">
+      <w:start w:val="1"/>
+      <w:numFmt w:val="bullet"/>
+      <w:lvlText w:val=""/>
+      <w:lvlJc w:val="left"/>
+      <w:pPr>
+        <w:ind w:left="720" w:hanging="360"/>
+      </w:pPr>
+      <w:rPr>
+        <w:rFonts w:ascii="Symbol" w:hAnsi="Symbol" w:hint="default"/>
+      </w:rPr>
+    </w:lvl>
+    <w:lvl w:ilvl="1" w:tplc="04090003" w:tentative="1">
+      <w:start w:val="1"/>
+      <w:numFmt w:val="bullet"/>
+      <w:lvlText w:val="o"/>
+      <w:lvlJc w:val="left"/>
+      <w:pPr>
+        <w:ind w:left="1440" w:hanging="360"/>
+      </w:pPr>
+      <w:rPr>
+        <w:rFonts w:ascii="Courier New" w:hAnsi="Courier New" w:cs="Courier New" w:hint="default"/>
+      </w:rPr>
+    </w:lvl>
+    <w:lvl w:ilvl="2" w:tplc="04090005" w:tentative="1">
+      <w:start w:val="1"/>
+      <w:numFmt w:val="bullet"/>
+      <w:lvlText w:val=""/>
+      <w:lvlJc w:val="left"/>
+      <w:pPr>
+        <w:ind w:left="2160" w:hanging="360"/>
+      </w:pPr>
+      <w:rPr>
+        <w:rFonts w:ascii="Wingdings" w:hAnsi="Wingdings" w:hint="default"/>
+      </w:rPr>
+    </w:lvl>
+    <w:lvl w:ilvl="3" w:tplc="04090001" w:tentative="1">
+      <w:start w:val="1"/>
+      <w:numFmt w:val="bullet"/>
+      <w:lvlText w:val=""/>
+      <w:lvlJc w:val="left"/>
+      <w:pPr>
+        <w:ind w:left="2880" w:hanging="360"/>
+      </w:pPr>
+      <w:rPr>
+        <w:rFonts w:ascii="Symbol" w:hAnsi="Symbol" w:hint="default"/>
+      </w:rPr>
+    </w:lvl>
+    <w:lvl w:ilvl="4" w:tplc="04090003" w:tentative="1">
+      <w:start w:val="1"/>
+      <w:numFmt w:val="bullet"/>
+      <w:lvlText w:val="o"/>
+      <w:lvlJc w:val="left"/>
+      <w:pPr>
+        <w:ind w:left="3600" w:hanging="360"/>
+      </w:pPr>
+      <w:rPr>
+        <w:rFonts w:ascii="Courier New" w:hAnsi="Courier New" w:cs="Courier New" w:hint="default"/>
+      </w:rPr>
+    </w:lvl>
+    <w:lvl w:ilvl="5" w:tplc="04090005" w:tentative="1">
+      <w:start w:val="1"/>
+      <w:numFmt w:val="bullet"/>
+      <w:lvlText w:val=""/>
+      <w:lvlJc w:val="left"/>
+      <w:pPr>
+        <w:ind w:left="4320" w:hanging="360"/>
+      </w:pPr>
+      <w:rPr>
+        <w:rFonts w:ascii="Wingdings" w:hAnsi="Wingdings" w:hint="default"/>
+      </w:rPr>
+    </w:lvl>
+    <w:lvl w:ilvl="6" w:tplc="04090001" w:tentative="1">
+      <w:start w:val="1"/>
+      <w:numFmt w:val="bullet"/>
+      <w:lvlText w:val=""/>
+      <w:lvlJc w:val="left"/>
+      <w:pPr>
+        <w:ind w:left="5040" w:hanging="360"/>
+      </w:pPr>
+      <w:rPr>
+        <w:rFonts w:ascii="Symbol" w:hAnsi="Symbol" w:hint="default"/>
+      </w:rPr>
+    </w:lvl>
+    <w:lvl w:ilvl="7" w:tplc="04090003" w:tentative="1">
+      <w:start w:val="1"/>
+      <w:numFmt w:val="bullet"/>
+      <w:lvlText w:val="o"/>
+      <w:lvlJc w:val="left"/>
+      <w:pPr>
+        <w:ind w:left="5760" w:hanging="360"/>
+      </w:pPr>
+      <w:rPr>
+        <w:rFonts w:ascii="Courier New" w:hAnsi="Courier New" w:cs="Courier New" w:hint="default"/>
+      </w:rPr>
+    </w:lvl>
+    <w:lvl w:ilvl="8" w:tplc="04090005" w:tentative="1">
+      <w:start w:val="1"/>
+      <w:numFmt w:val="bullet"/>
+      <w:lvlText w:val=""/>
+      <w:lvlJc w:val="left"/>
+      <w:pPr>
+        <w:ind w:left="6480" w:hanging="360"/>
+      </w:pPr>
+      <w:rPr>
+        <w:rFonts w:ascii="Wingdings" w:hAnsi="Wingdings" w:hint="default"/>
+      </w:rPr>
+    </w:lvl>
+  </w:abstractNum>
+  <w:num w:numId="1" w16cid:durableId="994407255">
     <w:abstractNumId w:val="1"/>
   </w:num>
-  <w:num w:numId="2">
+  <w:num w:numId="2" w16cid:durableId="1423255532">
     <w:abstractNumId w:val="0"/>
   </w:num>
-  <w:num w:numId="3">
+  <w:num w:numId="3" w16cid:durableId="1222135597">
     <w:abstractNumId w:val="3"/>
   </w:num>
-  <w:num w:numId="4">
+  <w:num w:numId="4" w16cid:durableId="1156608056">
     <w:abstractNumId w:val="2"/>
+  </w:num>
+  <w:num w:numId="5" w16cid:durableId="1789274490">
+    <w:abstractNumId w:val="4"/>
   </w:num>
 </w:numbering>
 </file>
 
 <file path=word/styles.xml><?xml version="1.0" encoding="utf-8"?>
-<w:styles xmlns:mc="http://schemas.openxmlformats.org/markup-compatibility/2006" xmlns:r="http://schemas.openxmlformats.org/officeDocument/2006/relationships" xmlns:w="http://schemas.openxmlformats.org/wordprocessingml/2006/main" xmlns:w14="http://schemas.microsoft.com/office/word/2010/wordml" xmlns:w15="http://schemas.microsoft.com/office/word/2012/wordml" mc:Ignorable="w14 w15">
+<w:styles xmlns:mc="http://schemas.openxmlformats.org/markup-compatibility/2006" xmlns:r="http://schemas.openxmlformats.org/officeDocument/2006/relationships" xmlns:w="http://schemas.openxmlformats.org/wordprocessingml/2006/main" xmlns:w14="http://schemas.microsoft.com/office/word/2010/wordml" xmlns:w15="http://schemas.microsoft.com/office/word/2012/wordml" xmlns:w16cex="http://schemas.microsoft.com/office/word/2018/wordml/cex" xmlns:w16cid="http://schemas.microsoft.com/office/word/2016/wordml/cid" xmlns:w16="http://schemas.microsoft.com/office/word/2018/wordml" xmlns:w16du="http://schemas.microsoft.com/office/word/2023/wordml/word16du" xmlns:w16sdtdh="http://schemas.microsoft.com/office/word/2020/wordml/sdtdatahash" xmlns:w16sdtfl="http://schemas.microsoft.com/office/word/2024/wordml/sdtformatlock" xmlns:w16se="http://schemas.microsoft.com/office/word/2015/wordml/symex" mc:Ignorable="w14 w15 w16se w16cid w16 w16cex w16sdtdh w16sdtfl w16du">
   <w:docDefaults>
     <w:rPrDefault>
       <w:rPr>
@@ -13610,7 +14543,7 @@
       </w:pPr>
     </w:pPrDefault>
   </w:docDefaults>
-  <w:latentStyles w:defLockedState="0" w:defUIPriority="99" w:defSemiHidden="0" w:defUnhideWhenUsed="0" w:defQFormat="0" w:count="371">
+  <w:latentStyles w:defLockedState="0" w:defUIPriority="99" w:defSemiHidden="0" w:defUnhideWhenUsed="0" w:defQFormat="0" w:count="376">
     <w:lsdException w:name="Normal" w:uiPriority="0" w:qFormat="1"/>
     <w:lsdException w:name="heading 1" w:uiPriority="9" w:qFormat="1"/>
     <w:lsdException w:name="heading 2" w:semiHidden="1" w:uiPriority="9" w:unhideWhenUsed="1" w:qFormat="1"/>
@@ -13982,6 +14915,11 @@
     <w:lsdException w:name="List Table 5 Dark Accent 6" w:uiPriority="50"/>
     <w:lsdException w:name="List Table 6 Colorful Accent 6" w:uiPriority="51"/>
     <w:lsdException w:name="List Table 7 Colorful Accent 6" w:uiPriority="52"/>
+    <w:lsdException w:name="Mention" w:semiHidden="1" w:unhideWhenUsed="1"/>
+    <w:lsdException w:name="Smart Hyperlink" w:semiHidden="1" w:unhideWhenUsed="1"/>
+    <w:lsdException w:name="Hashtag" w:semiHidden="1" w:unhideWhenUsed="1"/>
+    <w:lsdException w:name="Unresolved Mention" w:semiHidden="1" w:unhideWhenUsed="1"/>
+    <w:lsdException w:name="Smart Link" w:semiHidden="1" w:unhideWhenUsed="1"/>
   </w:latentStyles>
   <w:style w:type="paragraph" w:default="1" w:styleId="Normal">
     <w:name w:val="Normal"/>
@@ -14037,7 +14975,6 @@
   <w:style w:type="character" w:default="1" w:styleId="DefaultParagraphFont">
     <w:name w:val="Default Paragraph Font"/>
     <w:uiPriority w:val="1"/>
-    <w:semiHidden/>
     <w:unhideWhenUsed/>
   </w:style>
   <w:style w:type="table" w:default="1" w:styleId="TableNormal">
@@ -14739,6 +15676,30 @@
       <w:ind w:left="220"/>
     </w:pPr>
   </w:style>
+  <w:style w:type="character" w:styleId="UnresolvedMention">
+    <w:name w:val="Unresolved Mention"/>
+    <w:basedOn w:val="DefaultParagraphFont"/>
+    <w:uiPriority w:val="99"/>
+    <w:semiHidden/>
+    <w:unhideWhenUsed/>
+    <w:rsid w:val="009D6C9F"/>
+    <w:rPr>
+      <w:color w:val="605E5C"/>
+      <w:shd w:val="clear" w:color="auto" w:fill="E1DFDD"/>
+    </w:rPr>
+  </w:style>
+  <w:style w:type="character" w:styleId="FollowedHyperlink">
+    <w:name w:val="FollowedHyperlink"/>
+    <w:basedOn w:val="DefaultParagraphFont"/>
+    <w:uiPriority w:val="99"/>
+    <w:semiHidden/>
+    <w:unhideWhenUsed/>
+    <w:rsid w:val="009D6C9F"/>
+    <w:rPr>
+      <w:color w:val="800080" w:themeColor="followedHyperlink"/>
+      <w:u w:val="single"/>
+    </w:rPr>
+  </w:style>
 </w:styles>
 </file>
 
@@ -15037,4 +15998,10 @@
     <ds:schemaRef ds:uri="http://schemas.openxmlformats.org/officeDocument/2006/bibliography"/>
   </ds:schemaRefs>
 </ds:datastoreItem>
+</file>
+
+<file path=docMetadata/LabelInfo.xml><?xml version="1.0" encoding="utf-8"?>
+<clbl:labelList xmlns:clbl="http://schemas.microsoft.com/office/2020/mipLabelMetadata">
+  <clbl:label id="{9d258917-277f-42cd-a3cd-14c4e9ee58bc}" enabled="1" method="Standard" siteId="{38ae3bcd-9579-4fd4-adda-b42e1495d55a}" contentBits="0" removed="0"/>
+</clbl:labelList>
 </file>